--- a/Dfff-Inf/F307-DoM.docx
+++ b/Dfff-Inf/F307-DoM.docx
@@ -200,6 +200,7 @@
           <w:pgMar w:top="1418" w:right="1418" w:bottom="1418" w:left="1418" w:header="0" w:footer="0" w:gutter="0"/>
           <w:cols w:space="720"/>
           <w:formProt w:val="0"/>
+          <w:docGrid w:linePitch="100"/>
         </w:sectPr>
       </w:pPr>
     </w:p>
@@ -251,7 +252,7 @@
           <w:pgMar w:top="1418" w:right="1418" w:bottom="1418" w:left="1418" w:header="0" w:footer="0" w:gutter="0"/>
           <w:cols w:space="720"/>
           <w:formProt w:val="0"/>
-          <w:docGrid w:linePitch="312" w:charSpace="-6145"/>
+          <w:docGrid w:linePitch="100"/>
         </w:sectPr>
       </w:pPr>
     </w:p>
@@ -303,7 +304,7 @@
           <w:pgMar w:top="1418" w:right="1418" w:bottom="1418" w:left="1418" w:header="0" w:footer="0" w:gutter="0"/>
           <w:cols w:space="720"/>
           <w:formProt w:val="0"/>
-          <w:docGrid w:linePitch="312" w:charSpace="-6145"/>
+          <w:docGrid w:linePitch="100"/>
         </w:sectPr>
       </w:pPr>
     </w:p>
@@ -355,7 +356,7 @@
           <w:pgMar w:top="1418" w:right="1418" w:bottom="1418" w:left="1418" w:header="0" w:footer="0" w:gutter="0"/>
           <w:cols w:space="720"/>
           <w:formProt w:val="0"/>
-          <w:docGrid w:linePitch="312" w:charSpace="-6145"/>
+          <w:docGrid w:linePitch="100"/>
         </w:sectPr>
       </w:pPr>
     </w:p>
@@ -396,7 +397,19 @@
         <w:rPr>
           <w:rFonts w:ascii="Gentium" w:hAnsi="Gentium" w:cs="Gentium"/>
         </w:rPr>
-        <w:t xml:space="preserve">And she prayed, saying, “My Lord Jesu Christ, who did vouchsafe of your excellent goodness to be born of me, hear my voice and send to me your apostle John that, seeing him, I may have the first fruits of joy; and send to me also the rest of your apostles, both those who have already </w:t>
+        <w:t>And she prayed, saying, “My Lord Jesu</w:t>
+      </w:r>
+      <w:r>
+        <w:rPr>
+          <w:rFonts w:ascii="Gentium" w:hAnsi="Gentium" w:cs="Gentium"/>
+        </w:rPr>
+        <w:t>s</w:t>
+      </w:r>
+      <w:r>
+        <w:rPr>
+          <w:rFonts w:ascii="Gentium" w:hAnsi="Gentium" w:cs="Gentium"/>
+        </w:rPr>
+        <w:t xml:space="preserve"> Christ, who did vouchsafe of your excellent goodness to be born of me, hear my voice and send to me your apostle John that, seeing him, I may have the first fruits of joy; and send to me also the rest of your apostles, both those who have already </w:t>
       </w:r>
       <w:r>
         <w:rPr>
@@ -414,7 +427,7 @@
           <w:pgMar w:top="1418" w:right="1418" w:bottom="1418" w:left="1418" w:header="0" w:footer="0" w:gutter="0"/>
           <w:cols w:space="720"/>
           <w:formProt w:val="0"/>
-          <w:docGrid w:linePitch="312" w:charSpace="-6145"/>
+          <w:docGrid w:linePitch="100"/>
         </w:sectPr>
       </w:pPr>
     </w:p>
@@ -466,7 +479,7 @@
           <w:pgMar w:top="1418" w:right="1418" w:bottom="1418" w:left="1418" w:header="0" w:footer="0" w:gutter="0"/>
           <w:cols w:space="720"/>
           <w:formProt w:val="0"/>
-          <w:docGrid w:linePitch="312" w:charSpace="-6145"/>
+          <w:docGrid w:linePitch="100"/>
         </w:sectPr>
       </w:pPr>
     </w:p>
@@ -518,7 +531,7 @@
           <w:pgMar w:top="1418" w:right="1418" w:bottom="1418" w:left="1418" w:header="0" w:footer="0" w:gutter="0"/>
           <w:cols w:space="720"/>
           <w:formProt w:val="0"/>
-          <w:docGrid w:linePitch="312" w:charSpace="-6145"/>
+          <w:docGrid w:linePitch="100"/>
         </w:sectPr>
       </w:pPr>
     </w:p>
@@ -570,7 +583,7 @@
           <w:pgMar w:top="1418" w:right="1418" w:bottom="1418" w:left="1418" w:header="0" w:footer="0" w:gutter="0"/>
           <w:cols w:space="720"/>
           <w:formProt w:val="0"/>
-          <w:docGrid w:linePitch="312" w:charSpace="-6145"/>
+          <w:docGrid w:linePitch="100"/>
         </w:sectPr>
       </w:pPr>
     </w:p>
@@ -622,7 +635,7 @@
           <w:pgMar w:top="1418" w:right="1418" w:bottom="1418" w:left="1418" w:header="0" w:footer="0" w:gutter="0"/>
           <w:cols w:space="720"/>
           <w:formProt w:val="0"/>
-          <w:docGrid w:linePitch="312" w:charSpace="-6145"/>
+          <w:docGrid w:linePitch="100"/>
         </w:sectPr>
       </w:pPr>
     </w:p>
@@ -674,7 +687,7 @@
           <w:pgMar w:top="1418" w:right="1418" w:bottom="1418" w:left="1418" w:header="0" w:footer="0" w:gutter="0"/>
           <w:cols w:space="720"/>
           <w:formProt w:val="0"/>
-          <w:docGrid w:linePitch="312" w:charSpace="-6145"/>
+          <w:docGrid w:linePitch="100"/>
         </w:sectPr>
       </w:pPr>
     </w:p>
@@ -727,7 +740,7 @@
           <w:pgMar w:top="1418" w:right="1418" w:bottom="1418" w:left="1418" w:header="0" w:footer="0" w:gutter="0"/>
           <w:cols w:space="720"/>
           <w:formProt w:val="0"/>
-          <w:docGrid w:linePitch="312" w:charSpace="-6145"/>
+          <w:docGrid w:linePitch="100"/>
         </w:sectPr>
       </w:pPr>
     </w:p>
@@ -779,7 +792,7 @@
           <w:pgMar w:top="1418" w:right="1418" w:bottom="1418" w:left="1418" w:header="0" w:footer="0" w:gutter="0"/>
           <w:cols w:space="720"/>
           <w:formProt w:val="0"/>
-          <w:docGrid w:linePitch="312" w:charSpace="-6145"/>
+          <w:docGrid w:linePitch="100"/>
         </w:sectPr>
       </w:pPr>
     </w:p>
@@ -831,7 +844,7 @@
           <w:pgMar w:top="1418" w:right="1418" w:bottom="1418" w:left="1418" w:header="0" w:footer="0" w:gutter="0"/>
           <w:cols w:space="720"/>
           <w:formProt w:val="0"/>
-          <w:docGrid w:linePitch="312" w:charSpace="-6145"/>
+          <w:docGrid w:linePitch="100"/>
         </w:sectPr>
       </w:pPr>
     </w:p>
@@ -859,6 +872,16 @@
         </w:rPr>
         <w:t>Chapter 14</w:t>
       </w:r>
+      <w:r>
+        <w:rPr>
+          <w:rFonts w:ascii="Gentium" w:hAnsi="Gentium" w:cs="Gentium"/>
+          <w:b/>
+          <w:bCs/>
+          <w:sz w:val="28"/>
+          <w:szCs w:val="28"/>
+        </w:rPr>
+        <w:t>–15(a)</w:t>
+      </w:r>
     </w:p>
     <w:p>
       <w:pPr>
@@ -872,7 +895,22 @@
         <w:rPr>
           <w:rFonts w:ascii="Gentium" w:hAnsi="Gentium" w:cs="Gentium"/>
         </w:rPr>
-        <w:t>And Mark, who was yet alive, came also from Alexandria with the rest, as hats been said, from their several countries.</w:t>
+        <w:t>And Mark, who was yet alive, came also from Alexandria with the rest, as has been said, from their several countries.</w:t>
+      </w:r>
+    </w:p>
+    <w:p>
+      <w:pPr>
+        <w:spacing w:before="120"/>
+        <w:jc w:val="both"/>
+        <w:rPr>
+          <w:rFonts w:ascii="Gentium" w:hAnsi="Gentium" w:cs="Gentium"/>
+        </w:rPr>
+      </w:pPr>
+      <w:r>
+        <w:rPr>
+          <w:rFonts w:ascii="Gentium" w:hAnsi="Gentium" w:cs="Gentium"/>
+        </w:rPr>
+        <w:t>But Peter, when he was lifted up by the cloud, stood between the heaven and the earth; for, the Holy Ghost sustained him, and beheld while the rest of the apostles also were caught up in the clouds to be present with Peter. And so all came together by the means of the Holy Ghost, as has been said.</w:t>
       </w:r>
     </w:p>
     <w:p>
@@ -883,7 +921,7 @@
           <w:pgMar w:top="1418" w:right="1418" w:bottom="1418" w:left="1418" w:header="0" w:footer="0" w:gutter="0"/>
           <w:cols w:space="720"/>
           <w:formProt w:val="0"/>
-          <w:docGrid w:linePitch="312" w:charSpace="-6145"/>
+          <w:docGrid w:linePitch="100"/>
         </w:sectPr>
       </w:pPr>
     </w:p>
@@ -909,7 +947,7 @@
           <w:sz w:val="28"/>
           <w:szCs w:val="28"/>
         </w:rPr>
-        <w:t>Chapter 15 (a)</w:t>
+        <w:t>Chapter 15 (b)</w:t>
       </w:r>
     </w:p>
     <w:p>
@@ -924,7 +962,7 @@
         <w:rPr>
           <w:rFonts w:ascii="Gentium" w:hAnsi="Gentium" w:cs="Gentium"/>
         </w:rPr>
-        <w:t>But Peter, when he was lifted up by the cloud, stood between the heaven and the earth; for, the Holy Ghost sustained him, and beheld while the rest of the apostles also were caught up in the clouds to be present with Peter. And so all came together by the means of the Holy Ghost, as has been said.</w:t>
+        <w:t>And we entered in to the mother of our Lord and God and did her worship and said, “Fear not, neither be grieved: the Lord God that was born of you shall bring you out of this world with glory.” And she, rejoicing in God her Saviour, sat up in the bed and said to the apostles, “Now I believe that our teacher and our God comes from heaven, and I shall behold him, and so depart out of this life, even as I have seen you come to me. And I would that you would tell me whence you knew that I was departing and came to me, and from what lands and how far you are come hither, that you have been so quick to visit me; for, neither has he that was born of me, even our Lord Jesus Christ, hidden it from me. For, I have believed now also that he is the Son of the Most High.”</w:t>
       </w:r>
     </w:p>
     <w:p>
@@ -935,7 +973,7 @@
           <w:pgMar w:top="1418" w:right="1418" w:bottom="1418" w:left="1418" w:header="0" w:footer="0" w:gutter="0"/>
           <w:cols w:space="720"/>
           <w:formProt w:val="0"/>
-          <w:docGrid w:linePitch="312" w:charSpace="-6145"/>
+          <w:docGrid w:linePitch="100"/>
         </w:sectPr>
       </w:pPr>
     </w:p>
@@ -961,7 +999,8 @@
           <w:sz w:val="28"/>
           <w:szCs w:val="28"/>
         </w:rPr>
-        <w:t>Chapter 15 (b)</w:t>
+        <w:lastRenderedPageBreak/>
+        <w:t>Chapter 16</w:t>
       </w:r>
     </w:p>
     <w:p>
@@ -976,14 +1015,21 @@
         <w:rPr>
           <w:rFonts w:ascii="Gentium" w:hAnsi="Gentium" w:cs="Gentium"/>
         </w:rPr>
-        <w:t xml:space="preserve">And we entered in to the mother of our Lord and God and did her worship and said, “Fear not, neither be grieved: the Lord God that was born of you shall bring you out of this world with glory.” And she, rejoicing in God her Saviour, sat up in the bed and said to the apostles, “Now I believe that our teacher and our God comes from heaven, and I shall behold him, and so depart out of this life, even as I have seen you come to me. And I would that you would tell me whence you knew that I was departing and came to me, and from what lands and how far you are come </w:t>
-      </w:r>
-      <w:r>
-        <w:rPr>
-          <w:rFonts w:ascii="Gentium" w:hAnsi="Gentium" w:cs="Gentium"/>
-        </w:rPr>
-        <w:lastRenderedPageBreak/>
-        <w:t>hither, that you have been so quick to visit me; for, neither has he that was born of me, even our Lord Jesus Christ, hidden it from me. For, I have believed now also that he is the Son of the Most High.”</w:t>
+        <w:t xml:space="preserve">And Peter answered and said to the apostles, “Let each one certify to the mother of our Lord, in what </w:t>
+      </w:r>
+      <w:r>
+        <w:rPr>
+          <w:rFonts w:ascii="Gentium" w:hAnsi="Gentium" w:cs="Gentium"/>
+          <w:i/>
+          <w:iCs/>
+        </w:rPr>
+        <w:t>manner</w:t>
+      </w:r>
+      <w:r>
+        <w:rPr>
+          <w:rFonts w:ascii="Gentium" w:hAnsi="Gentium" w:cs="Gentium"/>
+        </w:rPr>
+        <w:t xml:space="preserve"> the Holy Ghost announced it to us and charged us.”</w:t>
       </w:r>
     </w:p>
     <w:p>
@@ -994,7 +1040,7 @@
           <w:pgMar w:top="1418" w:right="1418" w:bottom="1418" w:left="1418" w:header="0" w:footer="0" w:gutter="0"/>
           <w:cols w:space="720"/>
           <w:formProt w:val="0"/>
-          <w:docGrid w:linePitch="312" w:charSpace="-6145"/>
+          <w:docGrid w:linePitch="100"/>
         </w:sectPr>
       </w:pPr>
     </w:p>
@@ -1020,7 +1066,7 @@
           <w:sz w:val="28"/>
           <w:szCs w:val="28"/>
         </w:rPr>
-        <w:t>Chapter 16</w:t>
+        <w:t>Chapter 17</w:t>
       </w:r>
     </w:p>
     <w:p>
@@ -1035,7 +1081,7 @@
         <w:rPr>
           <w:rFonts w:ascii="Gentium" w:hAnsi="Gentium" w:cs="Gentium"/>
         </w:rPr>
-        <w:t xml:space="preserve">And Peter answered and said to the apostles, “Let each one certify to the mother of our Lord, in what </w:t>
+        <w:t xml:space="preserve">And I, John, answered and said, “I, when I was entering in to the holy altar in Ephesus to minister, the Holy Ghost said to me, “The time of the departure of the mother of your Lord is come near; go to Bethlehem to salute her.” And a cloud of light caught me up and set me at the door </w:t>
       </w:r>
       <w:r>
         <w:rPr>
@@ -1043,13 +1089,13 @@
           <w:i/>
           <w:iCs/>
         </w:rPr>
-        <w:t>manner</w:t>
-      </w:r>
-      <w:r>
-        <w:rPr>
-          <w:rFonts w:ascii="Gentium" w:hAnsi="Gentium" w:cs="Gentium"/>
-        </w:rPr>
-        <w:t xml:space="preserve"> the Holy Ghost announced it to us and charged us.”</w:t>
+        <w:t>of the house</w:t>
+      </w:r>
+      <w:r>
+        <w:rPr>
+          <w:rFonts w:ascii="Gentium" w:hAnsi="Gentium" w:cs="Gentium"/>
+        </w:rPr>
+        <w:t xml:space="preserve"> where you lie.”</w:t>
       </w:r>
     </w:p>
     <w:p>
@@ -1060,7 +1106,7 @@
           <w:pgMar w:top="1418" w:right="1418" w:bottom="1418" w:left="1418" w:header="0" w:footer="0" w:gutter="0"/>
           <w:cols w:space="720"/>
           <w:formProt w:val="0"/>
-          <w:docGrid w:linePitch="312" w:charSpace="-6145"/>
+          <w:docGrid w:linePitch="100"/>
         </w:sectPr>
       </w:pPr>
     </w:p>
@@ -1086,7 +1132,7 @@
           <w:sz w:val="28"/>
           <w:szCs w:val="28"/>
         </w:rPr>
-        <w:t>Chapter 17</w:t>
+        <w:t>Chapter 18</w:t>
       </w:r>
     </w:p>
     <w:p>
@@ -1101,21 +1147,19 @@
         <w:rPr>
           <w:rFonts w:ascii="Gentium" w:hAnsi="Gentium" w:cs="Gentium"/>
         </w:rPr>
-        <w:t xml:space="preserve">And I, John, answered and said, “I, when I was entering in to the holy altar in Ephesus to minister, the Holy Ghost said to me, “The time of the departure of the mother of your Lord is come near; go to Bethlehem to salute her.” And a cloud of light caught me up and set me at the door </w:t>
-      </w:r>
-      <w:r>
-        <w:rPr>
-          <w:rFonts w:ascii="Gentium" w:hAnsi="Gentium" w:cs="Gentium"/>
-          <w:i/>
-          <w:iCs/>
-        </w:rPr>
-        <w:t>of the house</w:t>
-      </w:r>
-      <w:r>
-        <w:rPr>
-          <w:rFonts w:ascii="Gentium" w:hAnsi="Gentium" w:cs="Gentium"/>
-        </w:rPr>
-        <w:t xml:space="preserve"> where you lie.”</w:t>
+        <w:t xml:space="preserve">And Peter also answered, “I also was in Rome </w:t>
+      </w:r>
+      <w:r>
+        <w:rPr>
+          <w:rFonts w:ascii="Gentium" w:hAnsi="Gentium" w:cs="Gentium"/>
+        </w:rPr>
+        <w:t>a</w:t>
+      </w:r>
+      <w:r>
+        <w:rPr>
+          <w:rFonts w:ascii="Gentium" w:hAnsi="Gentium" w:cs="Gentium"/>
+        </w:rPr>
+        <w:t>nd, about dawn, I heard a voice by the Holy Ghost saying to me, “The mother of your Lord must depart; for, the time is come nigh; go to Bethlehem to salute her.” And lo, a cloud of light caught me up, and I beheld the rest of the apostles also coming to me upon clouds, and a voice saying to me, “Go all of you unto Bethlehem.””</w:t>
       </w:r>
     </w:p>
     <w:p>
@@ -1126,7 +1170,7 @@
           <w:pgMar w:top="1418" w:right="1418" w:bottom="1418" w:left="1418" w:header="0" w:footer="0" w:gutter="0"/>
           <w:cols w:space="720"/>
           <w:formProt w:val="0"/>
-          <w:docGrid w:linePitch="312" w:charSpace="-6145"/>
+          <w:docGrid w:linePitch="100"/>
         </w:sectPr>
       </w:pPr>
     </w:p>
@@ -1152,7 +1196,7 @@
           <w:sz w:val="28"/>
           <w:szCs w:val="28"/>
         </w:rPr>
-        <w:t>Chapter 18</w:t>
+        <w:t>Chapter 19</w:t>
       </w:r>
     </w:p>
     <w:p>
@@ -1167,7 +1211,7 @@
         <w:rPr>
           <w:rFonts w:ascii="Gentium" w:hAnsi="Gentium" w:cs="Gentium"/>
         </w:rPr>
-        <w:t>And Peter also answered, “I also was in Rome And, about dawn, I heard a voice by the Holy Ghost saying to me, “The mother of your Lord must depart; for, the time is come nigh; go to Bethlehem to salute her.” And lo, a cloud of light caught me up, and I beheld the rest of the apostles also coming to me upon clouds, and a voice saying to me, “Go all of you unto Bethlehem.””</w:t>
+        <w:t>Paul also answered and said, “I also was abiding in a city not very far off from Rome; and the place is called Tiberia. And I heard the Holy Ghost saying to me, “The mother of your Lord leaves this world to go to the heavenly places, and she ends (makes) her course by departure; but go also to Bethlehem to salute her.” And lo, a cloud of light caught me up and set me where it set you also.”</w:t>
       </w:r>
     </w:p>
     <w:p>
@@ -1178,7 +1222,7 @@
           <w:pgMar w:top="1418" w:right="1418" w:bottom="1418" w:left="1418" w:header="0" w:footer="0" w:gutter="0"/>
           <w:cols w:space="720"/>
           <w:formProt w:val="0"/>
-          <w:docGrid w:linePitch="312" w:charSpace="-6145"/>
+          <w:docGrid w:linePitch="100"/>
         </w:sectPr>
       </w:pPr>
     </w:p>
@@ -1204,7 +1248,7 @@
           <w:sz w:val="28"/>
           <w:szCs w:val="28"/>
         </w:rPr>
-        <w:t>Chapter 19</w:t>
+        <w:t>Chapter 20</w:t>
       </w:r>
     </w:p>
     <w:p>
@@ -1219,7 +1263,19 @@
         <w:rPr>
           <w:rFonts w:ascii="Gentium" w:hAnsi="Gentium" w:cs="Gentium"/>
         </w:rPr>
-        <w:t>Paul also answered and said, “I also was abiding in a city not very far off from Rome; and the place is called Tiberia. And I heard the Holy Ghost saying to me, “The mother of your Lord leaves this world to go to the heavenly places, and she ends (makes) her course by departure; but go also to Bethlehem to salute her.” And lo, a cloud of light caught me up and set me where it set you also.”</w:t>
+        <w:t>Thomas also answered and said, “I also had passed through the land of the Indians, and my preaching was increased in strength by the grace of Christ, and the son of the king’s sister, by name Labdanes, was about to be sealed (baptized) by me in the palace, and suddenly the Holy Ghost sai</w:t>
+      </w:r>
+      <w:r>
+        <w:rPr>
+          <w:rFonts w:ascii="Gentium" w:hAnsi="Gentium" w:cs="Gentium"/>
+        </w:rPr>
+        <w:t>d</w:t>
+      </w:r>
+      <w:r>
+        <w:rPr>
+          <w:rFonts w:ascii="Gentium" w:hAnsi="Gentium" w:cs="Gentium"/>
+        </w:rPr>
+        <w:t xml:space="preserve"> to me, “You also, Thomas, go to Bethlehem to salute the mother of your Lord; for, she makes her removal to heaven.” And a cloud of light caught me up and set me with you.”</w:t>
       </w:r>
     </w:p>
     <w:p>
@@ -1230,7 +1286,7 @@
           <w:pgMar w:top="1418" w:right="1418" w:bottom="1418" w:left="1418" w:header="0" w:footer="0" w:gutter="0"/>
           <w:cols w:space="720"/>
           <w:formProt w:val="0"/>
-          <w:docGrid w:linePitch="312" w:charSpace="-6145"/>
+          <w:docGrid w:linePitch="100"/>
         </w:sectPr>
       </w:pPr>
     </w:p>
@@ -1256,7 +1312,7 @@
           <w:sz w:val="28"/>
           <w:szCs w:val="28"/>
         </w:rPr>
-        <w:t>Chapter 20</w:t>
+        <w:t>Chapter 21</w:t>
       </w:r>
     </w:p>
     <w:p>
@@ -1271,7 +1327,7 @@
         <w:rPr>
           <w:rFonts w:ascii="Gentium" w:hAnsi="Gentium" w:cs="Gentium"/>
         </w:rPr>
-        <w:t>Thomas also answered and said, “I also had passed through the land of the Indians, and my preaching was increased in strength by the grace of Christ, and the son of the king’s sister, by name Labdanes, was about to be sealed (baptized) by me in the palace, and suddenly the Holy Ghost saith to me, “You also, Thomas, go to Bethlehem to salute the mother of your Lord; for, she makes her removal to heaven.” And a cloud of light caught me up and set me with you.”</w:t>
+        <w:t>And Mark also answered and said, “As I also was finishing the service (canon) of the third hour in the city of Alexandria, while I prayed, the Holy Ghost caught me up and brought me to you.”</w:t>
       </w:r>
     </w:p>
     <w:p>
@@ -1282,7 +1338,7 @@
           <w:pgMar w:top="1418" w:right="1418" w:bottom="1418" w:left="1418" w:header="0" w:footer="0" w:gutter="0"/>
           <w:cols w:space="720"/>
           <w:formProt w:val="0"/>
-          <w:docGrid w:linePitch="312" w:charSpace="-6145"/>
+          <w:docGrid w:linePitch="100"/>
         </w:sectPr>
       </w:pPr>
     </w:p>
@@ -1308,7 +1364,8 @@
           <w:sz w:val="28"/>
           <w:szCs w:val="28"/>
         </w:rPr>
-        <w:t>Chapter 21</w:t>
+        <w:lastRenderedPageBreak/>
+        <w:t>Chapter 22</w:t>
       </w:r>
     </w:p>
     <w:p>
@@ -1323,7 +1380,7 @@
         <w:rPr>
           <w:rFonts w:ascii="Gentium" w:hAnsi="Gentium" w:cs="Gentium"/>
         </w:rPr>
-        <w:t>And Mark also answered and said, “As I also was finishing the service (canon) of the third hour in the city of Alexandria, while I prayed, the Holy Ghost caught me up and brought me to you.”</w:t>
+        <w:t>And James also answered and said, “While I was in Jerusalem, the Holy Ghost admonished (permitted) me, saying, “Be present at Bethlehem; for, the mother of your Lord makes her departure.” And lo, a cloud of light caught me up and brought me to you.”</w:t>
       </w:r>
     </w:p>
     <w:p>
@@ -1334,7 +1391,7 @@
           <w:pgMar w:top="1418" w:right="1418" w:bottom="1418" w:left="1418" w:header="0" w:footer="0" w:gutter="0"/>
           <w:cols w:space="720"/>
           <w:formProt w:val="0"/>
-          <w:docGrid w:linePitch="312" w:charSpace="-6145"/>
+          <w:docGrid w:linePitch="100"/>
         </w:sectPr>
       </w:pPr>
     </w:p>
@@ -1360,8 +1417,7 @@
           <w:sz w:val="28"/>
           <w:szCs w:val="28"/>
         </w:rPr>
-        <w:lastRenderedPageBreak/>
-        <w:t>Chapter 22</w:t>
+        <w:t>Chapter 23</w:t>
       </w:r>
     </w:p>
     <w:p>
@@ -1376,7 +1432,7 @@
         <w:rPr>
           <w:rFonts w:ascii="Gentium" w:hAnsi="Gentium" w:cs="Gentium"/>
         </w:rPr>
-        <w:t>And James also answered and said, “While I was in Jerusalem, the Holy Ghost admonished (permitted) me, saying, “Be present at Bethlehem; for, the mother of your Lord makes her departure.” And lo, a cloud of light caught me up and brought me to you.”</w:t>
+        <w:t>And Matthew also answered and said, “I glorified and do glorify God; for, as I was in a ship and it was tossed, for the sea was boisterous with waves, suddenly a cloud of light overshadowed us, and overcame (shook off) the billows of the tempest and made them calm, and me it caught up and brought me to you.”</w:t>
       </w:r>
     </w:p>
     <w:p>
@@ -1387,7 +1443,7 @@
           <w:pgMar w:top="1418" w:right="1418" w:bottom="1418" w:left="1418" w:header="0" w:footer="0" w:gutter="0"/>
           <w:cols w:space="720"/>
           <w:formProt w:val="0"/>
-          <w:docGrid w:linePitch="312" w:charSpace="-6145"/>
+          <w:docGrid w:linePitch="100"/>
         </w:sectPr>
       </w:pPr>
     </w:p>
@@ -1413,7 +1469,7 @@
           <w:sz w:val="28"/>
           <w:szCs w:val="28"/>
         </w:rPr>
-        <w:t>Chapter 23</w:t>
+        <w:t>Chapter 24</w:t>
       </w:r>
     </w:p>
     <w:p>
@@ -1428,7 +1484,7 @@
         <w:rPr>
           <w:rFonts w:ascii="Gentium" w:hAnsi="Gentium" w:cs="Gentium"/>
         </w:rPr>
-        <w:t>And Matthew also answered and said, “I glorified and do glorify God; for, as I was in a ship and it was tossed, for the sea was boisterous with waves, suddenly a cloud of light overshadowed us, and overcame (shook off) the billows of the tempest and made them calm, and me it caught up and brought me to you.”</w:t>
+        <w:t>Likewise, those who had departed this life before told how they were come. And Bartholomew said, “I was preaching the word in the country of Thebes, and lo, the Holy Ghost said to me, “The mother of your Lord makes her departure; go, therefore, to salute her at Bethlehem.” And lo, a cloud of light caught me up and brought me to you.”</w:t>
       </w:r>
     </w:p>
     <w:p>
@@ -1439,7 +1495,7 @@
           <w:pgMar w:top="1418" w:right="1418" w:bottom="1418" w:left="1418" w:header="0" w:footer="0" w:gutter="0"/>
           <w:cols w:space="720"/>
           <w:formProt w:val="0"/>
-          <w:docGrid w:linePitch="312" w:charSpace="-6145"/>
+          <w:docGrid w:linePitch="100"/>
         </w:sectPr>
       </w:pPr>
     </w:p>
@@ -1465,7 +1521,7 @@
           <w:sz w:val="28"/>
           <w:szCs w:val="28"/>
         </w:rPr>
-        <w:t>Chapter 24</w:t>
+        <w:t>Chapter 25</w:t>
       </w:r>
     </w:p>
     <w:p>
@@ -1480,7 +1536,7 @@
         <w:rPr>
           <w:rFonts w:ascii="Gentium" w:hAnsi="Gentium" w:cs="Gentium"/>
         </w:rPr>
-        <w:t>Likewise, those who had departed this life before told how they were come. And Bartholomew said, “I was preaching the word in the country of Thebes, and lo, the Holy Ghost said to me, “The mother of your Lord makes her departure; go, therefore, to salute her at Bethlehem.” And lo, a cloud of light caught me up and brought me to you.”</w:t>
+        <w:t>All these things spoke the apostles to the holy mother of God, how and in what fashion they came. And she spread forth her hands to heaven and prayed, saying, “I worship and praise and glorify your name, which is greatly extolled, O Lord, because you have regarded the lowliness of your handmaiden, and you that are mighty have magnified me, and behold all generations shall call me blessed.”</w:t>
       </w:r>
     </w:p>
     <w:p>
@@ -1491,7 +1547,7 @@
           <w:pgMar w:top="1418" w:right="1418" w:bottom="1418" w:left="1418" w:header="0" w:footer="0" w:gutter="0"/>
           <w:cols w:space="720"/>
           <w:formProt w:val="0"/>
-          <w:docGrid w:linePitch="312" w:charSpace="-6145"/>
+          <w:docGrid w:linePitch="100"/>
         </w:sectPr>
       </w:pPr>
     </w:p>
@@ -1517,7 +1573,7 @@
           <w:sz w:val="28"/>
           <w:szCs w:val="28"/>
         </w:rPr>
-        <w:t>Chapter 25</w:t>
+        <w:t>Chapter 26</w:t>
       </w:r>
     </w:p>
     <w:p>
@@ -1532,7 +1588,21 @@
         <w:rPr>
           <w:rFonts w:ascii="Gentium" w:hAnsi="Gentium" w:cs="Gentium"/>
         </w:rPr>
-        <w:t>All these things spoke the apostles to the holy mother of God, how and in what fashion they came. And she spread forth her hands to heaven and prayed, saying, “I worship and praise and glorify your name, which is greatly extolled, O Lord, because you have regarded the lowliness of your handmaiden, and you that are mighty have magnified me, and behold all generations shall call me blessed.”</w:t>
+        <w:t xml:space="preserve">And, after the prayer, she said to the apostles, “Cast on incense and pray.” And, when they had prayed, there came a thunder from heaven and a terrible sound as of chariots, and lo, a multitude of the host of angels and powers, and a voice as of the Son of man was heard, and the Seraphim </w:t>
+      </w:r>
+      <w:r>
+        <w:rPr>
+          <w:rFonts w:ascii="Gentium" w:hAnsi="Gentium" w:cs="Gentium"/>
+          <w:i/>
+          <w:iCs/>
+        </w:rPr>
+        <w:t>came</w:t>
+      </w:r>
+      <w:r>
+        <w:rPr>
+          <w:rFonts w:ascii="Gentium" w:hAnsi="Gentium" w:cs="Gentium"/>
+        </w:rPr>
+        <w:t xml:space="preserve"> round about the house wherein the holy and spotless mother of God, the virgin, lay, so that all that were in Bethlehem beheld all the marvellous sights, and went to Jerusalem and declared all the wonderful things that were come to pass.</w:t>
       </w:r>
     </w:p>
     <w:p>
@@ -1543,7 +1613,7 @@
           <w:pgMar w:top="1418" w:right="1418" w:bottom="1418" w:left="1418" w:header="0" w:footer="0" w:gutter="0"/>
           <w:cols w:space="720"/>
           <w:formProt w:val="0"/>
-          <w:docGrid w:linePitch="312" w:charSpace="-6145"/>
+          <w:docGrid w:linePitch="100"/>
         </w:sectPr>
       </w:pPr>
     </w:p>
@@ -1569,7 +1639,7 @@
           <w:sz w:val="28"/>
           <w:szCs w:val="28"/>
         </w:rPr>
-        <w:t>Chapter 26</w:t>
+        <w:t>Chapter 27</w:t>
       </w:r>
     </w:p>
     <w:p>
@@ -1584,7 +1654,14 @@
         <w:rPr>
           <w:rFonts w:ascii="Gentium" w:hAnsi="Gentium" w:cs="Gentium"/>
         </w:rPr>
-        <w:t xml:space="preserve">And, after the prayer, she said to the apostles, “Cast on incense and pray.” And, when they had prayed, there came a thunder from heaven and a terrible sound as of chariots, and lo, a multitude of the host of angels and powers, and a voice as of the Son of man was heard, and the Seraphim </w:t>
+        <w:t xml:space="preserve">And it came to pass after that sound that the sun and the moon appeared about the house, and an assembly of the first begotten saints came to the house where the mother of the Lord lay, for her honour and glory. And I saw also many signs come to pass, blind receiving sight, deaf hearing, lame walking, lepers cleansed, and them that were possessed of unclean spirits healed. And everyone that was under any sickness or </w:t>
+      </w:r>
+      <w:r>
+        <w:rPr>
+          <w:rFonts w:ascii="Gentium" w:hAnsi="Gentium" w:cs="Gentium"/>
+        </w:rPr>
+        <w:lastRenderedPageBreak/>
+        <w:t xml:space="preserve">disease </w:t>
       </w:r>
       <w:r>
         <w:rPr>
@@ -1592,13 +1669,13 @@
           <w:i/>
           <w:iCs/>
         </w:rPr>
-        <w:t>came</w:t>
-      </w:r>
-      <w:r>
-        <w:rPr>
-          <w:rFonts w:ascii="Gentium" w:hAnsi="Gentium" w:cs="Gentium"/>
-        </w:rPr>
-        <w:t xml:space="preserve"> round about the house wherein the holy and spotless mother of God, the virgin, lay, so that all that were in Bethlehem beheld all the marvellous sights, and went to Jerusalem and declared all the wonderful things that were come to pass.</w:t>
+        <w:t>came and</w:t>
+      </w:r>
+      <w:r>
+        <w:rPr>
+          <w:rFonts w:ascii="Gentium" w:hAnsi="Gentium" w:cs="Gentium"/>
+        </w:rPr>
+        <w:t xml:space="preserve"> touched the wall where she lay, and cried, “Holy Mary, you that bore Christ our God, have mercy on us.” And, forthwith, they were cured.</w:t>
       </w:r>
     </w:p>
     <w:p>
@@ -1609,7 +1686,7 @@
           <w:pgMar w:top="1418" w:right="1418" w:bottom="1418" w:left="1418" w:header="0" w:footer="0" w:gutter="0"/>
           <w:cols w:space="720"/>
           <w:formProt w:val="0"/>
-          <w:docGrid w:linePitch="312" w:charSpace="-6145"/>
+          <w:docGrid w:linePitch="100"/>
         </w:sectPr>
       </w:pPr>
     </w:p>
@@ -1635,7 +1712,7 @@
           <w:sz w:val="28"/>
           <w:szCs w:val="28"/>
         </w:rPr>
-        <w:t>Chapter 27</w:t>
+        <w:t>Chapter 28</w:t>
       </w:r>
     </w:p>
     <w:p>
@@ -1650,14 +1727,7 @@
         <w:rPr>
           <w:rFonts w:ascii="Gentium" w:hAnsi="Gentium" w:cs="Gentium"/>
         </w:rPr>
-        <w:t xml:space="preserve">And it came to pass after that sound that the sun and the moon appeared about the house, and an assembly of the first begotten saints came to the house where the mother of the Lord lay, for her honour and glory. And I saw also many signs come to pass, blind receiving sight, deaf hearing, lame walking, lepers cleansed, and them that were possessed of unclean spirits healed. And everyone that was under any sickness or </w:t>
-      </w:r>
-      <w:r>
-        <w:rPr>
-          <w:rFonts w:ascii="Gentium" w:hAnsi="Gentium" w:cs="Gentium"/>
-        </w:rPr>
-        <w:lastRenderedPageBreak/>
-        <w:t xml:space="preserve">disease </w:t>
+        <w:t xml:space="preserve">And many multitudes that were dwelling in Jerusalem out of every country because of a vow, when they heard the signs that were being done in Bethlehem by means of the Lord’s mother, came to the place seeking to be healed of divers diseases; and they obtained </w:t>
       </w:r>
       <w:r>
         <w:rPr>
@@ -1665,13 +1735,27 @@
           <w:i/>
           <w:iCs/>
         </w:rPr>
-        <w:t>came and</w:t>
-      </w:r>
-      <w:r>
-        <w:rPr>
-          <w:rFonts w:ascii="Gentium" w:hAnsi="Gentium" w:cs="Gentium"/>
-        </w:rPr>
-        <w:t xml:space="preserve"> touched the wall where she lay, and cried, “Holy Mary, you that bore Christ our God, have mercy on us.” And, forthwith, they were cured.</w:t>
+        <w:t>health</w:t>
+      </w:r>
+      <w:r>
+        <w:rPr>
+          <w:rFonts w:ascii="Gentium" w:hAnsi="Gentium" w:cs="Gentium"/>
+        </w:rPr>
+        <w:t xml:space="preserve">. And there was joy unspeakable on that day of the multitude of them that were healed, with them also that beheld, glorifying Christ our God and his mother. And all Jerusalem </w:t>
+      </w:r>
+      <w:r>
+        <w:rPr>
+          <w:rFonts w:ascii="Gentium" w:hAnsi="Gentium" w:cs="Gentium"/>
+          <w:i/>
+          <w:iCs/>
+        </w:rPr>
+        <w:t>returned</w:t>
+      </w:r>
+      <w:r>
+        <w:rPr>
+          <w:rFonts w:ascii="Gentium" w:hAnsi="Gentium" w:cs="Gentium"/>
+        </w:rPr>
+        <w:t xml:space="preserve"> from Bethlehem, keeping holiday with singing of psalms and spiritual songs.</w:t>
       </w:r>
     </w:p>
     <w:p>
@@ -1682,7 +1766,7 @@
           <w:pgMar w:top="1418" w:right="1418" w:bottom="1418" w:left="1418" w:header="0" w:footer="0" w:gutter="0"/>
           <w:cols w:space="720"/>
           <w:formProt w:val="0"/>
-          <w:docGrid w:linePitch="312" w:charSpace="-6145"/>
+          <w:docGrid w:linePitch="100"/>
         </w:sectPr>
       </w:pPr>
     </w:p>
@@ -1708,7 +1792,7 @@
           <w:sz w:val="28"/>
           <w:szCs w:val="28"/>
         </w:rPr>
-        <w:t>Chapter 28</w:t>
+        <w:t>Chapter 29</w:t>
       </w:r>
     </w:p>
     <w:p>
@@ -1723,7 +1807,7 @@
         <w:rPr>
           <w:rFonts w:ascii="Gentium" w:hAnsi="Gentium" w:cs="Gentium"/>
         </w:rPr>
-        <w:t xml:space="preserve">And many multitudes that were dwelling in Jerusalem out of every country because of a vow, when they heard the signs that were being done in Bethlehem by means of the Lord’s mother, came to the place seeking to be healed of divers diseases; and they obtained </w:t>
+        <w:t xml:space="preserve">But the priests of the Jews, together with their people, were amazed at that which was done, and were taken with bitter (heavy) envy, and again with vain thoughts they gathered a council and advised themselves to send </w:t>
       </w:r>
       <w:r>
         <w:rPr>
@@ -1731,27 +1815,13 @@
           <w:i/>
           <w:iCs/>
         </w:rPr>
-        <w:t>health</w:t>
-      </w:r>
-      <w:r>
-        <w:rPr>
-          <w:rFonts w:ascii="Gentium" w:hAnsi="Gentium" w:cs="Gentium"/>
-        </w:rPr>
-        <w:t xml:space="preserve">. And there was joy unspeakable on that day of the multitude of them that were healed, with them also that beheld, glorifying Christ our God and his mother. And all Jerusalem </w:t>
-      </w:r>
-      <w:r>
-        <w:rPr>
-          <w:rFonts w:ascii="Gentium" w:hAnsi="Gentium" w:cs="Gentium"/>
-          <w:i/>
-          <w:iCs/>
-        </w:rPr>
-        <w:t>returned</w:t>
-      </w:r>
-      <w:r>
-        <w:rPr>
-          <w:rFonts w:ascii="Gentium" w:hAnsi="Gentium" w:cs="Gentium"/>
-        </w:rPr>
-        <w:t xml:space="preserve"> from Bethlehem, keeping holiday with singing of psalms and spiritual songs.</w:t>
+        <w:t>men</w:t>
+      </w:r>
+      <w:r>
+        <w:rPr>
+          <w:rFonts w:ascii="Gentium" w:hAnsi="Gentium" w:cs="Gentium"/>
+        </w:rPr>
+        <w:t xml:space="preserve"> against the holy mother of God and the holy apostles which were there at Bethlehem. And, when the multitude of the Jews were now set forward toward Bethlehem, as it were about a mile therefrom, it came to pass that they saw a terrible vision, and their feet were bound; and they departed thence to them of their nation and declared all the fearful vision to the chief priests.</w:t>
       </w:r>
     </w:p>
     <w:p>
@@ -1762,7 +1832,7 @@
           <w:pgMar w:top="1418" w:right="1418" w:bottom="1418" w:left="1418" w:header="0" w:footer="0" w:gutter="0"/>
           <w:cols w:space="720"/>
           <w:formProt w:val="0"/>
-          <w:docGrid w:linePitch="312" w:charSpace="-6145"/>
+          <w:docGrid w:linePitch="100"/>
         </w:sectPr>
       </w:pPr>
     </w:p>
@@ -1788,7 +1858,7 @@
           <w:sz w:val="28"/>
           <w:szCs w:val="28"/>
         </w:rPr>
-        <w:t>Chapter 29</w:t>
+        <w:t>Chapter 30</w:t>
       </w:r>
     </w:p>
     <w:p>
@@ -1803,21 +1873,19 @@
         <w:rPr>
           <w:rFonts w:ascii="Gentium" w:hAnsi="Gentium" w:cs="Gentium"/>
         </w:rPr>
-        <w:t xml:space="preserve">But the priests of the Jews, together with their people, were amazed at that which was done, and were taken with bitter (heavy) envy, and again with vain thoughts they gathered a council and advised themselves to send </w:t>
-      </w:r>
-      <w:r>
-        <w:rPr>
-          <w:rFonts w:ascii="Gentium" w:hAnsi="Gentium" w:cs="Gentium"/>
-          <w:i/>
-          <w:iCs/>
-        </w:rPr>
-        <w:t>men</w:t>
-      </w:r>
-      <w:r>
-        <w:rPr>
-          <w:rFonts w:ascii="Gentium" w:hAnsi="Gentium" w:cs="Gentium"/>
-        </w:rPr>
-        <w:t xml:space="preserve"> against the holy mother of God and the holy apostles which were there at Bethlehem. And, when the multitude of the Jews were now set forward toward Bethlehem, as it were about a mile therefrom, it came to pass that they saw a terrible vision, and their feet were bound; and they departed thence to them of their nation and declared all the fearful vision to the chief priests.</w:t>
+        <w:t>But they, being yet more inflamed in spirit, went to the governor, crying out and saying, “The nation of the Jews is destroyed because of this woman; drive her away from Bethlehem and from the province of Jerusalem.” But the governor was astoni</w:t>
+      </w:r>
+      <w:r>
+        <w:rPr>
+          <w:rFonts w:ascii="Gentium" w:hAnsi="Gentium" w:cs="Gentium"/>
+        </w:rPr>
+        <w:t>sh</w:t>
+      </w:r>
+      <w:r>
+        <w:rPr>
+          <w:rFonts w:ascii="Gentium" w:hAnsi="Gentium" w:cs="Gentium"/>
+        </w:rPr>
+        <w:t>ed at the wonders and said to them, “I will not drive her out from Bethlehem nor from any other place.” But the Jews continued crying out and adjuring him by the safety of Tiberius Caesar that he should lead the apostles out of Bethlehem; and if you do not do it, we will report it to Caesar. And, being now compelled, he sent a captain of a thousand against the apostles to Bethlehem.</w:t>
       </w:r>
     </w:p>
     <w:p>
@@ -1828,7 +1896,7 @@
           <w:pgMar w:top="1418" w:right="1418" w:bottom="1418" w:left="1418" w:header="0" w:footer="0" w:gutter="0"/>
           <w:cols w:space="720"/>
           <w:formProt w:val="0"/>
-          <w:docGrid w:linePitch="312" w:charSpace="-6145"/>
+          <w:docGrid w:linePitch="100"/>
         </w:sectPr>
       </w:pPr>
     </w:p>
@@ -1854,7 +1922,7 @@
           <w:sz w:val="28"/>
           <w:szCs w:val="28"/>
         </w:rPr>
-        <w:t>Chapter 30</w:t>
+        <w:t>Chapter 31</w:t>
       </w:r>
     </w:p>
     <w:p>
@@ -1869,7 +1937,7 @@
         <w:rPr>
           <w:rFonts w:ascii="Gentium" w:hAnsi="Gentium" w:cs="Gentium"/>
         </w:rPr>
-        <w:t>But they, being yet more inflamed in spirit, went unto the governor, crying out and saying, “The nation of the Jews is destroyed because of this woman; drive her away from Bethlehem and from the province of Jerusalem.” But the governor was astonied at the wonders and said to them, “I will not drive her out from Bethlehem nor from any other place.” But the Jews continued crying out and adjuring him by the safety of Tiberius Caesar that he should lead the apostles out of Bethlehem; and if you do not do it, we will report it to Caesar. And, being now compelled, he sent a captain of a thousand against the apostles to Bethlehem.</w:t>
+        <w:t>But the Holy Ghost said to the apostles and the mother of the Lord, “Behold, the governor has sent a captain of a thousand against you, because the Jews have made a tumult. Go out, therefore, from Bethlehem and fear not; for, behold, I will bring you by a cloud to Jerusalem; for, the power of the Father and of the Son and of the Holy Ghost is with you.”</w:t>
       </w:r>
     </w:p>
     <w:p>
@@ -1880,7 +1948,7 @@
           <w:pgMar w:top="1418" w:right="1418" w:bottom="1418" w:left="1418" w:header="0" w:footer="0" w:gutter="0"/>
           <w:cols w:space="720"/>
           <w:formProt w:val="0"/>
-          <w:docGrid w:linePitch="312" w:charSpace="-6145"/>
+          <w:docGrid w:linePitch="100"/>
         </w:sectPr>
       </w:pPr>
     </w:p>
@@ -1906,7 +1974,8 @@
           <w:sz w:val="28"/>
           <w:szCs w:val="28"/>
         </w:rPr>
-        <w:t>Chapter 31</w:t>
+        <w:lastRenderedPageBreak/>
+        <w:t>Chapter 32</w:t>
       </w:r>
     </w:p>
     <w:p>
@@ -1921,7 +1990,19 @@
         <w:rPr>
           <w:rFonts w:ascii="Gentium" w:hAnsi="Gentium" w:cs="Gentium"/>
         </w:rPr>
-        <w:t>But the Holy Ghost said to the apostles and the mother of the Lord, “Behold, the governor has sent a captain of a thousand against you, because the Jews have made a tumult. Go out, therefore, from Bethlehem and fear not; for, behold, I will bring you by a cloud to Jerusalem; for, the power of the Father and of the Son and of the Holy Ghost is with you.”</w:t>
+        <w:t>The apostles, therefore, rose up straight</w:t>
+      </w:r>
+      <w:r>
+        <w:rPr>
+          <w:rFonts w:ascii="Gentium" w:hAnsi="Gentium" w:cs="Gentium"/>
+        </w:rPr>
+        <w:t xml:space="preserve"> a</w:t>
+      </w:r>
+      <w:r>
+        <w:rPr>
+          <w:rFonts w:ascii="Gentium" w:hAnsi="Gentium" w:cs="Gentium"/>
+        </w:rPr>
+        <w:t>way and went out of the house, bearing the bed of their lady the mother of God, and set forward toward Jerusalem; and, immediately, according to what the Holy Ghost said, they were lifted up by a cloud and were found at Jerusalem in the house of their lady. And we stood up and, for five days, we sung praise without ceasing.</w:t>
       </w:r>
     </w:p>
     <w:p>
@@ -1932,7 +2013,7 @@
           <w:pgMar w:top="1418" w:right="1418" w:bottom="1418" w:left="1418" w:header="0" w:footer="0" w:gutter="0"/>
           <w:cols w:space="720"/>
           <w:formProt w:val="0"/>
-          <w:docGrid w:linePitch="312" w:charSpace="-6145"/>
+          <w:docGrid w:linePitch="100"/>
         </w:sectPr>
       </w:pPr>
     </w:p>
@@ -1958,8 +2039,7 @@
           <w:sz w:val="28"/>
           <w:szCs w:val="28"/>
         </w:rPr>
-        <w:lastRenderedPageBreak/>
-        <w:t>Chapter 32</w:t>
+        <w:t>Chapter 33</w:t>
       </w:r>
     </w:p>
     <w:p>
@@ -1974,7 +2054,7 @@
         <w:rPr>
           <w:rFonts w:ascii="Gentium" w:hAnsi="Gentium" w:cs="Gentium"/>
         </w:rPr>
-        <w:t>The apostles, therefore, rose up straightway and went out of the house, bearing the bed of their lady the mother of God, and set forward toward Jerusalem; and, immediately, according to what the Holy Ghost said, they were lifted up by a cloud and were found at Jerusalem in the house of their lady. And we stood up and, for five days, we sung praise without ceasing.</w:t>
+        <w:t>But, when the captain came to Bethlehem and did not find there the mother of the Lord, neither the apostles, he laid hold of the Bethlehemites, saying to them, “Did you not come and tell the governor and the priests all the signs and wonders that were come to pass, and how the apostles came out of every land? Where then are they? Come hither to Jerusalem to the governor.” For, the captain did not know of the departure of the apostles and the mother of the Lord to Jerusalem. So, the captain took the Bethlehemites and went to the governor, saying that he had found no man.</w:t>
       </w:r>
     </w:p>
     <w:p>
@@ -1985,7 +2065,7 @@
           <w:pgMar w:top="1418" w:right="1418" w:bottom="1418" w:left="1418" w:header="0" w:footer="0" w:gutter="0"/>
           <w:cols w:space="720"/>
           <w:formProt w:val="0"/>
-          <w:docGrid w:linePitch="312" w:charSpace="-6145"/>
+          <w:docGrid w:linePitch="100"/>
         </w:sectPr>
       </w:pPr>
     </w:p>
@@ -2011,7 +2091,7 @@
           <w:sz w:val="28"/>
           <w:szCs w:val="28"/>
         </w:rPr>
-        <w:t>Chapter 33</w:t>
+        <w:t>Chapter 34</w:t>
       </w:r>
     </w:p>
     <w:p>
@@ -2026,7 +2106,7 @@
         <w:rPr>
           <w:rFonts w:ascii="Gentium" w:hAnsi="Gentium" w:cs="Gentium"/>
         </w:rPr>
-        <w:t>But, when the captain came to Bethlehem and did not find there the mother of the Lord, neither the apostles, he laid hold of the Bethlehemites, saying to them, “Did you not come and tell the governor and the priests all the signs and wonders that were come to pass, and how the apostles came out of every land? Where then are they? Come hither to Jerusalem to the governor.” For, the captain did not know of the departure of the apostles and the mother of the Lord to Jerusalem. So, the captain took the Bethlehemites and went to the governor, saying that he had found no man.</w:t>
+        <w:t>Now, after five days, it was made known to the governor and to the priests and to all the city that the mother of the Lord was in her own house in Jerusalem with the apostles, by means of the signs and wondrous things that came to pass there; and a multitude of men and women were assembled, crying out, “O holy virgin that bore Christ our God, do not forget the race of men.”</w:t>
       </w:r>
     </w:p>
     <w:p>
@@ -2037,7 +2117,7 @@
           <w:pgMar w:top="1418" w:right="1418" w:bottom="1418" w:left="1418" w:header="0" w:footer="0" w:gutter="0"/>
           <w:cols w:space="720"/>
           <w:formProt w:val="0"/>
-          <w:docGrid w:linePitch="312" w:charSpace="-6145"/>
+          <w:docGrid w:linePitch="100"/>
         </w:sectPr>
       </w:pPr>
     </w:p>
@@ -2063,7 +2143,7 @@
           <w:sz w:val="28"/>
           <w:szCs w:val="28"/>
         </w:rPr>
-        <w:t>Chapter 34</w:t>
+        <w:t>Chapter 35</w:t>
       </w:r>
     </w:p>
     <w:p>
@@ -2078,7 +2158,7 @@
         <w:rPr>
           <w:rFonts w:ascii="Gentium" w:hAnsi="Gentium" w:cs="Gentium"/>
         </w:rPr>
-        <w:t>Now, after five days, it was made known to the governor and to the priests and to all the city that the mother of the Lord was in her own house in Jerusalem with the apostles, by means of the signs and wondrous things that came to pass there; and a multitude of men and women were assembled, crying out, “O holy virgin that bore Christ our God, do not forget the race of men.”</w:t>
+        <w:t>And, because of this, the people of the Jews, moved yet more with envy, together with the priests, took wood and fire and came on, desiring to burn the house where the mother of the Lord lay, together with the apostles. But the governor stood beholding the sight afar off. And, when the people of the Jews were come unto the door of the house, behold, suddenly a force of fire came from within it by means of an angel and burnt a great multitude of the Jews, and there was great fear throughout all the city and they glorified God who was born of her.</w:t>
       </w:r>
     </w:p>
     <w:p>
@@ -2089,7 +2169,7 @@
           <w:pgMar w:top="1418" w:right="1418" w:bottom="1418" w:left="1418" w:header="0" w:footer="0" w:gutter="0"/>
           <w:cols w:space="720"/>
           <w:formProt w:val="0"/>
-          <w:docGrid w:linePitch="312" w:charSpace="-6145"/>
+          <w:docGrid w:linePitch="100"/>
         </w:sectPr>
       </w:pPr>
     </w:p>
@@ -2115,7 +2195,7 @@
           <w:sz w:val="28"/>
           <w:szCs w:val="28"/>
         </w:rPr>
-        <w:t>Chapter 35</w:t>
+        <w:t>Chapter 36</w:t>
       </w:r>
     </w:p>
     <w:p>
@@ -2130,7 +2210,7 @@
         <w:rPr>
           <w:rFonts w:ascii="Gentium" w:hAnsi="Gentium" w:cs="Gentium"/>
         </w:rPr>
-        <w:t>And, because of this, the people of the Jews, moved yet more with envy, together with the priests, took wood and fire and came on, desiring to burn the house where the mother of the Lord lay, together with the apostles. But the governor stood beholding the sight afar off. And, when the people of the Jews were come unto the door of the house, behold, suddenly a force of fire came from within it by means of an angel and burnt a great multitude of the Jews, and there was great fear throughout all the city and they glorified God who was born of her.</w:t>
+        <w:t>But, when the governor saw what was done, he cried aloud before all the people, saying, “Of a truth, he is the Son of God, which was born of the virgin whom you thought to drive out; for, these signs are of a true God.” And there was a division between the Jews, and many believed in the name of our Lord Jesus Christ because of the signs that came to pass.</w:t>
       </w:r>
     </w:p>
     <w:p>
@@ -2141,7 +2221,7 @@
           <w:pgMar w:top="1418" w:right="1418" w:bottom="1418" w:left="1418" w:header="0" w:footer="0" w:gutter="0"/>
           <w:cols w:space="720"/>
           <w:formProt w:val="0"/>
-          <w:docGrid w:linePitch="312" w:charSpace="-6145"/>
+          <w:docGrid w:linePitch="100"/>
         </w:sectPr>
       </w:pPr>
     </w:p>
@@ -2167,7 +2247,8 @@
           <w:sz w:val="28"/>
           <w:szCs w:val="28"/>
         </w:rPr>
-        <w:t>Chapter 36</w:t>
+        <w:lastRenderedPageBreak/>
+        <w:t>Chapter 37</w:t>
       </w:r>
     </w:p>
     <w:p>
@@ -2182,7 +2263,7 @@
         <w:rPr>
           <w:rFonts w:ascii="Gentium" w:hAnsi="Gentium" w:cs="Gentium"/>
         </w:rPr>
-        <w:t>But, when the governor saw what was done, he cried aloud before all the people, saying, “Of a truth, he is the Son of God, which was born of the virgin whom you thought to drive out; for, these signs are of a true God.” And there was a division between the Jews, and many believed in the name of our Lord Jesus Christ because of the signs that came to pass.</w:t>
+        <w:t>Now, after all these wonders were come to pass because of Mary the mother of God and ever virgin, the mother of the Lord, as we the apostles were with her in Jerusalem, the Holy Ghost said to us, “You know that, on the Lord’s Day, the good tidings were told to the Virgin Mary by the archangel Gabriel; and, on the Lord’s Day, the Saviour was born in Bethlehem; and, on the Lord’s Day, the children of Jerusalem went forth with palm-branches to meet him, saying, “Hosanna in the highest; blessed is he that comes in the name of the Lord.” And, on the Lord’s Day, he rose from the dead; and, on the Lord’s Day, he shall come to judge the quick and the dead; and on the Lord’s Day, he shall come from heaven for the glory and honour of the departure of the holy and glorious virgin who bore him.”</w:t>
       </w:r>
     </w:p>
     <w:p>
@@ -2193,7 +2274,7 @@
           <w:pgMar w:top="1418" w:right="1418" w:bottom="1418" w:left="1418" w:header="0" w:footer="0" w:gutter="0"/>
           <w:cols w:space="720"/>
           <w:formProt w:val="0"/>
-          <w:docGrid w:linePitch="312" w:charSpace="-6145"/>
+          <w:docGrid w:linePitch="100"/>
         </w:sectPr>
       </w:pPr>
     </w:p>
@@ -2219,8 +2300,7 @@
           <w:sz w:val="28"/>
           <w:szCs w:val="28"/>
         </w:rPr>
-        <w:lastRenderedPageBreak/>
-        <w:t>Chapter 37</w:t>
+        <w:t>Chapter 38</w:t>
       </w:r>
     </w:p>
     <w:p>
@@ -2235,7 +2315,19 @@
         <w:rPr>
           <w:rFonts w:ascii="Gentium" w:hAnsi="Gentium" w:cs="Gentium"/>
         </w:rPr>
-        <w:t>Now, after all these wonders were come to pass because of Mary the mother of God and ever virgin, the mother of the Lord, as we the apostles were with her in Jerusalem, the Holy Ghost said to us, “You know that, on the Lord’s Day, the good tidings were told to the Virgin Mary by the archangel Gabriel; and, on the Lord’s Day, the Saviour was born in Bethlehem; and, on the Lord’s Day, the children of Jerusalem went forth with palm-branches to meet him, saying, “Hosanna in the highest; blessed is he that comes in the name of the Lord.” And, on the Lord’s Day, he rose from the dead; and, on the Lord’s Day, he shall come to judge the quick and the dead; and on the Lord’s Day, he shall come from heaven for the glory and honour of the departure of the holy and glorious virgin who bore him.”</w:t>
+        <w:t xml:space="preserve">And, on the same Lord’s Day, the mother of the Lord said to the apostles, “Cast on incense; for, Christ comes with a host of angels; and </w:t>
+      </w:r>
+      <w:r>
+        <w:rPr>
+          <w:rFonts w:ascii="Gentium" w:hAnsi="Gentium" w:cs="Gentium"/>
+        </w:rPr>
+        <w:t>b</w:t>
+      </w:r>
+      <w:r>
+        <w:rPr>
+          <w:rFonts w:ascii="Gentium" w:hAnsi="Gentium" w:cs="Gentium"/>
+        </w:rPr>
+        <w:t>ehold, Christ comes sitting upon the throne of the Cherubim.” And, as we all prayed, there appeared innumerable multitudes of angels, and the Lord riding upon the Cherubim in great power. And lo, an appearance of light going before him and lighting upon the holy virgin because of the coming of her only begotten Son; and all the powers of the heavens fell down and worshipped him.</w:t>
       </w:r>
     </w:p>
     <w:p>
@@ -2246,7 +2338,7 @@
           <w:pgMar w:top="1418" w:right="1418" w:bottom="1418" w:left="1418" w:header="0" w:footer="0" w:gutter="0"/>
           <w:cols w:space="720"/>
           <w:formProt w:val="0"/>
-          <w:docGrid w:linePitch="312" w:charSpace="-6145"/>
+          <w:docGrid w:linePitch="100"/>
         </w:sectPr>
       </w:pPr>
     </w:p>
@@ -2272,7 +2364,7 @@
           <w:sz w:val="28"/>
           <w:szCs w:val="28"/>
         </w:rPr>
-        <w:t>Chapter 38</w:t>
+        <w:t>Chapter 39</w:t>
       </w:r>
     </w:p>
     <w:p>
@@ -2287,7 +2379,21 @@
         <w:rPr>
           <w:rFonts w:ascii="Gentium" w:hAnsi="Gentium" w:cs="Gentium"/>
         </w:rPr>
-        <w:t>And, on the same Lord’s Day, the mother of the Lord said to the apostles, “Cast on incense; for, Christ comes with a host of angels; and Behold, Christ comes sitting upon the throne of the Cherubim.” And, as we all prayed, there appeared innumerable multitudes of angels, and the Lord riding upon the Cherubim in great power. And lo, an appearance of light going before him and lighting upon the holy virgin because of the coming of her only begotten Son; and all the powers of the heavens fell down and worshipped him.</w:t>
+        <w:t xml:space="preserve">And the Lord called to his mother and said, “Mary.” And she answered and said, “Behold, here am I, Lord.” And the Lord said to her, “Be not grieved but let your heart rejoice and be glad; for, you have found grace to behold the glory that was given me of my Father.” And the holy mother of God looked up and saw in him glory that the mouth of man cannot utter nor comprehend. And the Lord abode by her, saying, “Behold, henceforth shall your precious body be translated to paradise, and your holy soul shall be in the heavens in the treasuries of my Father in surpassing brightness, where is peace and rejoicing of the holy angels, and continuance </w:t>
+      </w:r>
+      <w:r>
+        <w:rPr>
+          <w:rFonts w:ascii="Gentium" w:hAnsi="Gentium" w:cs="Gentium"/>
+          <w:i/>
+          <w:iCs/>
+        </w:rPr>
+        <w:t>thereof</w:t>
+      </w:r>
+      <w:r>
+        <w:rPr>
+          <w:rFonts w:ascii="Gentium" w:hAnsi="Gentium" w:cs="Gentium"/>
+        </w:rPr>
+        <w:t>.”</w:t>
       </w:r>
     </w:p>
     <w:p>
@@ -2298,7 +2404,7 @@
           <w:pgMar w:top="1418" w:right="1418" w:bottom="1418" w:left="1418" w:header="0" w:footer="0" w:gutter="0"/>
           <w:cols w:space="720"/>
           <w:formProt w:val="0"/>
-          <w:docGrid w:linePitch="312" w:charSpace="-6145"/>
+          <w:docGrid w:linePitch="100"/>
         </w:sectPr>
       </w:pPr>
     </w:p>
@@ -2324,7 +2430,7 @@
           <w:sz w:val="28"/>
           <w:szCs w:val="28"/>
         </w:rPr>
-        <w:t>Chapter 39</w:t>
+        <w:t>Chapter 40</w:t>
       </w:r>
     </w:p>
     <w:p>
@@ -2339,21 +2445,7 @@
         <w:rPr>
           <w:rFonts w:ascii="Gentium" w:hAnsi="Gentium" w:cs="Gentium"/>
         </w:rPr>
-        <w:t xml:space="preserve">And the Lord called to his mother and said, “Mary.” And she answered and said, “Behold, here am I, Lord.” And the Lord said to her, “Be not grieved but let your heart rejoice and be glad; for, you have found grace to behold the glory that was given me of my Father.” And the holy mother of God looked up and saw in him glory that the mouth of man cannot utter nor comprehend. And the Lord abode by her, saying, “Behold, henceforth shall your precious body be translated to paradise, and your holy soul shall be in the heavens in the treasuries of my Father in surpassing brightness, where is peace and rejoicing of the holy angels, and continuance </w:t>
-      </w:r>
-      <w:r>
-        <w:rPr>
-          <w:rFonts w:ascii="Gentium" w:hAnsi="Gentium" w:cs="Gentium"/>
-          <w:i/>
-          <w:iCs/>
-        </w:rPr>
-        <w:t>thereof</w:t>
-      </w:r>
-      <w:r>
-        <w:rPr>
-          <w:rFonts w:ascii="Gentium" w:hAnsi="Gentium" w:cs="Gentium"/>
-        </w:rPr>
-        <w:t>.”</w:t>
+        <w:t>And the mother of the Lord answered and said to him, “Lay your right hand on me, Lord, and bless me.” And the Lord spread out his unstained right hand and blessed her; and she, holding his unstained right hand, kissed it, saying, “I worship this right hand that made the heaven and the earth; and I beseech your name that is greatly extolled, O Christ, God, King of the ages, only begotten of the Father, receive your handmaid, you that did vouchsafe to be born of me the lowly one to save mankind by your unutterable dispensation. Every man that calls on or entreats or names the name of your handmaid, grant him your help.”</w:t>
       </w:r>
     </w:p>
     <w:p>
@@ -2364,7 +2456,7 @@
           <w:pgMar w:top="1418" w:right="1418" w:bottom="1418" w:left="1418" w:header="0" w:footer="0" w:gutter="0"/>
           <w:cols w:space="720"/>
           <w:formProt w:val="0"/>
-          <w:docGrid w:linePitch="312" w:charSpace="-6145"/>
+          <w:docGrid w:linePitch="100"/>
         </w:sectPr>
       </w:pPr>
     </w:p>
@@ -2390,7 +2482,8 @@
           <w:sz w:val="28"/>
           <w:szCs w:val="28"/>
         </w:rPr>
-        <w:t>Chapter 40</w:t>
+        <w:lastRenderedPageBreak/>
+        <w:t>Chapter 41</w:t>
       </w:r>
     </w:p>
     <w:p>
@@ -2405,7 +2498,7 @@
         <w:rPr>
           <w:rFonts w:ascii="Gentium" w:hAnsi="Gentium" w:cs="Gentium"/>
         </w:rPr>
-        <w:t>And the mother of the Lord answered and said to him, “Lay your right hand on me, Lord, and bless me.” And the Lord spread out his unstained right hand and blessed her; and she, holding his unstained right hand, kissed it, saying, “I worship this right hand that made the heaven and the earth; and I beseech your name that is greatly extolled, O Christ, God, King of the ages, only begotten of the Father, receive your handmaid, you that did vouchsafe to be born of me the lowly one to save mankind by your unutterable dispensation. Every man that calls on or entreats or names the name of your handmaid, grant him your help.”</w:t>
+        <w:t>And, as she thus spoke, the apostles came near to her feet and worshipped the Lord and said, “O mother of the Lord, leave to the world a blessing; for, you depart out of it; for, you blessed it and raise it up from destruction when you bore the light of the world.” And the mother of the Lord prayed, and thus she spoke in her prayer, “O God, who of your great goodness sent your only begotten Son to dwell in my lowly body, who did vouchsafe to be born of me the lowly one, have mercy on the world and on every soul that calls on your name.”</w:t>
       </w:r>
     </w:p>
     <w:p>
@@ -2416,7 +2509,7 @@
           <w:pgMar w:top="1418" w:right="1418" w:bottom="1418" w:left="1418" w:header="0" w:footer="0" w:gutter="0"/>
           <w:cols w:space="720"/>
           <w:formProt w:val="0"/>
-          <w:docGrid w:linePitch="312" w:charSpace="-6145"/>
+          <w:docGrid w:linePitch="100"/>
         </w:sectPr>
       </w:pPr>
     </w:p>
@@ -2442,8 +2535,7 @@
           <w:sz w:val="28"/>
           <w:szCs w:val="28"/>
         </w:rPr>
-        <w:lastRenderedPageBreak/>
-        <w:t>Chapter 41</w:t>
+        <w:t>Chapter 42</w:t>
       </w:r>
     </w:p>
     <w:p>
@@ -2458,7 +2550,7 @@
         <w:rPr>
           <w:rFonts w:ascii="Gentium" w:hAnsi="Gentium" w:cs="Gentium"/>
         </w:rPr>
-        <w:t>And, as she thus spoke, the apostles came near to her feet and worshipped the Lord and said, “O mother of the Lord, leave to the world a blessing; for, you depart out of it; for, you blessed it and raise it up from destruction when you bore the light of the world.” And the mother of the Lord prayed, and thus she spoke in her prayer, “O God, who of your great goodness sent your only begotten Son to dwell in my lowly body, who did vouchsafe to be born of me the lowly one, have mercy on the world and on every soul that calls on your name.”</w:t>
+        <w:t>And again, she prayed and said, “O Lord, King of the heavens, Son of the living God, accept every man that calls on your name, that your birth may be glorified.” And again, she prayed and said, “O Lord Jesus Christ, that has all power in heaven and on earth, I entreat your holy name with this supplication: At every time and in every place where there is a memorial of my name, sanctify that place and glorify those who glorify you through my name, accepting every offering of such, and every supplication and every prayer.”</w:t>
       </w:r>
     </w:p>
     <w:p>
@@ -2469,7 +2561,7 @@
           <w:pgMar w:top="1418" w:right="1418" w:bottom="1418" w:left="1418" w:header="0" w:footer="0" w:gutter="0"/>
           <w:cols w:space="720"/>
           <w:formProt w:val="0"/>
-          <w:docGrid w:linePitch="312" w:charSpace="-6145"/>
+          <w:docGrid w:linePitch="100"/>
         </w:sectPr>
       </w:pPr>
     </w:p>
@@ -2495,7 +2587,7 @@
           <w:sz w:val="28"/>
           <w:szCs w:val="28"/>
         </w:rPr>
-        <w:t>Chapter 42</w:t>
+        <w:t>Chapter 43</w:t>
       </w:r>
     </w:p>
     <w:p>
@@ -2510,7 +2602,7 @@
         <w:rPr>
           <w:rFonts w:ascii="Gentium" w:hAnsi="Gentium" w:cs="Gentium"/>
         </w:rPr>
-        <w:t>And again, she prayed and said, “O Lord, King of the heavens, Son of the living God, accept every man that calls on your name, that your birth may be glorified.” And again, she prayed and said, “O Lord Jesus Christ, that has all power in heaven and on earth, I entreat your holy name with this supplication: At every time and in every place where there is a memorial of my name, sanctify that place and glorify those who glorify you through my name, accepting every offering of such, and every supplication and every prayer.”</w:t>
+        <w:t>And, when she had thus prayed, the Lord said to his own mother, “Let your heart be glad and rejoice; for, every grace and every gift has been given you of my Father who is in heaven and of me and of the Holy Ghost. Every soul that calls on your name shall not be put to shame but shall find mercy and consolation and succour and confidence, both in this world and in that which is to come, before my Father who is in heaven.”</w:t>
       </w:r>
     </w:p>
     <w:p>
@@ -2521,7 +2613,7 @@
           <w:pgMar w:top="1418" w:right="1418" w:bottom="1418" w:left="1418" w:header="0" w:footer="0" w:gutter="0"/>
           <w:cols w:space="720"/>
           <w:formProt w:val="0"/>
-          <w:docGrid w:linePitch="312" w:charSpace="-6145"/>
+          <w:docGrid w:linePitch="100"/>
         </w:sectPr>
       </w:pPr>
     </w:p>
@@ -2547,7 +2639,7 @@
           <w:sz w:val="28"/>
           <w:szCs w:val="28"/>
         </w:rPr>
-        <w:t>Chapter 43</w:t>
+        <w:t>Chapter 44</w:t>
       </w:r>
     </w:p>
     <w:p>
@@ -2562,7 +2654,7 @@
         <w:rPr>
           <w:rFonts w:ascii="Gentium" w:hAnsi="Gentium" w:cs="Gentium"/>
         </w:rPr>
-        <w:t>And, when she had thus prayed, the Lord said to his own mother, “Let your heart be glad and rejoice; for, every grace and every gift has been given you of my Father who is in heaven and of me and of the Holy Ghost. Every soul that calls on your name shall not be put to shame but shall find mercy and consolation and succour and confidence, both in this world and in that which is to come, before my Father who is in heaven.”</w:t>
+        <w:t>And the Lord turned and said to Peter, “The time is come to begin the song of praise.” And, when Peter began the song of praise, all the powers of the heavens answered. ‘Alleluia’. And then the countenance of the mother of the Lord shone above the light. And she rose up and with her own hand blessed every one of the apostles, and all of them gave glory to God; and the Lord spread forth his unstained hands and received her holy and spotless soul.</w:t>
       </w:r>
     </w:p>
     <w:p>
@@ -2573,7 +2665,7 @@
           <w:pgMar w:top="1418" w:right="1418" w:bottom="1418" w:left="1418" w:header="0" w:footer="0" w:gutter="0"/>
           <w:cols w:space="720"/>
           <w:formProt w:val="0"/>
-          <w:docGrid w:linePitch="312" w:charSpace="-6145"/>
+          <w:docGrid w:linePitch="100"/>
         </w:sectPr>
       </w:pPr>
     </w:p>
@@ -2599,7 +2691,7 @@
           <w:sz w:val="28"/>
           <w:szCs w:val="28"/>
         </w:rPr>
-        <w:t>Chapter 44</w:t>
+        <w:t>Chapter 45</w:t>
       </w:r>
     </w:p>
     <w:p>
@@ -2614,7 +2706,7 @@
         <w:rPr>
           <w:rFonts w:ascii="Gentium" w:hAnsi="Gentium" w:cs="Gentium"/>
         </w:rPr>
-        <w:t>And the Lord turned and said to Peter, “The time is come to begin the song of praise.” And, when Peter began the song of praise, all the powers of the heavens answered. ‘Alleluia’. And then the countenance of the mother of the Lord shone above the light. And she rose up and with her own hand blessed every one of the apostles, and all of them gave glory to God; and the Lord spread forth his unstained hands and received her holy and spotless soul.</w:t>
+        <w:t>And, at the going forth of her spotless soul, the place was filled with sweet odour and light unspeakable, and lo, a voice from heaven was heard, saying, “Blessed are you among women.” And Peter ran, and I, John, and Paul and Thomas, and embraced her precious feet to receive sanctification; and the twelve apostles laid her honourable and holy body upon a bed and carried it forth.</w:t>
       </w:r>
     </w:p>
     <w:p>
@@ -2625,7 +2717,7 @@
           <w:pgMar w:top="1418" w:right="1418" w:bottom="1418" w:left="1418" w:header="0" w:footer="0" w:gutter="0"/>
           <w:cols w:space="720"/>
           <w:formProt w:val="0"/>
-          <w:docGrid w:linePitch="312" w:charSpace="-6145"/>
+          <w:docGrid w:linePitch="100"/>
         </w:sectPr>
       </w:pPr>
     </w:p>
@@ -2651,7 +2743,8 @@
           <w:sz w:val="28"/>
           <w:szCs w:val="28"/>
         </w:rPr>
-        <w:t>Chapter 45</w:t>
+        <w:lastRenderedPageBreak/>
+        <w:t>Chapter 46</w:t>
       </w:r>
     </w:p>
     <w:p>
@@ -2666,7 +2759,7 @@
         <w:rPr>
           <w:rFonts w:ascii="Gentium" w:hAnsi="Gentium" w:cs="Gentium"/>
         </w:rPr>
-        <w:t>And, at the going forth of her spotless soul, the place was filled with sweet odour and light unspeakable, and lo, a voice from heaven was heard, saying, “Blessed are you among women.” And Peter ran, and I, John, and Paul and Thomas, and embraced her precious feet to receive sanctification; and the twelve apostles laid her honourable and holy body upon a bed and carried it forth.</w:t>
+        <w:t>And behold, as they carried her, a certain Hebrew named Jephonias, mighty of body, ran forth and set upon the bed, as the apostles carried it, and lo, an angel of the Lord with invisible power smote his two hands from off his shoulders with a sword of fire and left them hanging in the air about the bed.</w:t>
       </w:r>
     </w:p>
     <w:p>
@@ -2677,7 +2770,7 @@
           <w:pgMar w:top="1418" w:right="1418" w:bottom="1418" w:left="1418" w:header="0" w:footer="0" w:gutter="0"/>
           <w:cols w:space="720"/>
           <w:formProt w:val="0"/>
-          <w:docGrid w:linePitch="312" w:charSpace="-6145"/>
+          <w:docGrid w:linePitch="100"/>
         </w:sectPr>
       </w:pPr>
     </w:p>
@@ -2703,8 +2796,7 @@
           <w:sz w:val="28"/>
           <w:szCs w:val="28"/>
         </w:rPr>
-        <w:lastRenderedPageBreak/>
-        <w:t>Chapter 46</w:t>
+        <w:t>Chapter 47</w:t>
       </w:r>
     </w:p>
     <w:p>
@@ -2719,7 +2811,35 @@
         <w:rPr>
           <w:rFonts w:ascii="Gentium" w:hAnsi="Gentium" w:cs="Gentium"/>
         </w:rPr>
-        <w:t>And behold, as they carried her, a certain Hebrew named Jephonias, mighty of body, ran forth and set upon the bed, as the apostles carried it, and lo, an angel of the Lord with invisible power smote his two hands from off his shoulders with a sword of fire and left them hanging in the air about the bed.</w:t>
+        <w:t xml:space="preserve">And, when this miracle came to pass, all the people of the Jews that beheld it cried out, “Verily, he is the true God that was born of you, Mary, mother of God, ever virgin.” And Jephonias himself, being commanded by Peter, that the wonderful works of God might be showed, stood up behind the bed and cried, “Holy Mary that bore Christ who is God, have mercy on me.” And Peter turned and said to him, “In the name of him that was born of her, your hands that were taken from you shall cleave </w:t>
+      </w:r>
+      <w:r>
+        <w:rPr>
+          <w:rFonts w:ascii="Gentium" w:hAnsi="Gentium" w:cs="Gentium"/>
+          <w:i/>
+          <w:iCs/>
+        </w:rPr>
+        <w:t>to their place</w:t>
+      </w:r>
+      <w:r>
+        <w:rPr>
+          <w:rFonts w:ascii="Gentium" w:hAnsi="Gentium" w:cs="Gentium"/>
+        </w:rPr>
+        <w:t xml:space="preserve">.” And, immediately, at the word of Peter the hands that hung beside the bed of </w:t>
+      </w:r>
+      <w:r>
+        <w:rPr>
+          <w:rFonts w:ascii="Gentium" w:hAnsi="Gentium" w:cs="Gentium"/>
+          <w:i/>
+          <w:iCs/>
+        </w:rPr>
+        <w:t>our</w:t>
+      </w:r>
+      <w:r>
+        <w:rPr>
+          <w:rFonts w:ascii="Gentium" w:hAnsi="Gentium" w:cs="Gentium"/>
+        </w:rPr>
+        <w:t xml:space="preserve"> lady went back and cleaved to Jephonias; and he also believed and glorified Christ, even God, that was born of her.</w:t>
       </w:r>
     </w:p>
     <w:p>
@@ -2730,7 +2850,7 @@
           <w:pgMar w:top="1418" w:right="1418" w:bottom="1418" w:left="1418" w:header="0" w:footer="0" w:gutter="0"/>
           <w:cols w:space="720"/>
           <w:formProt w:val="0"/>
-          <w:docGrid w:linePitch="312" w:charSpace="-6145"/>
+          <w:docGrid w:linePitch="100"/>
         </w:sectPr>
       </w:pPr>
     </w:p>
@@ -2756,7 +2876,7 @@
           <w:sz w:val="28"/>
           <w:szCs w:val="28"/>
         </w:rPr>
-        <w:t>Chapter 47</w:t>
+        <w:t>Chapter 48</w:t>
       </w:r>
     </w:p>
     <w:p>
@@ -2771,35 +2891,26 @@
         <w:rPr>
           <w:rFonts w:ascii="Gentium" w:hAnsi="Gentium" w:cs="Gentium"/>
         </w:rPr>
-        <w:t xml:space="preserve">And, when this miracle came to pass, all the people of the Jews that beheld it cried out, “Verily, he is the true God that was born of you, Mary, mother of God, ever virgin.” And Jephonias himself, being commanded by Peter, that the wonderful works of God might be showed, stood up behind the bed and cried, “Holy Mary that bore Christ who is God, have mercy on me.” And Peter turned and said to him, “In the name of him that was born of her, your hands that were taken from you shall cleave </w:t>
-      </w:r>
-      <w:r>
+        <w:t>And, after this miracle, the apostles carried the bed and laid her precious and holy body in Gethsemane in a new tomb. And lo, an odour of sweet savour came out of the holy sepulchre of our lady the mother of God; and, until three days were past, the voices of invisible angels were heard glorifying Christ our God who was born of her. And, when the third day was fulfilled, the voices were no more heard; and, thereafter, we all perceived that her spotless and precious body was translated into paradise.</w:t>
+      </w:r>
+    </w:p>
+    <w:p>
+      <w:pPr>
+        <w:spacing w:before="120"/>
+        <w:jc w:val="both"/>
         <w:rPr>
           <w:rFonts w:ascii="Gentium" w:hAnsi="Gentium" w:cs="Gentium"/>
           <w:i/>
           <w:iCs/>
         </w:rPr>
-        <w:t>to their place</w:t>
-      </w:r>
-      <w:r>
-        <w:rPr>
-          <w:rFonts w:ascii="Gentium" w:hAnsi="Gentium" w:cs="Gentium"/>
-        </w:rPr>
-        <w:t xml:space="preserve">.” And, immediately, at the word of Peter the hands that hung beside the bed of </w:t>
-      </w:r>
+      </w:pPr>
       <w:r>
         <w:rPr>
           <w:rFonts w:ascii="Gentium" w:hAnsi="Gentium" w:cs="Gentium"/>
           <w:i/>
           <w:iCs/>
         </w:rPr>
-        <w:t>our</w:t>
-      </w:r>
-      <w:r>
-        <w:rPr>
-          <w:rFonts w:ascii="Gentium" w:hAnsi="Gentium" w:cs="Gentium"/>
-        </w:rPr>
-        <w:t xml:space="preserve"> lady went back and cleaved to Jephonias; and he also believed and glorified Christ, even God, that was born of her.</w:t>
+        <w:t>[Other MSS: When the apostles went forth from the city of Jerusalem bearing the bed, suddenly twelve clouds of light caught them up, together with the body of our lady, and translated them into paradise.]</w:t>
       </w:r>
     </w:p>
     <w:p>
@@ -2810,7 +2921,7 @@
           <w:pgMar w:top="1418" w:right="1418" w:bottom="1418" w:left="1418" w:header="0" w:footer="0" w:gutter="0"/>
           <w:cols w:space="720"/>
           <w:formProt w:val="0"/>
-          <w:docGrid w:linePitch="312" w:charSpace="-6145"/>
+          <w:docGrid w:linePitch="100"/>
         </w:sectPr>
       </w:pPr>
     </w:p>
@@ -2836,7 +2947,7 @@
           <w:sz w:val="28"/>
           <w:szCs w:val="28"/>
         </w:rPr>
-        <w:t>Chapter 48</w:t>
+        <w:t>Chapter 49</w:t>
       </w:r>
     </w:p>
     <w:p>
@@ -2851,26 +2962,49 @@
         <w:rPr>
           <w:rFonts w:ascii="Gentium" w:hAnsi="Gentium" w:cs="Gentium"/>
         </w:rPr>
-        <w:t>And, after this miracle, the apostles carried the bed and laid her precious and holy body in Gethsemane in a new tomb. And lo, an odour of sweet savour came out of the holy sepulchre of our lady the mother of God; and, until three days were past, the voices of invisible angels were heard glorifying Christ our God who was born of her. And, when the third day was fulfilled, the voices were no more heard; and, thereafter, we all perceived that her spotless and precious body was translated into paradise.</w:t>
-      </w:r>
-    </w:p>
-    <w:p>
-      <w:pPr>
-        <w:spacing w:before="120"/>
-        <w:jc w:val="both"/>
+        <w:t xml:space="preserve">Now, after it was translated, lo, we beheld Elisabeth the mother of the holy John the Baptist, and Anna the mother of </w:t>
+      </w:r>
+      <w:r>
         <w:rPr>
           <w:rFonts w:ascii="Gentium" w:hAnsi="Gentium" w:cs="Gentium"/>
           <w:i/>
           <w:iCs/>
         </w:rPr>
-      </w:pPr>
+        <w:t>our</w:t>
+      </w:r>
+      <w:r>
+        <w:rPr>
+          <w:rFonts w:ascii="Gentium" w:hAnsi="Gentium" w:cs="Gentium"/>
+        </w:rPr>
+        <w:t xml:space="preserve"> lady, and Abraham and Isaac and Jacob, and David singing Alleluia, and all the choirs of the saints worshipping the precious body of the mother of the Lord, and </w:t>
+      </w:r>
       <w:r>
         <w:rPr>
           <w:rFonts w:ascii="Gentium" w:hAnsi="Gentium" w:cs="Gentium"/>
           <w:i/>
           <w:iCs/>
         </w:rPr>
-        <w:t>[Other MSS: When the apostles went forth from the city of Jerusalem bearing the bed, suddenly twelve clouds of light caught them up, together with the body of our lady, and translated them into paradise.]</w:t>
+        <w:t>we saw</w:t>
+      </w:r>
+      <w:r>
+        <w:rPr>
+          <w:rFonts w:ascii="Gentium" w:hAnsi="Gentium" w:cs="Gentium"/>
+        </w:rPr>
+        <w:t xml:space="preserve"> a place of light, than which light nothing is brighter, and a great fragrance </w:t>
+      </w:r>
+      <w:r>
+        <w:rPr>
+          <w:rFonts w:ascii="Gentium" w:hAnsi="Gentium" w:cs="Gentium"/>
+          <w:i/>
+          <w:iCs/>
+        </w:rPr>
+        <w:t>came</w:t>
+      </w:r>
+      <w:r>
+        <w:rPr>
+          <w:rFonts w:ascii="Gentium" w:hAnsi="Gentium" w:cs="Gentium"/>
+        </w:rPr>
+        <w:t xml:space="preserve"> from that place to where her precious and holy body was translated in paradise, and a melody of them that praised him that was born of her; and to virgins only is it given to hear that sweet melody with which no man can be sated.</w:t>
       </w:r>
     </w:p>
     <w:p>
@@ -2881,7 +3015,7 @@
           <w:pgMar w:top="1418" w:right="1418" w:bottom="1418" w:left="1418" w:header="0" w:footer="0" w:gutter="0"/>
           <w:cols w:space="720"/>
           <w:formProt w:val="0"/>
-          <w:docGrid w:linePitch="312" w:charSpace="-6145"/>
+          <w:docGrid w:linePitch="100"/>
         </w:sectPr>
       </w:pPr>
     </w:p>
@@ -2907,7 +3041,8 @@
           <w:sz w:val="28"/>
           <w:szCs w:val="28"/>
         </w:rPr>
-        <w:t>Chapter 49</w:t>
+        <w:lastRenderedPageBreak/>
+        <w:t>Chapter 50</w:t>
       </w:r>
     </w:p>
     <w:p>
@@ -2922,49 +3057,26 @@
         <w:rPr>
           <w:rFonts w:ascii="Gentium" w:hAnsi="Gentium" w:cs="Gentium"/>
         </w:rPr>
-        <w:t xml:space="preserve">Now, after it was translated, lo, we beheld Elisabeth the mother of the holy John the Baptist, and Anna the mother of </w:t>
-      </w:r>
-      <w:r>
+        <w:t>We, therefore, the apostles, when we beheld thus suddenly the translation of her holy body, glorified God who had shown to us his wonders at the departure of the mother of our Lord Jesus Christ, by the prayer and intercession of whom may we all be accounted worthy to come into her protection and succour and guardianship, both in this world and in that which is to come, at all times and in all places glorifying her only begotten Son, with the Father and the Holy Ghost, world without end. Amen.</w:t>
+      </w:r>
+    </w:p>
+    <w:p>
+      <w:pPr>
+        <w:spacing w:before="120"/>
+        <w:jc w:val="center"/>
         <w:rPr>
           <w:rFonts w:ascii="Gentium" w:hAnsi="Gentium" w:cs="Gentium"/>
           <w:i/>
           <w:iCs/>
         </w:rPr>
-        <w:t>our</w:t>
-      </w:r>
-      <w:r>
-        <w:rPr>
-          <w:rFonts w:ascii="Gentium" w:hAnsi="Gentium" w:cs="Gentium"/>
-        </w:rPr>
-        <w:t xml:space="preserve"> lady, and Abraham and Isaac and Jacob, and David singing Alleluia, and all the choirs of the saints worshipping the precious body of the mother of the Lord, and </w:t>
-      </w:r>
+      </w:pPr>
       <w:r>
         <w:rPr>
           <w:rFonts w:ascii="Gentium" w:hAnsi="Gentium" w:cs="Gentium"/>
           <w:i/>
           <w:iCs/>
         </w:rPr>
-        <w:t>we saw</w:t>
-      </w:r>
-      <w:r>
-        <w:rPr>
-          <w:rFonts w:ascii="Gentium" w:hAnsi="Gentium" w:cs="Gentium"/>
-        </w:rPr>
-        <w:t xml:space="preserve"> a place of light, than which light nothing is brighter, and a great fragrance </w:t>
-      </w:r>
-      <w:r>
-        <w:rPr>
-          <w:rFonts w:ascii="Gentium" w:hAnsi="Gentium" w:cs="Gentium"/>
-          <w:i/>
-          <w:iCs/>
-        </w:rPr>
-        <w:t>came</w:t>
-      </w:r>
-      <w:r>
-        <w:rPr>
-          <w:rFonts w:ascii="Gentium" w:hAnsi="Gentium" w:cs="Gentium"/>
-        </w:rPr>
-        <w:t xml:space="preserve"> from that place to where her precious and holy body was translated in paradise, and a melody of them that praised him that was born of her; and to virgins only is it given to hear that sweet melody with which no man can be sated.</w:t>
+        <w:t>[For Chapters 49 and 50, one manuscript has only: And we all glorified God; to whom be glory and power, world without end. Amen.]</w:t>
       </w:r>
     </w:p>
     <w:p>
@@ -2975,79 +3087,7 @@
           <w:pgMar w:top="1418" w:right="1418" w:bottom="1418" w:left="1418" w:header="0" w:footer="0" w:gutter="0"/>
           <w:cols w:space="720"/>
           <w:formProt w:val="0"/>
-          <w:docGrid w:linePitch="312" w:charSpace="-6145"/>
-        </w:sectPr>
-      </w:pPr>
-    </w:p>
-    <w:p>
-      <w:pPr>
-        <w:keepNext/>
-        <w:widowControl w:val="0"/>
-        <w:spacing w:before="120"/>
-        <w:jc w:val="center"/>
-        <w:rPr>
-          <w:rFonts w:ascii="Gentium" w:hAnsi="Gentium" w:cs="Gentium"/>
-          <w:b/>
-          <w:bCs/>
-          <w:sz w:val="28"/>
-          <w:szCs w:val="28"/>
-        </w:rPr>
-      </w:pPr>
-      <w:r>
-        <w:rPr>
-          <w:rFonts w:ascii="Gentium" w:hAnsi="Gentium" w:cs="Gentium"/>
-          <w:b/>
-          <w:bCs/>
-          <w:sz w:val="28"/>
-          <w:szCs w:val="28"/>
-        </w:rPr>
-        <w:lastRenderedPageBreak/>
-        <w:t>Chapter 50</w:t>
-      </w:r>
-    </w:p>
-    <w:p>
-      <w:pPr>
-        <w:spacing w:before="120"/>
-        <w:jc w:val="both"/>
-        <w:rPr>
-          <w:rFonts w:ascii="Gentium" w:hAnsi="Gentium" w:cs="Gentium"/>
-        </w:rPr>
-      </w:pPr>
-      <w:r>
-        <w:rPr>
-          <w:rFonts w:ascii="Gentium" w:hAnsi="Gentium" w:cs="Gentium"/>
-        </w:rPr>
-        <w:t>We, therefore, the apostles, when we beheld thus suddenly the translation of her holy body, glorified God who had shown to us his wonders at the departure of the mother of our Lord Jesus Christ, by the prayer and intercession of whom may we all be accounted worthy to come into her protection and succour and guardianship, both in this world and in that which is to come, at all times and in all places glorifying her only begotten Son, with the Father and the Holy Ghost, world without end. Amen.</w:t>
-      </w:r>
-    </w:p>
-    <w:p>
-      <w:pPr>
-        <w:spacing w:before="120"/>
-        <w:jc w:val="center"/>
-        <w:rPr>
-          <w:rFonts w:ascii="Gentium" w:hAnsi="Gentium" w:cs="Gentium"/>
-          <w:i/>
-          <w:iCs/>
-        </w:rPr>
-      </w:pPr>
-      <w:r>
-        <w:rPr>
-          <w:rFonts w:ascii="Gentium" w:hAnsi="Gentium" w:cs="Gentium"/>
-          <w:i/>
-          <w:iCs/>
-        </w:rPr>
-        <w:t>[For Chapters 49 and 50, one manuscript has only: And we all glorified God; to whom be glory and power, world without end. Amen.]</w:t>
-      </w:r>
-    </w:p>
-    <w:p>
-      <w:pPr>
-        <w:sectPr>
-          <w:type w:val="continuous"/>
-          <w:pgSz w:w="16838" w:h="11906" w:orient="landscape"/>
-          <w:pgMar w:top="1418" w:right="1418" w:bottom="1418" w:left="1418" w:header="0" w:footer="0" w:gutter="0"/>
-          <w:cols w:space="720"/>
-          <w:formProt w:val="0"/>
-          <w:docGrid w:linePitch="312" w:charSpace="-6145"/>
+          <w:docGrid w:linePitch="100"/>
         </w:sectPr>
       </w:pPr>
     </w:p>
@@ -6642,7 +6682,21 @@
           <w:rFonts w:ascii="Gentium" w:hAnsi="Gentium" w:cs="Gentium"/>
           <w:color w:val="4F6228" w:themeColor="accent3" w:themeShade="80"/>
         </w:rPr>
-        <w:t xml:space="preserve">The standard-bearers adorn their standards, and stand and honour the king’s son and his bride. </w:t>
+        <w:t xml:space="preserve">The standard-bearers adorn their </w:t>
+      </w:r>
+      <w:r>
+        <w:rPr>
+          <w:rFonts w:ascii="Gentium" w:hAnsi="Gentium" w:cs="Gentium"/>
+          <w:color w:val="4F6228" w:themeColor="accent3" w:themeShade="80"/>
+        </w:rPr>
+        <w:t>standards and</w:t>
+      </w:r>
+      <w:r>
+        <w:rPr>
+          <w:rFonts w:ascii="Gentium" w:hAnsi="Gentium" w:cs="Gentium"/>
+          <w:color w:val="4F6228" w:themeColor="accent3" w:themeShade="80"/>
+        </w:rPr>
+        <w:t xml:space="preserve"> stand and honour the king’s son and his bride. </w:t>
       </w:r>
       <w:r>
         <w:rPr>
@@ -8599,14 +8653,7 @@
           <w:rFonts w:ascii="Gentium" w:hAnsi="Gentium" w:cs="Gentium"/>
           <w:color w:val="4F6228" w:themeColor="accent3" w:themeShade="80"/>
         </w:rPr>
-        <w:t>Through this great matter, therefore, we remained hidden there, and were not able to go out for a great while for fear of the Jews, lest they should put us to death, until our Lord Jesus Christ came to us, and showed us the way wherein we should go</w:t>
-      </w:r>
-      <w:r>
-        <w:rPr>
-          <w:rFonts w:ascii="Gentium" w:hAnsi="Gentium" w:cs="Gentium"/>
-          <w:color w:val="4F6228" w:themeColor="accent3" w:themeShade="80"/>
-        </w:rPr>
-        <w:t xml:space="preserve">. </w:t>
+        <w:t xml:space="preserve">Through this great matter, therefore, we remained hidden there, and were not able to go out for a great while for fear of the Jews, lest they should put us to death, until our Lord Jesus Christ came to us, and showed us the way wherein we should go. </w:t>
       </w:r>
       <w:r>
         <w:rPr>
@@ -9616,7 +9663,128 @@
           <w:rFonts w:ascii="Gentium" w:hAnsi="Gentium" w:cs="Gentium"/>
           <w:color w:val="4F6228" w:themeColor="accent3" w:themeShade="80"/>
         </w:rPr>
-        <w:t>If you took Me down into Egypt for fear of Herod the lawless, when he was pursuing Me, I also will make My angels overshadow you with their wings and ever keep singing your praise.</w:t>
+        <w:t>If you took Me down into Egypt for fear of Herod the lawless, when he was pursuing Me, I also will make My angels overshadow you with their wings and ever keep singing your praise.”</w:t>
+      </w:r>
+    </w:p>
+    <w:p>
+      <w:pPr>
+        <w:keepNext/>
+        <w:widowControl w:val="0"/>
+        <w:spacing w:before="120"/>
+        <w:jc w:val="center"/>
+        <w:rPr>
+          <w:rFonts w:ascii="Gentium" w:hAnsi="Gentium" w:cs="Gentium"/>
+          <w:smallCaps/>
+          <w:color w:val="4F6228" w:themeColor="accent3" w:themeShade="80"/>
+          <w:u w:val="single"/>
+        </w:rPr>
+      </w:pPr>
+      <w:r>
+        <w:rPr>
+          <w:rFonts w:ascii="Gentium" w:hAnsi="Gentium" w:cs="Gentium"/>
+          <w:smallCaps/>
+          <w:color w:val="4F6228" w:themeColor="accent3" w:themeShade="80"/>
+          <w:u w:val="single"/>
+        </w:rPr>
+        <w:t>Sahidic Fragment I</w:t>
+      </w:r>
+    </w:p>
+    <w:p>
+      <w:pPr>
+        <w:spacing w:before="120"/>
+        <w:jc w:val="both"/>
+        <w:rPr>
+          <w:rFonts w:ascii="Gentium" w:hAnsi="Gentium" w:cs="Gentium"/>
+          <w:color w:val="4F6228" w:themeColor="accent3" w:themeShade="80"/>
+        </w:rPr>
+      </w:pPr>
+      <w:r>
+        <w:rPr>
+          <w:rFonts w:ascii="Gentium" w:hAnsi="Gentium" w:cs="Gentium"/>
+          <w:b/>
+          <w:bCs/>
+          <w:color w:val="EE0000"/>
+          <w:vertAlign w:val="superscript"/>
+        </w:rPr>
+        <w:t>15</w:t>
+      </w:r>
+      <w:r>
+        <w:rPr>
+          <w:rFonts w:ascii="Gentium" w:hAnsi="Gentium" w:cs="Gentium"/>
+          <w:color w:val="EE0000"/>
+        </w:rPr>
+        <w:t xml:space="preserve"> </w:t>
+      </w:r>
+      <w:r>
+        <w:rPr>
+          <w:rFonts w:ascii="Gentium" w:hAnsi="Gentium" w:cs="Gentium"/>
+          <w:color w:val="4F6228" w:themeColor="accent3" w:themeShade="80"/>
+        </w:rPr>
+        <w:t xml:space="preserve">… on the chariot of the Cherubim, and take you to the heavens with Me. </w:t>
+      </w:r>
+      <w:r>
+        <w:rPr>
+          <w:rFonts w:ascii="Gentium" w:hAnsi="Gentium" w:cs="Gentium"/>
+          <w:b/>
+          <w:bCs/>
+          <w:color w:val="EE0000"/>
+          <w:vertAlign w:val="superscript"/>
+        </w:rPr>
+        <w:t>16</w:t>
+      </w:r>
+      <w:r>
+        <w:rPr>
+          <w:rFonts w:ascii="Gentium" w:hAnsi="Gentium" w:cs="Gentium"/>
+          <w:color w:val="EE0000"/>
+        </w:rPr>
+        <w:t> </w:t>
+      </w:r>
+      <w:r>
+        <w:rPr>
+          <w:rFonts w:ascii="Gentium" w:hAnsi="Gentium" w:cs="Gentium"/>
+          <w:color w:val="4F6228" w:themeColor="accent3" w:themeShade="80"/>
+        </w:rPr>
+        <w:t xml:space="preserve">If you wrapped Me in swaddling clothes on the day in which you brought Me forth, and if you placed Me in a manger of cattle, and an ox and an ass overshadowed Me, I also will wrap your body and your soul in the garments of heaven, which I have brought from the heavens with Me; and will place your body under the tree of life of Paradise, and make the Cherubim with the sword of fire overshadow you. And I will cover your soul with the coverings that are spread upon the altar in the heavenly Jerusalem. </w:t>
+      </w:r>
+      <w:r>
+        <w:rPr>
+          <w:rFonts w:ascii="Gentium" w:hAnsi="Gentium" w:cs="Gentium"/>
+          <w:b/>
+          <w:bCs/>
+          <w:color w:val="EE0000"/>
+          <w:vertAlign w:val="superscript"/>
+        </w:rPr>
+        <w:t>17</w:t>
+      </w:r>
+      <w:r>
+        <w:rPr>
+          <w:rFonts w:ascii="Gentium" w:hAnsi="Gentium" w:cs="Gentium"/>
+          <w:color w:val="EE0000"/>
+        </w:rPr>
+        <w:t> </w:t>
+      </w:r>
+      <w:r>
+        <w:rPr>
+          <w:rFonts w:ascii="Gentium" w:hAnsi="Gentium" w:cs="Gentium"/>
+          <w:color w:val="4F6228" w:themeColor="accent3" w:themeShade="80"/>
+        </w:rPr>
+        <w:t xml:space="preserve">If you took Me up and fled with Me into Egypt for fear of Herod the lawless, when he was pursuing Me, I also will make the angels catch away your soul and your body today, and take you into the heavenly </w:t>
+      </w:r>
+      <w:r>
+        <w:rPr>
+          <w:rFonts w:ascii="Gentium" w:hAnsi="Gentium" w:cs="Gentium"/>
+          <w:i/>
+          <w:iCs/>
+          <w:color w:val="4F6228" w:themeColor="accent3" w:themeShade="80"/>
+        </w:rPr>
+        <w:t>places</w:t>
+      </w:r>
+      <w:r>
+        <w:rPr>
+          <w:rFonts w:ascii="Gentium" w:hAnsi="Gentium" w:cs="Gentium"/>
+          <w:color w:val="4F6228" w:themeColor="accent3" w:themeShade="80"/>
+        </w:rPr>
+        <w:t>, and ever keep singing your praise.”</w:t>
       </w:r>
     </w:p>
     <w:p>
@@ -10041,7 +10209,15 @@
           <w:rFonts w:ascii="Gentium" w:hAnsi="Gentium" w:cs="Gentium"/>
           <w:color w:val="4F6228" w:themeColor="accent3" w:themeShade="80"/>
         </w:rPr>
-        <w:t xml:space="preserve">My father Peter said to him, “My Lord and my God, bid me speak with You this time also.” </w:t>
+        <w:t xml:space="preserve">My father Peter </w:t>
+      </w:r>
+      <w:r>
+        <w:rPr>
+          <w:rFonts w:ascii="Gentium" w:hAnsi="Gentium" w:cs="Gentium"/>
+          <w:color w:val="4F6228" w:themeColor="accent3" w:themeShade="80"/>
+        </w:rPr>
+        <w:lastRenderedPageBreak/>
+        <w:t xml:space="preserve">said to him, “My Lord and my God, bid me speak with You this time also.” </w:t>
       </w:r>
       <w:r>
         <w:rPr>
@@ -10178,6 +10354,383 @@
           <w:color w:val="4F6228" w:themeColor="accent3" w:themeShade="80"/>
         </w:rPr>
         <w:t>Arise and I will bless you with her in the holy offering before I take her up to My Father.”</w:t>
+      </w:r>
+    </w:p>
+    <w:p>
+      <w:pPr>
+        <w:keepNext/>
+        <w:widowControl w:val="0"/>
+        <w:spacing w:before="120"/>
+        <w:jc w:val="center"/>
+        <w:rPr>
+          <w:rFonts w:ascii="Gentium" w:hAnsi="Gentium" w:cs="Gentium"/>
+          <w:smallCaps/>
+          <w:color w:val="4F6228" w:themeColor="accent3" w:themeShade="80"/>
+          <w:u w:val="single"/>
+        </w:rPr>
+      </w:pPr>
+      <w:r>
+        <w:rPr>
+          <w:rFonts w:ascii="Gentium" w:hAnsi="Gentium" w:cs="Gentium"/>
+          <w:smallCaps/>
+          <w:color w:val="4F6228" w:themeColor="accent3" w:themeShade="80"/>
+          <w:u w:val="single"/>
+        </w:rPr>
+        <w:t>Sahidic Fragment I</w:t>
+      </w:r>
+    </w:p>
+    <w:p>
+      <w:pPr>
+        <w:spacing w:before="120"/>
+        <w:jc w:val="both"/>
+        <w:rPr>
+          <w:rFonts w:ascii="Gentium" w:hAnsi="Gentium" w:cs="Gentium"/>
+          <w:color w:val="4F6228" w:themeColor="accent3" w:themeShade="80"/>
+        </w:rPr>
+      </w:pPr>
+      <w:r>
+        <w:rPr>
+          <w:rFonts w:ascii="Gentium" w:hAnsi="Gentium" w:cs="Gentium"/>
+          <w:b/>
+          <w:bCs/>
+          <w:color w:val="EE0000"/>
+          <w:vertAlign w:val="superscript"/>
+        </w:rPr>
+        <w:t>1</w:t>
+      </w:r>
+      <w:r>
+        <w:rPr>
+          <w:rFonts w:ascii="Gentium" w:hAnsi="Gentium" w:cs="Gentium"/>
+          <w:color w:val="EE0000"/>
+        </w:rPr>
+        <w:t> </w:t>
+      </w:r>
+      <w:r>
+        <w:rPr>
+          <w:rFonts w:ascii="Gentium" w:hAnsi="Gentium" w:cs="Gentium"/>
+          <w:color w:val="4F6228" w:themeColor="accent3" w:themeShade="80"/>
+        </w:rPr>
+        <w:t xml:space="preserve">Now, as the Saviour was saying these things to His virgin mother, we knew that He was calling her to go forth from </w:t>
+      </w:r>
+      <w:r>
+        <w:rPr>
+          <w:rFonts w:ascii="Gentium" w:hAnsi="Gentium" w:cs="Gentium"/>
+          <w:i/>
+          <w:iCs/>
+          <w:color w:val="4F6228" w:themeColor="accent3" w:themeShade="80"/>
+        </w:rPr>
+        <w:t>the</w:t>
+      </w:r>
+      <w:r>
+        <w:rPr>
+          <w:rFonts w:ascii="Gentium" w:hAnsi="Gentium" w:cs="Gentium"/>
+          <w:color w:val="4F6228" w:themeColor="accent3" w:themeShade="80"/>
+        </w:rPr>
+        <w:t xml:space="preserve"> body. </w:t>
+      </w:r>
+      <w:r>
+        <w:rPr>
+          <w:rFonts w:ascii="Gentium" w:hAnsi="Gentium" w:cs="Gentium"/>
+          <w:b/>
+          <w:bCs/>
+          <w:color w:val="EE0000"/>
+          <w:vertAlign w:val="superscript"/>
+        </w:rPr>
+        <w:t>2</w:t>
+      </w:r>
+      <w:r>
+        <w:rPr>
+          <w:rFonts w:ascii="Gentium" w:hAnsi="Gentium" w:cs="Gentium"/>
+          <w:color w:val="EE0000"/>
+        </w:rPr>
+        <w:t> </w:t>
+      </w:r>
+      <w:r>
+        <w:rPr>
+          <w:rFonts w:ascii="Gentium" w:hAnsi="Gentium" w:cs="Gentium"/>
+          <w:color w:val="4F6228" w:themeColor="accent3" w:themeShade="80"/>
+        </w:rPr>
+        <w:t xml:space="preserve">And we all lifted up our voice and wept bitterly; and she also wept with us. </w:t>
+      </w:r>
+      <w:r>
+        <w:rPr>
+          <w:rFonts w:ascii="Gentium" w:hAnsi="Gentium" w:cs="Gentium"/>
+          <w:b/>
+          <w:bCs/>
+          <w:color w:val="EE0000"/>
+          <w:vertAlign w:val="superscript"/>
+        </w:rPr>
+        <w:t>3</w:t>
+      </w:r>
+      <w:r>
+        <w:rPr>
+          <w:rFonts w:ascii="Gentium" w:hAnsi="Gentium" w:cs="Gentium"/>
+          <w:color w:val="EE0000"/>
+        </w:rPr>
+        <w:t> </w:t>
+      </w:r>
+      <w:r>
+        <w:rPr>
+          <w:rFonts w:ascii="Gentium" w:hAnsi="Gentium" w:cs="Gentium"/>
+          <w:color w:val="4F6228" w:themeColor="accent3" w:themeShade="80"/>
+        </w:rPr>
+        <w:t xml:space="preserve">The Saviour said to us, “Why do you weep?” </w:t>
+      </w:r>
+      <w:r>
+        <w:rPr>
+          <w:rFonts w:ascii="Gentium" w:hAnsi="Gentium" w:cs="Gentium"/>
+          <w:b/>
+          <w:bCs/>
+          <w:color w:val="EE0000"/>
+          <w:vertAlign w:val="superscript"/>
+        </w:rPr>
+        <w:t>4</w:t>
+      </w:r>
+      <w:r>
+        <w:rPr>
+          <w:rFonts w:ascii="Gentium" w:hAnsi="Gentium" w:cs="Gentium"/>
+          <w:color w:val="EE0000"/>
+        </w:rPr>
+        <w:t> </w:t>
+      </w:r>
+      <w:r>
+        <w:rPr>
+          <w:rFonts w:ascii="Gentium" w:hAnsi="Gentium" w:cs="Gentium"/>
+          <w:color w:val="4F6228" w:themeColor="accent3" w:themeShade="80"/>
+        </w:rPr>
+        <w:t xml:space="preserve">My father Peter said, “My Lord and my God, we weep for the great bereavement that shall befall us. </w:t>
+      </w:r>
+      <w:r>
+        <w:rPr>
+          <w:rFonts w:ascii="Gentium" w:hAnsi="Gentium" w:cs="Gentium"/>
+          <w:b/>
+          <w:bCs/>
+          <w:color w:val="EE0000"/>
+          <w:vertAlign w:val="superscript"/>
+        </w:rPr>
+        <w:t>5</w:t>
+      </w:r>
+      <w:r>
+        <w:rPr>
+          <w:rFonts w:ascii="Gentium" w:hAnsi="Gentium" w:cs="Gentium"/>
+          <w:color w:val="EE0000"/>
+        </w:rPr>
+        <w:t> </w:t>
+      </w:r>
+      <w:r>
+        <w:rPr>
+          <w:rFonts w:ascii="Gentium" w:hAnsi="Gentium" w:cs="Gentium"/>
+          <w:color w:val="4F6228" w:themeColor="accent3" w:themeShade="80"/>
+        </w:rPr>
+        <w:t xml:space="preserve">For, at the time that the lawless Jews crucified You, we mourned indeed for a few days; afterwards, our mourning was turned for us into joy by Your rising from the dead; </w:t>
+      </w:r>
+      <w:r>
+        <w:rPr>
+          <w:rFonts w:ascii="Gentium" w:hAnsi="Gentium" w:cs="Gentium"/>
+          <w:i/>
+          <w:iCs/>
+          <w:color w:val="4F6228" w:themeColor="accent3" w:themeShade="80"/>
+        </w:rPr>
+        <w:t>for,</w:t>
+      </w:r>
+      <w:r>
+        <w:rPr>
+          <w:rFonts w:ascii="Gentium" w:hAnsi="Gentium" w:cs="Gentium"/>
+          <w:color w:val="4F6228" w:themeColor="accent3" w:themeShade="80"/>
+        </w:rPr>
+        <w:t xml:space="preserve"> You appeared to us and we were comforted. We cleaved to Your mother, and kept looking on her as though You were with us in the body. </w:t>
+      </w:r>
+      <w:r>
+        <w:rPr>
+          <w:rFonts w:ascii="Gentium" w:hAnsi="Gentium" w:cs="Gentium"/>
+          <w:b/>
+          <w:bCs/>
+          <w:color w:val="EE0000"/>
+          <w:vertAlign w:val="superscript"/>
+        </w:rPr>
+        <w:t>6</w:t>
+      </w:r>
+      <w:r>
+        <w:rPr>
+          <w:rFonts w:ascii="Gentium" w:hAnsi="Gentium" w:cs="Gentium"/>
+          <w:color w:val="EE0000"/>
+        </w:rPr>
+        <w:t> </w:t>
+      </w:r>
+      <w:r>
+        <w:rPr>
+          <w:rFonts w:ascii="Gentium" w:hAnsi="Gentium" w:cs="Gentium"/>
+          <w:color w:val="4F6228" w:themeColor="accent3" w:themeShade="80"/>
+        </w:rPr>
+        <w:t xml:space="preserve">Now, therefore, if You will take her from us, better is it that You should take us with her than the great bereavement that shall befall us.” </w:t>
+      </w:r>
+      <w:r>
+        <w:rPr>
+          <w:rFonts w:ascii="Gentium" w:hAnsi="Gentium" w:cs="Gentium"/>
+          <w:b/>
+          <w:bCs/>
+          <w:color w:val="EE0000"/>
+          <w:vertAlign w:val="superscript"/>
+        </w:rPr>
+        <w:t>7</w:t>
+      </w:r>
+      <w:r>
+        <w:rPr>
+          <w:rFonts w:ascii="Gentium" w:hAnsi="Gentium" w:cs="Gentium"/>
+          <w:color w:val="EE0000"/>
+        </w:rPr>
+        <w:t> </w:t>
+      </w:r>
+      <w:r>
+        <w:rPr>
+          <w:rFonts w:ascii="Gentium" w:hAnsi="Gentium" w:cs="Gentium"/>
+          <w:color w:val="4F6228" w:themeColor="accent3" w:themeShade="80"/>
+        </w:rPr>
+        <w:t xml:space="preserve">And the Saviour said to my father Peter, “Did I not say to you: I will not leave you desolate, I come unto you? </w:t>
+      </w:r>
+      <w:r>
+        <w:rPr>
+          <w:rFonts w:ascii="Gentium" w:hAnsi="Gentium" w:cs="Gentium"/>
+          <w:b/>
+          <w:bCs/>
+          <w:color w:val="EE0000"/>
+          <w:vertAlign w:val="superscript"/>
+        </w:rPr>
+        <w:t>8</w:t>
+      </w:r>
+      <w:r>
+        <w:rPr>
+          <w:rFonts w:ascii="Gentium" w:hAnsi="Gentium" w:cs="Gentium"/>
+          <w:color w:val="EE0000"/>
+        </w:rPr>
+        <w:t> </w:t>
+      </w:r>
+      <w:r>
+        <w:rPr>
+          <w:rFonts w:ascii="Gentium" w:hAnsi="Gentium" w:cs="Gentium"/>
+          <w:color w:val="4F6228" w:themeColor="accent3" w:themeShade="80"/>
+        </w:rPr>
+        <w:t xml:space="preserve">Do not grieve for the death of My mother. I will not suffer her to be hidden from you, even as I have not been hidden from you.” </w:t>
+      </w:r>
+      <w:r>
+        <w:rPr>
+          <w:rFonts w:ascii="Gentium" w:hAnsi="Gentium" w:cs="Gentium"/>
+          <w:b/>
+          <w:bCs/>
+          <w:color w:val="EE0000"/>
+          <w:vertAlign w:val="superscript"/>
+        </w:rPr>
+        <w:t>9</w:t>
+      </w:r>
+      <w:r>
+        <w:rPr>
+          <w:rFonts w:ascii="Gentium" w:hAnsi="Gentium" w:cs="Gentium"/>
+          <w:color w:val="EE0000"/>
+        </w:rPr>
+        <w:t> </w:t>
+      </w:r>
+      <w:r>
+        <w:rPr>
+          <w:rFonts w:ascii="Gentium" w:hAnsi="Gentium" w:cs="Gentium"/>
+          <w:color w:val="4F6228" w:themeColor="accent3" w:themeShade="80"/>
+        </w:rPr>
+        <w:t xml:space="preserve">Now, my father Peter and the rest of the apostles said to the Saviour, “Our Lord and our God, can you not cause her never to die?” </w:t>
+      </w:r>
+      <w:r>
+        <w:rPr>
+          <w:rFonts w:ascii="Gentium" w:hAnsi="Gentium" w:cs="Gentium"/>
+          <w:b/>
+          <w:bCs/>
+          <w:color w:val="EE0000"/>
+          <w:vertAlign w:val="superscript"/>
+        </w:rPr>
+        <w:t>10</w:t>
+      </w:r>
+      <w:r>
+        <w:rPr>
+          <w:rFonts w:ascii="Gentium" w:hAnsi="Gentium" w:cs="Gentium"/>
+          <w:color w:val="EE0000"/>
+        </w:rPr>
+        <w:t> </w:t>
+      </w:r>
+      <w:r>
+        <w:rPr>
+          <w:rFonts w:ascii="Gentium" w:hAnsi="Gentium" w:cs="Gentium"/>
+          <w:color w:val="4F6228" w:themeColor="accent3" w:themeShade="80"/>
+        </w:rPr>
+        <w:t xml:space="preserve">The Saviour said, “O My holy members, I wonder at you touching this word that you have spoken. Can the word that My Father spoke prove false? Nay. </w:t>
+      </w:r>
+      <w:r>
+        <w:rPr>
+          <w:rFonts w:ascii="Gentium" w:hAnsi="Gentium" w:cs="Gentium"/>
+          <w:b/>
+          <w:bCs/>
+          <w:color w:val="EE0000"/>
+          <w:vertAlign w:val="superscript"/>
+        </w:rPr>
+        <w:t>11</w:t>
+      </w:r>
+      <w:r>
+        <w:rPr>
+          <w:rFonts w:ascii="Gentium" w:hAnsi="Gentium" w:cs="Gentium"/>
+          <w:color w:val="EE0000"/>
+        </w:rPr>
+        <w:t> </w:t>
+      </w:r>
+      <w:r>
+        <w:rPr>
+          <w:rFonts w:ascii="Gentium" w:hAnsi="Gentium" w:cs="Gentium"/>
+          <w:color w:val="4F6228" w:themeColor="accent3" w:themeShade="80"/>
+        </w:rPr>
+        <w:t xml:space="preserve">But He passed sentence on all flesh, that they shall taste death, </w:t>
+      </w:r>
+      <w:r>
+        <w:rPr>
+          <w:rFonts w:ascii="Gentium" w:hAnsi="Gentium" w:cs="Gentium"/>
+          <w:b/>
+          <w:bCs/>
+          <w:color w:val="EE0000"/>
+          <w:vertAlign w:val="superscript"/>
+        </w:rPr>
+        <w:t>12</w:t>
+      </w:r>
+      <w:r>
+        <w:rPr>
+          <w:rFonts w:ascii="Gentium" w:hAnsi="Gentium" w:cs="Gentium"/>
+          <w:color w:val="EE0000"/>
+        </w:rPr>
+        <w:t> </w:t>
+      </w:r>
+      <w:r>
+        <w:rPr>
+          <w:rFonts w:ascii="Gentium" w:hAnsi="Gentium" w:cs="Gentium"/>
+          <w:color w:val="4F6228" w:themeColor="accent3" w:themeShade="80"/>
+        </w:rPr>
+        <w:t xml:space="preserve">even to Me, His only begotten Son. I tasted death for you, that I might loosen the pangs of death.” </w:t>
+      </w:r>
+      <w:r>
+        <w:rPr>
+          <w:rFonts w:ascii="Gentium" w:hAnsi="Gentium" w:cs="Gentium"/>
+          <w:b/>
+          <w:bCs/>
+          <w:color w:val="EE0000"/>
+          <w:vertAlign w:val="superscript"/>
+        </w:rPr>
+        <w:t>13</w:t>
+      </w:r>
+      <w:r>
+        <w:rPr>
+          <w:rFonts w:ascii="Gentium" w:hAnsi="Gentium" w:cs="Gentium"/>
+          <w:color w:val="EE0000"/>
+        </w:rPr>
+        <w:t> </w:t>
+      </w:r>
+      <w:r>
+        <w:rPr>
+          <w:rFonts w:ascii="Gentium" w:hAnsi="Gentium" w:cs="Gentium"/>
+          <w:color w:val="4F6228" w:themeColor="accent3" w:themeShade="80"/>
+        </w:rPr>
+        <w:t>And my father Peter said …</w:t>
       </w:r>
     </w:p>
     <w:p>
@@ -10216,7 +10769,6 @@
           <w:sz w:val="28"/>
           <w:szCs w:val="28"/>
         </w:rPr>
-        <w:lastRenderedPageBreak/>
         <w:t>Chapter 9</w:t>
       </w:r>
     </w:p>
@@ -10483,7 +11035,15 @@
           <w:rFonts w:ascii="Gentium" w:hAnsi="Gentium" w:cs="Gentium"/>
           <w:color w:val="4F6228" w:themeColor="accent3" w:themeShade="80"/>
         </w:rPr>
-        <w:t xml:space="preserve">And the Lord had compassion within Himself, and drew Himself to His virgin mother, and wiped away her tears, and kissed her with His divine mouth. </w:t>
+        <w:t xml:space="preserve">And the Lord had compassion within Himself, and drew Himself to His virgin mother, and wiped </w:t>
+      </w:r>
+      <w:r>
+        <w:rPr>
+          <w:rFonts w:ascii="Gentium" w:hAnsi="Gentium" w:cs="Gentium"/>
+          <w:color w:val="4F6228" w:themeColor="accent3" w:themeShade="80"/>
+        </w:rPr>
+        <w:lastRenderedPageBreak/>
+        <w:t xml:space="preserve">away her tears, and kissed her with His divine mouth. </w:t>
       </w:r>
       <w:r>
         <w:rPr>
@@ -10922,7 +11482,232 @@
           <w:rFonts w:ascii="Gentium" w:hAnsi="Gentium" w:cs="Gentium"/>
           <w:color w:val="4F6228" w:themeColor="accent3" w:themeShade="80"/>
         </w:rPr>
-        <w:t xml:space="preserve">And we feared, and fled into the tabernacle, into the holy of holies, and shut the door of the </w:t>
+        <w:t xml:space="preserve">And we feared, and fled into the tabernacle, into the holy of holies, and shut the door of the temple. </w:t>
+      </w:r>
+      <w:r>
+        <w:rPr>
+          <w:rFonts w:ascii="Gentium" w:hAnsi="Gentium" w:cs="Gentium"/>
+          <w:b/>
+          <w:bCs/>
+          <w:color w:val="EE0000"/>
+          <w:vertAlign w:val="superscript"/>
+        </w:rPr>
+        <w:t>12</w:t>
+      </w:r>
+      <w:r>
+        <w:rPr>
+          <w:rFonts w:ascii="Gentium" w:hAnsi="Gentium" w:cs="Gentium"/>
+          <w:color w:val="EE0000"/>
+        </w:rPr>
+        <w:t> </w:t>
+      </w:r>
+      <w:r>
+        <w:rPr>
+          <w:rFonts w:ascii="Gentium" w:hAnsi="Gentium" w:cs="Gentium"/>
+          <w:color w:val="4F6228" w:themeColor="accent3" w:themeShade="80"/>
+        </w:rPr>
+        <w:t xml:space="preserve">Straight away, we saw a strong angel come down from heaven, being in great anger, with a sword drawn in his hand, and he thrust it into the veil, and rent it in the midst, and divided it from the top to the bottom. </w:t>
+      </w:r>
+      <w:r>
+        <w:rPr>
+          <w:rFonts w:ascii="Gentium" w:hAnsi="Gentium" w:cs="Gentium"/>
+          <w:b/>
+          <w:bCs/>
+          <w:color w:val="EE0000"/>
+          <w:vertAlign w:val="superscript"/>
+        </w:rPr>
+        <w:t>13</w:t>
+      </w:r>
+      <w:r>
+        <w:rPr>
+          <w:rFonts w:ascii="Gentium" w:hAnsi="Gentium" w:cs="Gentium"/>
+          <w:color w:val="EE0000"/>
+        </w:rPr>
+        <w:t> </w:t>
+      </w:r>
+      <w:r>
+        <w:rPr>
+          <w:rFonts w:ascii="Gentium" w:hAnsi="Gentium" w:cs="Gentium"/>
+          <w:color w:val="4F6228" w:themeColor="accent3" w:themeShade="80"/>
+        </w:rPr>
+        <w:t xml:space="preserve">And we heard a great voice saying, Woe to you, woe to you, Jerusalem, which kills the prophets, and stones them that are sent to her. </w:t>
+      </w:r>
+      <w:r>
+        <w:rPr>
+          <w:rFonts w:ascii="Gentium" w:hAnsi="Gentium" w:cs="Gentium"/>
+          <w:b/>
+          <w:bCs/>
+          <w:color w:val="EE0000"/>
+          <w:vertAlign w:val="superscript"/>
+        </w:rPr>
+        <w:t>14</w:t>
+      </w:r>
+      <w:r>
+        <w:rPr>
+          <w:rFonts w:ascii="Gentium" w:hAnsi="Gentium" w:cs="Gentium"/>
+          <w:color w:val="EE0000"/>
+        </w:rPr>
+        <w:t> </w:t>
+      </w:r>
+      <w:r>
+        <w:rPr>
+          <w:rFonts w:ascii="Gentium" w:hAnsi="Gentium" w:cs="Gentium"/>
+          <w:color w:val="4F6228" w:themeColor="accent3" w:themeShade="80"/>
+        </w:rPr>
+        <w:t xml:space="preserve">Often would I have gathered your children, even as a bird gathers its eggs together under its wings, but you would not. </w:t>
+      </w:r>
+      <w:r>
+        <w:rPr>
+          <w:rFonts w:ascii="Gentium" w:hAnsi="Gentium" w:cs="Gentium"/>
+          <w:b/>
+          <w:bCs/>
+          <w:color w:val="EE0000"/>
+          <w:vertAlign w:val="superscript"/>
+        </w:rPr>
+        <w:t>15</w:t>
+      </w:r>
+      <w:r>
+        <w:rPr>
+          <w:rFonts w:ascii="Gentium" w:hAnsi="Gentium" w:cs="Gentium"/>
+          <w:color w:val="EE0000"/>
+        </w:rPr>
+        <w:t> </w:t>
+      </w:r>
+      <w:r>
+        <w:rPr>
+          <w:rFonts w:ascii="Gentium" w:hAnsi="Gentium" w:cs="Gentium"/>
+          <w:color w:val="4F6228" w:themeColor="accent3" w:themeShade="80"/>
+        </w:rPr>
+        <w:t xml:space="preserve">Behold your house, I have left it to you. </w:t>
+      </w:r>
+      <w:r>
+        <w:rPr>
+          <w:rFonts w:ascii="Gentium" w:hAnsi="Gentium" w:cs="Gentium"/>
+          <w:b/>
+          <w:bCs/>
+          <w:color w:val="EE0000"/>
+          <w:vertAlign w:val="superscript"/>
+        </w:rPr>
+        <w:t>16</w:t>
+      </w:r>
+      <w:r>
+        <w:rPr>
+          <w:rFonts w:ascii="Gentium" w:hAnsi="Gentium" w:cs="Gentium"/>
+          <w:color w:val="EE0000"/>
+        </w:rPr>
+        <w:t> </w:t>
+      </w:r>
+      <w:r>
+        <w:rPr>
+          <w:rFonts w:ascii="Gentium" w:hAnsi="Gentium" w:cs="Gentium"/>
+          <w:color w:val="4F6228" w:themeColor="accent3" w:themeShade="80"/>
+        </w:rPr>
+        <w:t xml:space="preserve">We looked again and saw the angel assigned to the altar fly up in the canopy of the altar, and the angel also having the sword, both being in great mourning and anger. </w:t>
+      </w:r>
+      <w:r>
+        <w:rPr>
+          <w:rFonts w:ascii="Gentium" w:hAnsi="Gentium" w:cs="Gentium"/>
+          <w:b/>
+          <w:bCs/>
+          <w:color w:val="EE0000"/>
+          <w:vertAlign w:val="superscript"/>
+        </w:rPr>
+        <w:t>17</w:t>
+      </w:r>
+      <w:r>
+        <w:rPr>
+          <w:rFonts w:ascii="Gentium" w:hAnsi="Gentium" w:cs="Gentium"/>
+          <w:color w:val="EE0000"/>
+        </w:rPr>
+        <w:t> </w:t>
+      </w:r>
+      <w:r>
+        <w:rPr>
+          <w:rFonts w:ascii="Gentium" w:hAnsi="Gentium" w:cs="Gentium"/>
+          <w:color w:val="4F6228" w:themeColor="accent3" w:themeShade="80"/>
+        </w:rPr>
+        <w:t>When we saw all these things come to pass, we knew that the Lord was angry with His people, and we hasted, and came to His Mother, and were with her, in order that we might not come to be under the curse, which we heard from the mouth of the angel of the Lord, who rent the veil.”</w:t>
+      </w:r>
+    </w:p>
+    <w:p>
+      <w:pPr>
+        <w:keepNext/>
+        <w:widowControl w:val="0"/>
+        <w:spacing w:before="120"/>
+        <w:jc w:val="center"/>
+        <w:rPr>
+          <w:rFonts w:ascii="Gentium" w:hAnsi="Gentium" w:cs="Gentium"/>
+          <w:smallCaps/>
+          <w:color w:val="4F6228" w:themeColor="accent3" w:themeShade="80"/>
+          <w:u w:val="single"/>
+        </w:rPr>
+      </w:pPr>
+      <w:r>
+        <w:rPr>
+          <w:rFonts w:ascii="Gentium" w:hAnsi="Gentium" w:cs="Gentium"/>
+          <w:smallCaps/>
+          <w:color w:val="4F6228" w:themeColor="accent3" w:themeShade="80"/>
+          <w:u w:val="single"/>
+        </w:rPr>
+        <w:t>Sahidic Fragment II</w:t>
+      </w:r>
+    </w:p>
+    <w:p>
+      <w:pPr>
+        <w:spacing w:before="120"/>
+        <w:jc w:val="both"/>
+        <w:rPr>
+          <w:rFonts w:ascii="Gentium" w:hAnsi="Gentium" w:cs="Gentium"/>
+          <w:color w:val="4F6228" w:themeColor="accent3" w:themeShade="80"/>
+        </w:rPr>
+      </w:pPr>
+      <w:r>
+        <w:rPr>
+          <w:rFonts w:ascii="Gentium" w:hAnsi="Gentium" w:cs="Gentium"/>
+          <w:b/>
+          <w:bCs/>
+          <w:color w:val="EE0000"/>
+          <w:vertAlign w:val="superscript"/>
+        </w:rPr>
+        <w:t>3</w:t>
+      </w:r>
+      <w:r>
+        <w:rPr>
+          <w:rFonts w:ascii="Gentium" w:hAnsi="Gentium" w:cs="Gentium"/>
+          <w:color w:val="EE0000"/>
+        </w:rPr>
+        <w:t xml:space="preserve"> </w:t>
+      </w:r>
+      <w:r>
+        <w:rPr>
+          <w:rFonts w:ascii="Gentium" w:hAnsi="Gentium" w:cs="Gentium"/>
+          <w:color w:val="4F6228" w:themeColor="accent3" w:themeShade="80"/>
+        </w:rPr>
+        <w:t xml:space="preserve">… and turn your face eastwards, and fulfil your dispensation, which My Father has appointed you, as happens to all men.” </w:t>
+      </w:r>
+      <w:r>
+        <w:rPr>
+          <w:rFonts w:ascii="Gentium" w:hAnsi="Gentium" w:cs="Gentium"/>
+          <w:b/>
+          <w:bCs/>
+          <w:color w:val="EE0000"/>
+          <w:vertAlign w:val="superscript"/>
+        </w:rPr>
+        <w:t>4</w:t>
+      </w:r>
+      <w:r>
+        <w:rPr>
+          <w:rFonts w:ascii="Gentium" w:hAnsi="Gentium" w:cs="Gentium"/>
+          <w:color w:val="EE0000"/>
+        </w:rPr>
+        <w:t> </w:t>
+      </w:r>
+      <w:r>
+        <w:rPr>
+          <w:rFonts w:ascii="Gentium" w:hAnsi="Gentium" w:cs="Gentium"/>
+          <w:color w:val="4F6228" w:themeColor="accent3" w:themeShade="80"/>
+        </w:rPr>
+        <w:t xml:space="preserve">And the queen and the mother of the King of kings arose and went into the midst of the garments, which the Saviour spread with His own hands. She stood and </w:t>
       </w:r>
       <w:r>
         <w:rPr>
@@ -10930,7 +11715,207 @@
           <w:color w:val="4F6228" w:themeColor="accent3" w:themeShade="80"/>
         </w:rPr>
         <w:lastRenderedPageBreak/>
-        <w:t xml:space="preserve">temple. </w:t>
+        <w:t xml:space="preserve">turned her face to the east praying, and uttered a prayer of the inhabitants of heaven, even as her Son taught her it. </w:t>
+      </w:r>
+      <w:r>
+        <w:rPr>
+          <w:rFonts w:ascii="Gentium" w:hAnsi="Gentium" w:cs="Gentium"/>
+          <w:b/>
+          <w:bCs/>
+          <w:color w:val="EE0000"/>
+          <w:vertAlign w:val="superscript"/>
+        </w:rPr>
+        <w:t>5</w:t>
+      </w:r>
+      <w:r>
+        <w:rPr>
+          <w:rFonts w:ascii="Gentium" w:hAnsi="Gentium" w:cs="Gentium"/>
+          <w:color w:val="EE0000"/>
+        </w:rPr>
+        <w:t> </w:t>
+      </w:r>
+      <w:r>
+        <w:rPr>
+          <w:rFonts w:ascii="Gentium" w:hAnsi="Gentium" w:cs="Gentium"/>
+          <w:color w:val="4F6228" w:themeColor="accent3" w:themeShade="80"/>
+        </w:rPr>
+        <w:t xml:space="preserve">When she had ended the prayer, she said the Amen; and we all were answering her, ‘Amen’. </w:t>
+      </w:r>
+      <w:r>
+        <w:rPr>
+          <w:rFonts w:ascii="Gentium" w:hAnsi="Gentium" w:cs="Gentium"/>
+          <w:b/>
+          <w:bCs/>
+          <w:color w:val="EE0000"/>
+          <w:vertAlign w:val="superscript"/>
+        </w:rPr>
+        <w:t>6</w:t>
+      </w:r>
+      <w:r>
+        <w:rPr>
+          <w:rFonts w:ascii="Gentium" w:hAnsi="Gentium" w:cs="Gentium"/>
+          <w:color w:val="EE0000"/>
+        </w:rPr>
+        <w:t> </w:t>
+      </w:r>
+      <w:r>
+        <w:rPr>
+          <w:rFonts w:ascii="Gentium" w:hAnsi="Gentium" w:cs="Gentium"/>
+          <w:color w:val="4F6228" w:themeColor="accent3" w:themeShade="80"/>
+        </w:rPr>
+        <w:t xml:space="preserve">Afterward, she lay down in the midst of the garments, and stretched herself out of her own accord and brought her open hands to her sides. </w:t>
+      </w:r>
+      <w:r>
+        <w:rPr>
+          <w:rFonts w:ascii="Gentium" w:hAnsi="Gentium" w:cs="Gentium"/>
+          <w:b/>
+          <w:bCs/>
+          <w:color w:val="EE0000"/>
+          <w:vertAlign w:val="superscript"/>
+        </w:rPr>
+        <w:t>7</w:t>
+      </w:r>
+      <w:r>
+        <w:rPr>
+          <w:rFonts w:ascii="Gentium" w:hAnsi="Gentium" w:cs="Gentium"/>
+          <w:color w:val="EE0000"/>
+        </w:rPr>
+        <w:t> </w:t>
+      </w:r>
+      <w:r>
+        <w:rPr>
+          <w:rFonts w:ascii="Gentium" w:hAnsi="Gentium" w:cs="Gentium"/>
+          <w:color w:val="4F6228" w:themeColor="accent3" w:themeShade="80"/>
+        </w:rPr>
+        <w:t xml:space="preserve">And the Saviour commanded us, and we arose and prayed. Now, there were twelve virgins going with us since the day that Christ was crucified, </w:t>
+      </w:r>
+      <w:r>
+        <w:rPr>
+          <w:rFonts w:ascii="Gentium" w:hAnsi="Gentium" w:cs="Gentium"/>
+          <w:i/>
+          <w:iCs/>
+          <w:color w:val="4F6228" w:themeColor="accent3" w:themeShade="80"/>
+        </w:rPr>
+        <w:t>when</w:t>
+      </w:r>
+      <w:r>
+        <w:rPr>
+          <w:rFonts w:ascii="Gentium" w:hAnsi="Gentium" w:cs="Gentium"/>
+          <w:color w:val="4F6228" w:themeColor="accent3" w:themeShade="80"/>
+        </w:rPr>
+        <w:t xml:space="preserve"> they saw the things created change, the veil of the temple was rent in the midst and was divided. And they withdrew from the temple and came and went with us. </w:t>
+      </w:r>
+      <w:r>
+        <w:rPr>
+          <w:rFonts w:ascii="Gentium" w:hAnsi="Gentium" w:cs="Gentium"/>
+          <w:b/>
+          <w:bCs/>
+          <w:color w:val="EE0000"/>
+          <w:vertAlign w:val="superscript"/>
+        </w:rPr>
+        <w:t>8</w:t>
+      </w:r>
+      <w:r>
+        <w:rPr>
+          <w:rFonts w:ascii="Gentium" w:hAnsi="Gentium" w:cs="Gentium"/>
+          <w:color w:val="EE0000"/>
+        </w:rPr>
+        <w:t> </w:t>
+      </w:r>
+      <w:r>
+        <w:rPr>
+          <w:rFonts w:ascii="Gentium" w:hAnsi="Gentium" w:cs="Gentium"/>
+          <w:color w:val="4F6228" w:themeColor="accent3" w:themeShade="80"/>
+        </w:rPr>
+        <w:t xml:space="preserve">We asked of them, “What has happened to you </w:t>
+      </w:r>
+      <w:r>
+        <w:rPr>
+          <w:rFonts w:ascii="Gentium" w:hAnsi="Gentium" w:cs="Gentium"/>
+          <w:i/>
+          <w:iCs/>
+          <w:color w:val="4F6228" w:themeColor="accent3" w:themeShade="80"/>
+        </w:rPr>
+        <w:t>that</w:t>
+      </w:r>
+      <w:r>
+        <w:rPr>
+          <w:rFonts w:ascii="Gentium" w:hAnsi="Gentium" w:cs="Gentium"/>
+          <w:color w:val="4F6228" w:themeColor="accent3" w:themeShade="80"/>
+        </w:rPr>
+        <w:t xml:space="preserve"> you have left the ministration of the temple?” </w:t>
+      </w:r>
+      <w:r>
+        <w:rPr>
+          <w:rFonts w:ascii="Gentium" w:hAnsi="Gentium" w:cs="Gentium"/>
+          <w:b/>
+          <w:bCs/>
+          <w:color w:val="EE0000"/>
+          <w:vertAlign w:val="superscript"/>
+        </w:rPr>
+        <w:t>9</w:t>
+      </w:r>
+      <w:r>
+        <w:rPr>
+          <w:rFonts w:ascii="Gentium" w:hAnsi="Gentium" w:cs="Gentium"/>
+          <w:color w:val="EE0000"/>
+        </w:rPr>
+        <w:t> </w:t>
+      </w:r>
+      <w:r>
+        <w:rPr>
+          <w:rFonts w:ascii="Gentium" w:hAnsi="Gentium" w:cs="Gentium"/>
+          <w:color w:val="4F6228" w:themeColor="accent3" w:themeShade="80"/>
+        </w:rPr>
+        <w:t xml:space="preserve">They said to us, “On the day that Christ was crucified, we saw the things created change. </w:t>
+      </w:r>
+      <w:r>
+        <w:rPr>
+          <w:rFonts w:ascii="Gentium" w:hAnsi="Gentium" w:cs="Gentium"/>
+          <w:b/>
+          <w:bCs/>
+          <w:color w:val="EE0000"/>
+          <w:vertAlign w:val="superscript"/>
+        </w:rPr>
+        <w:t>10</w:t>
+      </w:r>
+      <w:r>
+        <w:rPr>
+          <w:rFonts w:ascii="Gentium" w:hAnsi="Gentium" w:cs="Gentium"/>
+          <w:color w:val="EE0000"/>
+        </w:rPr>
+        <w:t> </w:t>
+      </w:r>
+      <w:r>
+        <w:rPr>
+          <w:rFonts w:ascii="Gentium" w:hAnsi="Gentium" w:cs="Gentium"/>
+          <w:color w:val="4F6228" w:themeColor="accent3" w:themeShade="80"/>
+        </w:rPr>
+        <w:t xml:space="preserve">The sun was darkened and the moon became blood. </w:t>
+      </w:r>
+      <w:r>
+        <w:rPr>
+          <w:rFonts w:ascii="Gentium" w:hAnsi="Gentium" w:cs="Gentium"/>
+          <w:b/>
+          <w:bCs/>
+          <w:color w:val="EE0000"/>
+          <w:vertAlign w:val="superscript"/>
+        </w:rPr>
+        <w:t>11</w:t>
+      </w:r>
+      <w:r>
+        <w:rPr>
+          <w:rFonts w:ascii="Gentium" w:hAnsi="Gentium" w:cs="Gentium"/>
+          <w:color w:val="EE0000"/>
+        </w:rPr>
+        <w:t> </w:t>
+      </w:r>
+      <w:r>
+        <w:rPr>
+          <w:rFonts w:ascii="Gentium" w:hAnsi="Gentium" w:cs="Gentium"/>
+          <w:color w:val="4F6228" w:themeColor="accent3" w:themeShade="80"/>
+        </w:rPr>
+        <w:t>We fled into the holy of holies, and shut the doors of the temple, still wondering within ourselves at that which happened.</w:t>
       </w:r>
       <w:r>
         <w:rPr>
@@ -10954,7 +11939,23 @@
           <w:rFonts w:ascii="Gentium" w:hAnsi="Gentium" w:cs="Gentium"/>
           <w:color w:val="4F6228" w:themeColor="accent3" w:themeShade="80"/>
         </w:rPr>
-        <w:t xml:space="preserve">Straight away, we saw a strong angel come down from heaven, being in great anger, with a sword drawn in his hand, and he thrust it into the veil, and rent it in the midst, and divided it from the top to the bottom. </w:t>
+        <w:t xml:space="preserve">Straight away, behold, a great, strong angel came down from the heavens in great anger, with a sharp sword in his right hand. And, when we saw him, we were afraid and were exceedingly troubled; and we fled into the shrine, thinking that he would smite us with the sword that </w:t>
+      </w:r>
+      <w:r>
+        <w:rPr>
+          <w:rFonts w:ascii="Gentium" w:hAnsi="Gentium" w:cs="Gentium"/>
+          <w:i/>
+          <w:iCs/>
+          <w:color w:val="4F6228" w:themeColor="accent3" w:themeShade="80"/>
+        </w:rPr>
+        <w:t>was</w:t>
+      </w:r>
+      <w:r>
+        <w:rPr>
+          <w:rFonts w:ascii="Gentium" w:hAnsi="Gentium" w:cs="Gentium"/>
+          <w:color w:val="4F6228" w:themeColor="accent3" w:themeShade="80"/>
+        </w:rPr>
+        <w:t xml:space="preserve"> in his hand. But he the angel said to us, “Do not be afraid. I will not slay you; neither shall evil befall you. Surely those also who are dead shall arise, and come forth from the tomb, and enter into the city and appear unto many men, reproving and convicting the folly of the cursed Jews, and their shamelessness, which they wrought against the Lord of the inhabitants of heaven and of earth.” Straight away, he stretched forth the sword which was in his hand, and he brought it down upon the veil of the temple and rent it, and divided it. </w:t>
       </w:r>
       <w:r>
         <w:rPr>
@@ -10978,7 +11979,7 @@
           <w:rFonts w:ascii="Gentium" w:hAnsi="Gentium" w:cs="Gentium"/>
           <w:color w:val="4F6228" w:themeColor="accent3" w:themeShade="80"/>
         </w:rPr>
-        <w:t xml:space="preserve">And we heard a great voice saying, Woe to you, woe to you, Jerusalem, which kills the prophets, and stones them that are sent to her. </w:t>
+        <w:t xml:space="preserve">We heard a voice from the horns of the altar saying, “Woe, woe to Jerusalem, which kills the prophets, and stones them that are sent to her. </w:t>
       </w:r>
       <w:r>
         <w:rPr>
@@ -11002,7 +12003,7 @@
           <w:rFonts w:ascii="Gentium" w:hAnsi="Gentium" w:cs="Gentium"/>
           <w:color w:val="4F6228" w:themeColor="accent3" w:themeShade="80"/>
         </w:rPr>
-        <w:t xml:space="preserve">Often would I have gathered your children, even as a bird gathers its eggs together under its wings, but you would not. </w:t>
+        <w:t xml:space="preserve">Often would I have gathered your children, even as a bird gathers its young ones together under its wings, and you would not. </w:t>
       </w:r>
       <w:r>
         <w:rPr>
@@ -11026,7 +12027,7 @@
           <w:rFonts w:ascii="Gentium" w:hAnsi="Gentium" w:cs="Gentium"/>
           <w:color w:val="4F6228" w:themeColor="accent3" w:themeShade="80"/>
         </w:rPr>
-        <w:t xml:space="preserve">Behold your house, I have left it to you. </w:t>
+        <w:t xml:space="preserve">Therefore, your house is left to you.” </w:t>
       </w:r>
       <w:r>
         <w:rPr>
@@ -11050,7 +12051,7 @@
           <w:rFonts w:ascii="Gentium" w:hAnsi="Gentium" w:cs="Gentium"/>
           <w:color w:val="4F6228" w:themeColor="accent3" w:themeShade="80"/>
         </w:rPr>
-        <w:t xml:space="preserve">We looked again and saw the angel assigned to the altar fly up in the canopy of the altar, and the angel also having the sword, both being in great mourning and anger. </w:t>
+        <w:t xml:space="preserve">And we looked, and saw the angel assigned to the temple; he flew to the top of the canopy of the altar, he and the angel who had the sword, both being in great mourning. </w:t>
       </w:r>
       <w:r>
         <w:rPr>
@@ -11074,7 +12075,7 @@
           <w:rFonts w:ascii="Gentium" w:hAnsi="Gentium" w:cs="Gentium"/>
           <w:color w:val="4F6228" w:themeColor="accent3" w:themeShade="80"/>
         </w:rPr>
-        <w:t>When we saw all these things come to pass, we knew that the Lord was angry with His people, and we hasted, and came to His Mother, and were with her, in order that we might not come to be under the curse, which we heard from the mouth of the angel of the Lord, who rent the veil.”</w:t>
+        <w:t>Now, when we saw that which came to pass, we knew straight away that in truth the Lord had left His people. And we hastened, and fled to His Son Jesus who was crucified, in order that we might not come to be under the curse, which we heard from the angel of the temple and from those who rent the veil.”</w:t>
       </w:r>
     </w:p>
     <w:p>
@@ -11491,7 +12492,15 @@
           <w:rFonts w:ascii="Gentium" w:hAnsi="Gentium" w:cs="Gentium"/>
           <w:color w:val="4F6228" w:themeColor="accent3" w:themeShade="80"/>
         </w:rPr>
-        <w:t xml:space="preserve"> waves before You as the waves of the sea, wherein are proved the two portions, the righteous and the sinners – when I pass over it, do not let it burn my soul. </w:t>
+        <w:t xml:space="preserve"> waves before You as the waves of the sea, wherein are proved the two portions, the righteous and </w:t>
+      </w:r>
+      <w:r>
+        <w:rPr>
+          <w:rFonts w:ascii="Gentium" w:hAnsi="Gentium" w:cs="Gentium"/>
+          <w:color w:val="4F6228" w:themeColor="accent3" w:themeShade="80"/>
+        </w:rPr>
+        <w:lastRenderedPageBreak/>
+        <w:t xml:space="preserve">the sinners – when I pass over it, do not let it burn my soul. </w:t>
       </w:r>
       <w:r>
         <w:rPr>
@@ -11540,6 +12549,103 @@
           <w:color w:val="4F6228" w:themeColor="accent3" w:themeShade="80"/>
         </w:rPr>
         <w:t>For, Yours is the power and the glory unto the ages of all the ages. Amen.”</w:t>
+      </w:r>
+    </w:p>
+    <w:p>
+      <w:pPr>
+        <w:keepNext/>
+        <w:widowControl w:val="0"/>
+        <w:spacing w:before="120"/>
+        <w:jc w:val="center"/>
+        <w:rPr>
+          <w:rFonts w:ascii="Gentium" w:hAnsi="Gentium" w:cs="Gentium"/>
+          <w:smallCaps/>
+          <w:color w:val="4F6228" w:themeColor="accent3" w:themeShade="80"/>
+          <w:u w:val="single"/>
+        </w:rPr>
+      </w:pPr>
+      <w:r>
+        <w:rPr>
+          <w:rFonts w:ascii="Gentium" w:hAnsi="Gentium" w:cs="Gentium"/>
+          <w:smallCaps/>
+          <w:color w:val="4F6228" w:themeColor="accent3" w:themeShade="80"/>
+          <w:u w:val="single"/>
+        </w:rPr>
+        <w:t>Sahidic Fragment II</w:t>
+      </w:r>
+    </w:p>
+    <w:p>
+      <w:pPr>
+        <w:spacing w:before="120"/>
+        <w:jc w:val="both"/>
+        <w:rPr>
+          <w:rFonts w:ascii="Gentium" w:hAnsi="Gentium" w:cs="Gentium"/>
+          <w:color w:val="4F6228" w:themeColor="accent3" w:themeShade="80"/>
+        </w:rPr>
+      </w:pPr>
+      <w:r>
+        <w:rPr>
+          <w:rFonts w:ascii="Gentium" w:hAnsi="Gentium" w:cs="Gentium"/>
+          <w:b/>
+          <w:bCs/>
+          <w:color w:val="EE0000"/>
+          <w:vertAlign w:val="superscript"/>
+        </w:rPr>
+        <w:t>1</w:t>
+      </w:r>
+      <w:r>
+        <w:rPr>
+          <w:rFonts w:ascii="Gentium" w:hAnsi="Gentium" w:cs="Gentium"/>
+          <w:color w:val="EE0000"/>
+        </w:rPr>
+        <w:t> </w:t>
+      </w:r>
+      <w:r>
+        <w:rPr>
+          <w:rFonts w:ascii="Gentium" w:hAnsi="Gentium" w:cs="Gentium"/>
+          <w:color w:val="4F6228" w:themeColor="accent3" w:themeShade="80"/>
+        </w:rPr>
+        <w:t xml:space="preserve">Now, these twelve virgins who went with us from </w:t>
+      </w:r>
+      <w:r>
+        <w:rPr>
+          <w:rFonts w:ascii="Gentium" w:hAnsi="Gentium" w:cs="Gentium"/>
+          <w:i/>
+          <w:iCs/>
+          <w:color w:val="4F6228" w:themeColor="accent3" w:themeShade="80"/>
+        </w:rPr>
+        <w:t>the</w:t>
+      </w:r>
+      <w:r>
+        <w:rPr>
+          <w:rFonts w:ascii="Gentium" w:hAnsi="Gentium" w:cs="Gentium"/>
+          <w:color w:val="4F6228" w:themeColor="accent3" w:themeShade="80"/>
+        </w:rPr>
+        <w:t xml:space="preserve"> beginning, the Saviour commanded them to go in to the altar, by which He gathered us together; and they brought branches of palms and sweet-smelling branches, which they brought Him from the trees of Paradise. He commanded them to encircle her about, and to keep singing her praise with the hymn of the inhabitants of heaven, which He taught them. </w:t>
+      </w:r>
+      <w:r>
+        <w:rPr>
+          <w:rFonts w:ascii="Gentium" w:hAnsi="Gentium" w:cs="Gentium"/>
+          <w:b/>
+          <w:bCs/>
+          <w:color w:val="EE0000"/>
+          <w:vertAlign w:val="superscript"/>
+        </w:rPr>
+        <w:t>2,3</w:t>
+      </w:r>
+      <w:r>
+        <w:rPr>
+          <w:rFonts w:ascii="Gentium" w:hAnsi="Gentium" w:cs="Gentium"/>
+          <w:color w:val="EE0000"/>
+        </w:rPr>
+        <w:t> </w:t>
+      </w:r>
+      <w:r>
+        <w:rPr>
+          <w:rFonts w:ascii="Gentium" w:hAnsi="Gentium" w:cs="Gentium"/>
+          <w:color w:val="4F6228" w:themeColor="accent3" w:themeShade="80"/>
+        </w:rPr>
+        <w:t xml:space="preserve">Now, when they had been a long while doing so, whilst the Saviour was sitting before His mother, </w:t>
       </w:r>
     </w:p>
     <w:p>
@@ -11804,15 +12910,7 @@
           <w:rFonts w:ascii="Gentium" w:hAnsi="Gentium" w:cs="Gentium"/>
           <w:color w:val="4F6228" w:themeColor="accent3" w:themeShade="80"/>
         </w:rPr>
-        <w:t xml:space="preserve"> the virgins and Joanna and Salome and all </w:t>
-      </w:r>
-      <w:r>
-        <w:rPr>
-          <w:rFonts w:ascii="Gentium" w:hAnsi="Gentium" w:cs="Gentium"/>
-          <w:color w:val="4F6228" w:themeColor="accent3" w:themeShade="80"/>
-        </w:rPr>
-        <w:lastRenderedPageBreak/>
-        <w:t xml:space="preserve">the faithful women also, comforting her. </w:t>
+        <w:t xml:space="preserve"> the virgins and Joanna and Salome and all the faithful women also, comforting her. </w:t>
       </w:r>
       <w:r>
         <w:rPr>
@@ -12094,7 +13192,15 @@
           <w:rFonts w:ascii="Gentium" w:hAnsi="Gentium" w:cs="Gentium"/>
           <w:color w:val="4F6228" w:themeColor="accent3" w:themeShade="80"/>
         </w:rPr>
-        <w:t xml:space="preserve">And David the holy singer struck his spiritual harp, and cried out, saying, ‘Precious before the Lord is the death of His holy ones.’ </w:t>
+        <w:t xml:space="preserve">And David the holy </w:t>
+      </w:r>
+      <w:r>
+        <w:rPr>
+          <w:rFonts w:ascii="Gentium" w:hAnsi="Gentium" w:cs="Gentium"/>
+          <w:color w:val="4F6228" w:themeColor="accent3" w:themeShade="80"/>
+        </w:rPr>
+        <w:lastRenderedPageBreak/>
+        <w:t xml:space="preserve">singer struck his spiritual harp, and cried out, saying, ‘Precious before the Lord is the death of His holy ones.’ </w:t>
       </w:r>
       <w:r>
         <w:rPr>
@@ -12119,6 +13225,183 @@
           <w:color w:val="4F6228" w:themeColor="accent3" w:themeShade="80"/>
         </w:rPr>
         <w:t>Be glad, O Mary, you mother of Christ, the King of kings. This is the day that the prophecies are fulfilled that I spoke concerning you, you true Queen.”</w:t>
+      </w:r>
+    </w:p>
+    <w:p>
+      <w:pPr>
+        <w:keepNext/>
+        <w:widowControl w:val="0"/>
+        <w:spacing w:before="120"/>
+        <w:jc w:val="center"/>
+        <w:rPr>
+          <w:rFonts w:ascii="Gentium" w:hAnsi="Gentium" w:cs="Gentium"/>
+          <w:smallCaps/>
+          <w:color w:val="4F6228" w:themeColor="accent3" w:themeShade="80"/>
+          <w:u w:val="single"/>
+        </w:rPr>
+      </w:pPr>
+      <w:r>
+        <w:rPr>
+          <w:rFonts w:ascii="Gentium" w:hAnsi="Gentium" w:cs="Gentium"/>
+          <w:smallCaps/>
+          <w:color w:val="4F6228" w:themeColor="accent3" w:themeShade="80"/>
+          <w:u w:val="single"/>
+        </w:rPr>
+        <w:t>Sahidic Fragment II</w:t>
+      </w:r>
+    </w:p>
+    <w:p>
+      <w:pPr>
+        <w:spacing w:before="120"/>
+        <w:jc w:val="both"/>
+        <w:rPr>
+          <w:rFonts w:ascii="Gentium" w:hAnsi="Gentium" w:cs="Gentium"/>
+          <w:color w:val="4F6228" w:themeColor="accent3" w:themeShade="80"/>
+        </w:rPr>
+      </w:pPr>
+      <w:r>
+        <w:rPr>
+          <w:rFonts w:ascii="Gentium" w:hAnsi="Gentium" w:cs="Gentium"/>
+          <w:b/>
+          <w:bCs/>
+          <w:color w:val="EE0000"/>
+          <w:vertAlign w:val="superscript"/>
+        </w:rPr>
+        <w:t>4</w:t>
+      </w:r>
+      <w:r>
+        <w:rPr>
+          <w:rFonts w:ascii="Gentium" w:hAnsi="Gentium" w:cs="Gentium"/>
+          <w:color w:val="EE0000"/>
+        </w:rPr>
+        <w:t> </w:t>
+      </w:r>
+      <w:r>
+        <w:rPr>
+          <w:rFonts w:ascii="Gentium" w:hAnsi="Gentium" w:cs="Gentium"/>
+          <w:color w:val="4F6228" w:themeColor="accent3" w:themeShade="80"/>
+        </w:rPr>
+        <w:t xml:space="preserve">the Saviour said to the apostles, “O My glorious members, arise and let us withdraw outside for a little while; for, Death cannot enter in to her, whilst I sit with her, since I am the Life of all the world. Behold the powers of the heavens which My Father has sent after the temple of His Son, even of Me, do stay.” </w:t>
+      </w:r>
+      <w:r>
+        <w:rPr>
+          <w:rFonts w:ascii="Gentium" w:hAnsi="Gentium" w:cs="Gentium"/>
+          <w:b/>
+          <w:bCs/>
+          <w:color w:val="EE0000"/>
+          <w:vertAlign w:val="superscript"/>
+        </w:rPr>
+        <w:t>5</w:t>
+      </w:r>
+      <w:r>
+        <w:rPr>
+          <w:rFonts w:ascii="Gentium" w:hAnsi="Gentium" w:cs="Gentium"/>
+          <w:color w:val="EE0000"/>
+        </w:rPr>
+        <w:t> </w:t>
+      </w:r>
+      <w:r>
+        <w:rPr>
+          <w:rFonts w:ascii="Gentium" w:hAnsi="Gentium" w:cs="Gentium"/>
+          <w:color w:val="4F6228" w:themeColor="accent3" w:themeShade="80"/>
+        </w:rPr>
+        <w:t xml:space="preserve">Now when He had said these things, we arose and went out to the court that was in the midst of the house. 6 And the Saviour sat, and He kept speaking with us in the mysteries of the height. </w:t>
+      </w:r>
+      <w:r>
+        <w:rPr>
+          <w:rFonts w:ascii="Gentium" w:hAnsi="Gentium" w:cs="Gentium"/>
+          <w:b/>
+          <w:bCs/>
+          <w:color w:val="EE0000"/>
+          <w:vertAlign w:val="superscript"/>
+        </w:rPr>
+        <w:t>9</w:t>
+      </w:r>
+      <w:r>
+        <w:rPr>
+          <w:rFonts w:ascii="Gentium" w:hAnsi="Gentium" w:cs="Gentium"/>
+          <w:color w:val="EE0000"/>
+        </w:rPr>
+        <w:t> </w:t>
+      </w:r>
+      <w:r>
+        <w:rPr>
+          <w:rFonts w:ascii="Gentium" w:hAnsi="Gentium" w:cs="Gentium"/>
+          <w:color w:val="4F6228" w:themeColor="accent3" w:themeShade="80"/>
+        </w:rPr>
+        <w:t>Now, it came to pass at the ninth hour of the day on the twenty-first of the month Tobi, she fulfilled her dispensation, the mother of us all, the holy God-bearer, the holy Mary, the bearer of God in truth.</w:t>
+      </w:r>
+      <w:r>
+        <w:rPr>
+          <w:rFonts w:ascii="Gentium" w:hAnsi="Gentium" w:cs="Gentium"/>
+          <w:b/>
+          <w:bCs/>
+          <w:color w:val="EE0000"/>
+          <w:vertAlign w:val="superscript"/>
+        </w:rPr>
+        <w:t>11</w:t>
+      </w:r>
+      <w:r>
+        <w:rPr>
+          <w:rFonts w:ascii="Gentium" w:hAnsi="Gentium" w:cs="Gentium"/>
+          <w:color w:val="EE0000"/>
+        </w:rPr>
+        <w:t xml:space="preserve"> </w:t>
+      </w:r>
+      <w:r>
+        <w:rPr>
+          <w:rFonts w:ascii="Gentium" w:hAnsi="Gentium" w:cs="Gentium"/>
+          <w:color w:val="4F6228" w:themeColor="accent3" w:themeShade="80"/>
+        </w:rPr>
+        <w:t xml:space="preserve">Now, the women that were gathered to her singing praise, when they saw that she was dead, they lifted up their voice, cried out and wept. And Salome came running, and fell down at the feet of the Saviour, and said, “My Lord and my God, behold, she whom You love is dead. </w:t>
+      </w:r>
+      <w:r>
+        <w:rPr>
+          <w:rFonts w:ascii="Gentium" w:hAnsi="Gentium" w:cs="Gentium"/>
+          <w:b/>
+          <w:bCs/>
+          <w:color w:val="EE0000"/>
+          <w:vertAlign w:val="superscript"/>
+        </w:rPr>
+        <w:t>12</w:t>
+      </w:r>
+      <w:r>
+        <w:rPr>
+          <w:rFonts w:ascii="Gentium" w:hAnsi="Gentium" w:cs="Gentium"/>
+          <w:color w:val="EE0000"/>
+        </w:rPr>
+        <w:t> </w:t>
+      </w:r>
+      <w:r>
+        <w:rPr>
+          <w:rFonts w:ascii="Gentium" w:hAnsi="Gentium" w:cs="Gentium"/>
+          <w:color w:val="4F6228" w:themeColor="accent3" w:themeShade="80"/>
+        </w:rPr>
+        <w:t xml:space="preserve">Woe to us and the great misery that has befallen us today. If You had not withdrawn outside, she had not died.” </w:t>
+      </w:r>
+      <w:r>
+        <w:rPr>
+          <w:rFonts w:ascii="Gentium" w:hAnsi="Gentium" w:cs="Gentium"/>
+          <w:b/>
+          <w:bCs/>
+          <w:color w:val="EE0000"/>
+          <w:vertAlign w:val="superscript"/>
+        </w:rPr>
+        <w:t>13</w:t>
+      </w:r>
+      <w:r>
+        <w:rPr>
+          <w:rFonts w:ascii="Gentium" w:hAnsi="Gentium" w:cs="Gentium"/>
+          <w:color w:val="EE0000"/>
+        </w:rPr>
+        <w:t> </w:t>
+      </w:r>
+      <w:r>
+        <w:rPr>
+          <w:rFonts w:ascii="Gentium" w:hAnsi="Gentium" w:cs="Gentium"/>
+          <w:color w:val="4F6228" w:themeColor="accent3" w:themeShade="80"/>
+        </w:rPr>
+        <w:t>But the Saviour said, “She did not die, but lived. For, the death of My mother is not death, but it is life.”</w:t>
       </w:r>
     </w:p>
     <w:p>
@@ -12428,6 +13711,279 @@
     </w:p>
     <w:p>
       <w:pPr>
+        <w:keepNext/>
+        <w:widowControl w:val="0"/>
+        <w:spacing w:before="120"/>
+        <w:jc w:val="center"/>
+        <w:rPr>
+          <w:rFonts w:ascii="Gentium" w:hAnsi="Gentium" w:cs="Gentium"/>
+          <w:smallCaps/>
+          <w:color w:val="4F6228" w:themeColor="accent3" w:themeShade="80"/>
+          <w:u w:val="single"/>
+        </w:rPr>
+      </w:pPr>
+      <w:r>
+        <w:rPr>
+          <w:rFonts w:ascii="Gentium" w:hAnsi="Gentium" w:cs="Gentium"/>
+          <w:smallCaps/>
+          <w:color w:val="4F6228" w:themeColor="accent3" w:themeShade="80"/>
+          <w:u w:val="single"/>
+        </w:rPr>
+        <w:t>Sahidic Fragment II</w:t>
+      </w:r>
+    </w:p>
+    <w:p>
+      <w:pPr>
+        <w:spacing w:before="120"/>
+        <w:jc w:val="both"/>
+        <w:rPr>
+          <w:rFonts w:ascii="Gentium" w:hAnsi="Gentium" w:cs="Gentium"/>
+          <w:color w:val="4F6228" w:themeColor="accent3" w:themeShade="80"/>
+        </w:rPr>
+      </w:pPr>
+      <w:r>
+        <w:rPr>
+          <w:rFonts w:ascii="Gentium" w:hAnsi="Gentium" w:cs="Gentium"/>
+          <w:b/>
+          <w:bCs/>
+          <w:color w:val="EE0000"/>
+          <w:vertAlign w:val="superscript"/>
+        </w:rPr>
+        <w:t>1</w:t>
+      </w:r>
+      <w:r>
+        <w:rPr>
+          <w:rFonts w:ascii="Gentium" w:hAnsi="Gentium" w:cs="Gentium"/>
+          <w:color w:val="EE0000"/>
+        </w:rPr>
+        <w:t> </w:t>
+      </w:r>
+      <w:r>
+        <w:rPr>
+          <w:rFonts w:ascii="Gentium" w:hAnsi="Gentium" w:cs="Gentium"/>
+          <w:color w:val="4F6228" w:themeColor="accent3" w:themeShade="80"/>
+        </w:rPr>
+        <w:t xml:space="preserve">And we arose straight away and went in, </w:t>
+      </w:r>
+      <w:r>
+        <w:rPr>
+          <w:rFonts w:ascii="Gentium" w:hAnsi="Gentium" w:cs="Gentium"/>
+          <w:b/>
+          <w:bCs/>
+          <w:color w:val="EE0000"/>
+          <w:vertAlign w:val="superscript"/>
+        </w:rPr>
+        <w:t>2</w:t>
+      </w:r>
+      <w:r>
+        <w:rPr>
+          <w:rFonts w:ascii="Gentium" w:hAnsi="Gentium" w:cs="Gentium"/>
+          <w:color w:val="EE0000"/>
+        </w:rPr>
+        <w:t xml:space="preserve"> </w:t>
+      </w:r>
+      <w:r>
+        <w:rPr>
+          <w:rFonts w:ascii="Gentium" w:hAnsi="Gentium" w:cs="Gentium"/>
+          <w:color w:val="4F6228" w:themeColor="accent3" w:themeShade="80"/>
+        </w:rPr>
+        <w:t xml:space="preserve">and found her lying as one, who has … lying </w:t>
+      </w:r>
+      <w:r>
+        <w:rPr>
+          <w:rFonts w:ascii="Gentium" w:hAnsi="Gentium" w:cs="Gentium"/>
+          <w:i/>
+          <w:iCs/>
+          <w:color w:val="4F6228" w:themeColor="accent3" w:themeShade="80"/>
+        </w:rPr>
+        <w:t>and</w:t>
+      </w:r>
+      <w:r>
+        <w:rPr>
+          <w:rFonts w:ascii="Gentium" w:hAnsi="Gentium" w:cs="Gentium"/>
+          <w:color w:val="4F6228" w:themeColor="accent3" w:themeShade="80"/>
+        </w:rPr>
+        <w:t xml:space="preserve"> sleeping; for, she was exceedingly bright, her face sending forth rays of light. Now, when we saw her, we were afraid and wondered exceedingly; and we fell on her and wept. </w:t>
+      </w:r>
+      <w:r>
+        <w:rPr>
+          <w:rFonts w:ascii="Gentium" w:hAnsi="Gentium" w:cs="Gentium"/>
+          <w:b/>
+          <w:bCs/>
+          <w:color w:val="EE0000"/>
+          <w:vertAlign w:val="superscript"/>
+        </w:rPr>
+        <w:t>3</w:t>
+      </w:r>
+      <w:r>
+        <w:rPr>
+          <w:rFonts w:ascii="Gentium" w:hAnsi="Gentium" w:cs="Gentium"/>
+          <w:color w:val="EE0000"/>
+        </w:rPr>
+        <w:t> </w:t>
+      </w:r>
+      <w:r>
+        <w:rPr>
+          <w:rFonts w:ascii="Gentium" w:hAnsi="Gentium" w:cs="Gentium"/>
+          <w:color w:val="4F6228" w:themeColor="accent3" w:themeShade="80"/>
+        </w:rPr>
+        <w:t xml:space="preserve">And the Saviour stretched Himself out on the body of His mother and wept upon her for a long while. And He kissed her, saying these and other things over her, speaking thus, “Blessed are your lips, O Mary My mother; for, you were worthy … to kiss the Son of God by them. </w:t>
+      </w:r>
+      <w:r>
+        <w:rPr>
+          <w:rFonts w:ascii="Gentium" w:hAnsi="Gentium" w:cs="Gentium"/>
+          <w:b/>
+          <w:bCs/>
+          <w:color w:val="EE0000"/>
+          <w:vertAlign w:val="superscript"/>
+        </w:rPr>
+        <w:t>4</w:t>
+      </w:r>
+      <w:r>
+        <w:rPr>
+          <w:rFonts w:ascii="Gentium" w:hAnsi="Gentium" w:cs="Gentium"/>
+          <w:color w:val="EE0000"/>
+        </w:rPr>
+        <w:t> </w:t>
+      </w:r>
+      <w:r>
+        <w:rPr>
+          <w:rFonts w:ascii="Gentium" w:hAnsi="Gentium" w:cs="Gentium"/>
+          <w:color w:val="4F6228" w:themeColor="accent3" w:themeShade="80"/>
+        </w:rPr>
+        <w:t xml:space="preserve">Blessed are your eyes, O My mother; for, you looked into the face of Him, who looks upon the earth, and it trembles to its foundations. </w:t>
+      </w:r>
+      <w:r>
+        <w:rPr>
+          <w:rFonts w:ascii="Gentium" w:hAnsi="Gentium" w:cs="Gentium"/>
+          <w:b/>
+          <w:bCs/>
+          <w:color w:val="EE0000"/>
+          <w:vertAlign w:val="superscript"/>
+        </w:rPr>
+        <w:t>5</w:t>
+      </w:r>
+      <w:r>
+        <w:rPr>
+          <w:rFonts w:ascii="Gentium" w:hAnsi="Gentium" w:cs="Gentium"/>
+          <w:color w:val="EE0000"/>
+        </w:rPr>
+        <w:t> </w:t>
+      </w:r>
+      <w:r>
+        <w:rPr>
+          <w:rFonts w:ascii="Gentium" w:hAnsi="Gentium" w:cs="Gentium"/>
+          <w:color w:val="4F6228" w:themeColor="accent3" w:themeShade="80"/>
+        </w:rPr>
+        <w:t xml:space="preserve">Blessed are your ears, O My mother, </w:t>
+      </w:r>
+      <w:r>
+        <w:rPr>
+          <w:rFonts w:ascii="Gentium" w:hAnsi="Gentium" w:cs="Gentium"/>
+          <w:color w:val="4F6228" w:themeColor="accent3" w:themeShade="80"/>
+        </w:rPr>
+        <w:lastRenderedPageBreak/>
+        <w:t xml:space="preserve">who bore Me being God and being Man; for, you heard hidden mysteries that it is not lawful to tell man. </w:t>
+      </w:r>
+      <w:r>
+        <w:rPr>
+          <w:rFonts w:ascii="Gentium" w:hAnsi="Gentium" w:cs="Gentium"/>
+          <w:b/>
+          <w:bCs/>
+          <w:color w:val="EE0000"/>
+          <w:vertAlign w:val="superscript"/>
+        </w:rPr>
+        <w:t>6</w:t>
+      </w:r>
+      <w:r>
+        <w:rPr>
+          <w:rFonts w:ascii="Gentium" w:hAnsi="Gentium" w:cs="Gentium"/>
+          <w:color w:val="EE0000"/>
+        </w:rPr>
+        <w:t> </w:t>
+      </w:r>
+      <w:r>
+        <w:rPr>
+          <w:rFonts w:ascii="Gentium" w:hAnsi="Gentium" w:cs="Gentium"/>
+          <w:color w:val="4F6228" w:themeColor="accent3" w:themeShade="80"/>
+        </w:rPr>
+        <w:t xml:space="preserve">Blessed are your arms; for, you carried Him who carries all the creation. </w:t>
+      </w:r>
+      <w:r>
+        <w:rPr>
+          <w:rFonts w:ascii="Gentium" w:hAnsi="Gentium" w:cs="Gentium"/>
+          <w:b/>
+          <w:bCs/>
+          <w:color w:val="EE0000"/>
+          <w:vertAlign w:val="superscript"/>
+        </w:rPr>
+        <w:t>7</w:t>
+      </w:r>
+      <w:r>
+        <w:rPr>
+          <w:rFonts w:ascii="Gentium" w:hAnsi="Gentium" w:cs="Gentium"/>
+          <w:color w:val="EE0000"/>
+        </w:rPr>
+        <w:t> </w:t>
+      </w:r>
+      <w:r>
+        <w:rPr>
+          <w:rFonts w:ascii="Gentium" w:hAnsi="Gentium" w:cs="Gentium"/>
+          <w:color w:val="4F6228" w:themeColor="accent3" w:themeShade="80"/>
+        </w:rPr>
+        <w:t xml:space="preserve">Blessed are your breasts, O My mother; for, I was nourished from them, even I who nourish all the creation. </w:t>
+      </w:r>
+      <w:r>
+        <w:rPr>
+          <w:rFonts w:ascii="Gentium" w:hAnsi="Gentium" w:cs="Gentium"/>
+          <w:b/>
+          <w:bCs/>
+          <w:color w:val="EE0000"/>
+          <w:vertAlign w:val="superscript"/>
+        </w:rPr>
+        <w:t>8</w:t>
+      </w:r>
+      <w:r>
+        <w:rPr>
+          <w:rFonts w:ascii="Gentium" w:hAnsi="Gentium" w:cs="Gentium"/>
+          <w:color w:val="EE0000"/>
+        </w:rPr>
+        <w:t> </w:t>
+      </w:r>
+      <w:r>
+        <w:rPr>
+          <w:rFonts w:ascii="Gentium" w:hAnsi="Gentium" w:cs="Gentium"/>
+          <w:color w:val="4F6228" w:themeColor="accent3" w:themeShade="80"/>
+        </w:rPr>
+        <w:t xml:space="preserve">Blessed are you knees, O you whom I loved, for you carried Him who sits on the throne of the majesty on high. </w:t>
+      </w:r>
+      <w:r>
+        <w:rPr>
+          <w:rFonts w:ascii="Gentium" w:hAnsi="Gentium" w:cs="Gentium"/>
+          <w:b/>
+          <w:bCs/>
+          <w:color w:val="EE0000"/>
+          <w:vertAlign w:val="superscript"/>
+        </w:rPr>
+        <w:t>9</w:t>
+      </w:r>
+      <w:r>
+        <w:rPr>
+          <w:rFonts w:ascii="Gentium" w:hAnsi="Gentium" w:cs="Gentium"/>
+          <w:color w:val="EE0000"/>
+        </w:rPr>
+        <w:t> </w:t>
+      </w:r>
+      <w:r>
+        <w:rPr>
+          <w:rFonts w:ascii="Gentium" w:hAnsi="Gentium" w:cs="Gentium"/>
+          <w:color w:val="4F6228" w:themeColor="accent3" w:themeShade="80"/>
+        </w:rPr>
+        <w:t>Blessed is your womb; for, you carried Me nine months.”</w:t>
+      </w:r>
+    </w:p>
+    <w:p>
+      <w:pPr>
         <w:sectPr>
           <w:type w:val="continuous"/>
           <w:pgSz w:w="16838" w:h="11906" w:orient="landscape"/>
@@ -12544,15 +14100,7 @@
           <w:rFonts w:ascii="Gentium" w:hAnsi="Gentium" w:cs="Gentium"/>
           <w:color w:val="4F6228" w:themeColor="accent3" w:themeShade="80"/>
         </w:rPr>
-        <w:t xml:space="preserve">And our Saviour spoke with the apostles, saying, “Arise, take up the body of My beloved mother, which was to Me a holy temple, and bear it on your </w:t>
-      </w:r>
-      <w:r>
-        <w:rPr>
-          <w:rFonts w:ascii="Gentium" w:hAnsi="Gentium" w:cs="Gentium"/>
-          <w:color w:val="4F6228" w:themeColor="accent3" w:themeShade="80"/>
-        </w:rPr>
-        <w:lastRenderedPageBreak/>
-        <w:t xml:space="preserve">shoulders; for, garments of the height are wrapped upon it and palm branches of the heavenly </w:t>
+        <w:t xml:space="preserve">And our Saviour spoke with the apostles, saying, “Arise, take up the body of My beloved mother, which was to Me a holy temple, and bear it on your shoulders; for, garments of the height are wrapped upon it and palm branches of the heavenly </w:t>
       </w:r>
       <w:r>
         <w:rPr>
@@ -12675,6 +14223,199 @@
           <w:color w:val="4F6228" w:themeColor="accent3" w:themeShade="80"/>
         </w:rPr>
         <w:t xml:space="preserve"> peace, and we all worshipped Him. Again, David danced, saying, “Alleluia. Arise, O Lord, into Your rest; You and the ark of Your holy place, which is you, O Mary you Virgin undefiled.”</w:t>
+      </w:r>
+    </w:p>
+    <w:p>
+      <w:pPr>
+        <w:keepNext/>
+        <w:widowControl w:val="0"/>
+        <w:spacing w:before="120"/>
+        <w:jc w:val="center"/>
+        <w:rPr>
+          <w:rFonts w:ascii="Gentium" w:hAnsi="Gentium" w:cs="Gentium"/>
+          <w:smallCaps/>
+          <w:color w:val="4F6228" w:themeColor="accent3" w:themeShade="80"/>
+          <w:u w:val="single"/>
+        </w:rPr>
+      </w:pPr>
+      <w:r>
+        <w:rPr>
+          <w:rFonts w:ascii="Gentium" w:hAnsi="Gentium" w:cs="Gentium"/>
+          <w:smallCaps/>
+          <w:color w:val="4F6228" w:themeColor="accent3" w:themeShade="80"/>
+          <w:u w:val="single"/>
+        </w:rPr>
+        <w:t>Sahidic Fragment II</w:t>
+      </w:r>
+    </w:p>
+    <w:p>
+      <w:pPr>
+        <w:spacing w:before="120"/>
+        <w:jc w:val="both"/>
+        <w:rPr>
+          <w:rFonts w:ascii="Gentium" w:hAnsi="Gentium" w:cs="Gentium"/>
+          <w:color w:val="4F6228" w:themeColor="accent3" w:themeShade="80"/>
+        </w:rPr>
+      </w:pPr>
+      <w:r>
+        <w:rPr>
+          <w:rFonts w:ascii="Gentium" w:hAnsi="Gentium" w:cs="Gentium"/>
+          <w:b/>
+          <w:bCs/>
+          <w:color w:val="EE0000"/>
+          <w:vertAlign w:val="superscript"/>
+        </w:rPr>
+        <w:t>1</w:t>
+      </w:r>
+      <w:r>
+        <w:rPr>
+          <w:rFonts w:ascii="Gentium" w:hAnsi="Gentium" w:cs="Gentium"/>
+          <w:color w:val="EE0000"/>
+        </w:rPr>
+        <w:t> </w:t>
+      </w:r>
+      <w:r>
+        <w:rPr>
+          <w:rFonts w:ascii="Gentium" w:hAnsi="Gentium" w:cs="Gentium"/>
+          <w:color w:val="4F6228" w:themeColor="accent3" w:themeShade="80"/>
+        </w:rPr>
+        <w:t xml:space="preserve">Now, as the Saviour said these things, He arose, </w:t>
+      </w:r>
+      <w:r>
+        <w:rPr>
+          <w:rFonts w:ascii="Gentium" w:hAnsi="Gentium" w:cs="Gentium"/>
+          <w:i/>
+          <w:iCs/>
+          <w:color w:val="4F6228" w:themeColor="accent3" w:themeShade="80"/>
+        </w:rPr>
+        <w:t>for, He was</w:t>
+      </w:r>
+      <w:r>
+        <w:rPr>
+          <w:rFonts w:ascii="Gentium" w:hAnsi="Gentium" w:cs="Gentium"/>
+          <w:color w:val="4F6228" w:themeColor="accent3" w:themeShade="80"/>
+        </w:rPr>
+        <w:t xml:space="preserve"> fallen upon His virgin mother. </w:t>
+      </w:r>
+      <w:r>
+        <w:rPr>
+          <w:rFonts w:ascii="Gentium" w:hAnsi="Gentium" w:cs="Gentium"/>
+          <w:b/>
+          <w:bCs/>
+          <w:color w:val="EE0000"/>
+          <w:vertAlign w:val="superscript"/>
+        </w:rPr>
+        <w:t>2</w:t>
+      </w:r>
+      <w:r>
+        <w:rPr>
+          <w:rFonts w:ascii="Gentium" w:hAnsi="Gentium" w:cs="Gentium"/>
+          <w:color w:val="EE0000"/>
+        </w:rPr>
+        <w:t> </w:t>
+      </w:r>
+      <w:r>
+        <w:rPr>
+          <w:rFonts w:ascii="Gentium" w:hAnsi="Gentium" w:cs="Gentium"/>
+          <w:color w:val="4F6228" w:themeColor="accent3" w:themeShade="80"/>
+        </w:rPr>
+        <w:t xml:space="preserve">He took hold of the two borders of the garments, as she lay on them, and wrapped them on her with His own hands; and He fastened them to her body, so that they were fastened with unguent. </w:t>
+      </w:r>
+      <w:r>
+        <w:rPr>
+          <w:rFonts w:ascii="Gentium" w:hAnsi="Gentium" w:cs="Gentium"/>
+          <w:b/>
+          <w:bCs/>
+          <w:color w:val="EE0000"/>
+          <w:vertAlign w:val="superscript"/>
+        </w:rPr>
+        <w:t>3</w:t>
+      </w:r>
+      <w:r>
+        <w:rPr>
+          <w:rFonts w:ascii="Gentium" w:hAnsi="Gentium" w:cs="Gentium"/>
+          <w:color w:val="EE0000"/>
+        </w:rPr>
+        <w:t> </w:t>
+      </w:r>
+      <w:r>
+        <w:rPr>
+          <w:rFonts w:ascii="Gentium" w:hAnsi="Gentium" w:cs="Gentium"/>
+          <w:color w:val="4F6228" w:themeColor="accent3" w:themeShade="80"/>
+        </w:rPr>
+        <w:t xml:space="preserve">The Saviour said to the apostles, “Take up this body that was to Me a dwelling place on earth, and place it on you; for, the garments that I have given her cannot touch the bier of this world, because they are garments of the heavenly light. </w:t>
+      </w:r>
+      <w:r>
+        <w:rPr>
+          <w:rFonts w:ascii="Gentium" w:hAnsi="Gentium" w:cs="Gentium"/>
+          <w:b/>
+          <w:bCs/>
+          <w:color w:val="EE0000"/>
+          <w:vertAlign w:val="superscript"/>
+        </w:rPr>
+        <w:t>4</w:t>
+      </w:r>
+      <w:r>
+        <w:rPr>
+          <w:rFonts w:ascii="Gentium" w:hAnsi="Gentium" w:cs="Gentium"/>
+          <w:color w:val="EE0000"/>
+        </w:rPr>
+        <w:t> </w:t>
+      </w:r>
+      <w:r>
+        <w:rPr>
+          <w:rFonts w:ascii="Gentium" w:hAnsi="Gentium" w:cs="Gentium"/>
+          <w:color w:val="4F6228" w:themeColor="accent3" w:themeShade="80"/>
+        </w:rPr>
+        <w:t xml:space="preserve">But you, My glorious members, I have made you like to Me; carry My mother on your body and sing before her. </w:t>
+      </w:r>
+      <w:r>
+        <w:rPr>
+          <w:rFonts w:ascii="Gentium" w:hAnsi="Gentium" w:cs="Gentium"/>
+          <w:b/>
+          <w:bCs/>
+          <w:color w:val="EE0000"/>
+          <w:vertAlign w:val="superscript"/>
+        </w:rPr>
+        <w:t>5</w:t>
+      </w:r>
+      <w:r>
+        <w:rPr>
+          <w:rFonts w:ascii="Gentium" w:hAnsi="Gentium" w:cs="Gentium"/>
+          <w:color w:val="EE0000"/>
+        </w:rPr>
+        <w:t> </w:t>
+      </w:r>
+      <w:r>
+        <w:rPr>
+          <w:rFonts w:ascii="Gentium" w:hAnsi="Gentium" w:cs="Gentium"/>
+          <w:color w:val="4F6228" w:themeColor="accent3" w:themeShade="80"/>
+        </w:rPr>
+        <w:t xml:space="preserve">And go forth with her to the place that My Father shall command, to lay her body in it. Do not be afraid. I am with you.” </w:t>
+      </w:r>
+      <w:r>
+        <w:rPr>
+          <w:rFonts w:ascii="Gentium" w:hAnsi="Gentium" w:cs="Gentium"/>
+          <w:b/>
+          <w:bCs/>
+          <w:color w:val="EE0000"/>
+          <w:vertAlign w:val="superscript"/>
+        </w:rPr>
+        <w:t>6</w:t>
+      </w:r>
+      <w:r>
+        <w:rPr>
+          <w:rFonts w:ascii="Gentium" w:hAnsi="Gentium" w:cs="Gentium"/>
+          <w:color w:val="EE0000"/>
+        </w:rPr>
+        <w:t> </w:t>
+      </w:r>
+      <w:r>
+        <w:rPr>
+          <w:rFonts w:ascii="Gentium" w:hAnsi="Gentium" w:cs="Gentium"/>
+          <w:color w:val="4F6228" w:themeColor="accent3" w:themeShade="80"/>
+        </w:rPr>
+        <w:t>Now as the Saviour said these things,</w:t>
       </w:r>
     </w:p>
     <w:p>
@@ -12795,7 +14536,15 @@
           <w:rFonts w:ascii="Gentium" w:hAnsi="Gentium" w:cs="Gentium"/>
           <w:color w:val="4F6228" w:themeColor="accent3" w:themeShade="80"/>
         </w:rPr>
-        <w:t xml:space="preserve">Straight away, they took up the body of the Virgin. My father Peter was carrying her head, my father John carrying her feet; and the rest of the apostles, with censers of incense in their hands going before us singing, and all the virgins going behind her. </w:t>
+        <w:t xml:space="preserve">Straight away, they took up the body of the Virgin. My father Peter was carrying her head, my father John carrying her feet; and the rest of the apostles, with censers of incense in their </w:t>
+      </w:r>
+      <w:r>
+        <w:rPr>
+          <w:rFonts w:ascii="Gentium" w:hAnsi="Gentium" w:cs="Gentium"/>
+          <w:color w:val="4F6228" w:themeColor="accent3" w:themeShade="80"/>
+        </w:rPr>
+        <w:lastRenderedPageBreak/>
+        <w:t xml:space="preserve">hands going before us singing, and all the virgins going behind her. </w:t>
       </w:r>
       <w:r>
         <w:rPr>
@@ -12932,6 +14681,151 @@
           <w:color w:val="4F6228" w:themeColor="accent3" w:themeShade="80"/>
         </w:rPr>
         <w:t>But the body of the Virgin the apostles bore and put it into the tomb according to the word of our Saviour, and they remained watching it for three and a half days.</w:t>
+      </w:r>
+    </w:p>
+    <w:p>
+      <w:pPr>
+        <w:keepNext/>
+        <w:widowControl w:val="0"/>
+        <w:spacing w:before="120"/>
+        <w:jc w:val="center"/>
+        <w:rPr>
+          <w:rFonts w:ascii="Gentium" w:hAnsi="Gentium" w:cs="Gentium"/>
+          <w:smallCaps/>
+          <w:color w:val="4F6228" w:themeColor="accent3" w:themeShade="80"/>
+          <w:u w:val="single"/>
+        </w:rPr>
+      </w:pPr>
+      <w:r>
+        <w:rPr>
+          <w:rFonts w:ascii="Gentium" w:hAnsi="Gentium" w:cs="Gentium"/>
+          <w:smallCaps/>
+          <w:color w:val="4F6228" w:themeColor="accent3" w:themeShade="80"/>
+          <w:u w:val="single"/>
+        </w:rPr>
+        <w:t>Sahidic Fragment II</w:t>
+      </w:r>
+    </w:p>
+    <w:p>
+      <w:pPr>
+        <w:spacing w:before="120"/>
+        <w:jc w:val="both"/>
+        <w:rPr>
+          <w:rFonts w:ascii="Gentium" w:hAnsi="Gentium" w:cs="Gentium"/>
+          <w:color w:val="4F6228" w:themeColor="accent3" w:themeShade="80"/>
+        </w:rPr>
+      </w:pPr>
+      <w:r>
+        <w:rPr>
+          <w:rFonts w:ascii="Gentium" w:hAnsi="Gentium" w:cs="Gentium"/>
+          <w:b/>
+          <w:bCs/>
+          <w:color w:val="EE0000"/>
+          <w:vertAlign w:val="superscript"/>
+        </w:rPr>
+        <w:t>1</w:t>
+      </w:r>
+      <w:r>
+        <w:rPr>
+          <w:rFonts w:ascii="Gentium" w:hAnsi="Gentium" w:cs="Gentium"/>
+          <w:color w:val="EE0000"/>
+        </w:rPr>
+        <w:t> </w:t>
+      </w:r>
+      <w:r>
+        <w:rPr>
+          <w:rFonts w:ascii="Gentium" w:hAnsi="Gentium" w:cs="Gentium"/>
+          <w:color w:val="4F6228" w:themeColor="accent3" w:themeShade="80"/>
+        </w:rPr>
+        <w:t xml:space="preserve">He hid Himself from us. </w:t>
+      </w:r>
+      <w:r>
+        <w:rPr>
+          <w:rFonts w:ascii="Gentium" w:hAnsi="Gentium" w:cs="Gentium"/>
+          <w:b/>
+          <w:bCs/>
+          <w:color w:val="EE0000"/>
+          <w:vertAlign w:val="superscript"/>
+        </w:rPr>
+        <w:t>3</w:t>
+      </w:r>
+      <w:r>
+        <w:rPr>
+          <w:rFonts w:ascii="Gentium" w:hAnsi="Gentium" w:cs="Gentium"/>
+          <w:color w:val="EE0000"/>
+        </w:rPr>
+        <w:t> </w:t>
+      </w:r>
+      <w:r>
+        <w:rPr>
+          <w:rFonts w:ascii="Gentium" w:hAnsi="Gentium" w:cs="Gentium"/>
+          <w:color w:val="4F6228" w:themeColor="accent3" w:themeShade="80"/>
+        </w:rPr>
+        <w:t xml:space="preserve">And we took up the body of the Virgin, my father Peter carrying her head, my father John carrying her feet; the rest of the apostles also and the women also going with us, and the virgins who came forth from the temple; the women going with us behind, the men going before, singing a heavenly hymn. </w:t>
+      </w:r>
+      <w:r>
+        <w:rPr>
+          <w:rFonts w:ascii="Gentium" w:hAnsi="Gentium" w:cs="Gentium"/>
+          <w:b/>
+          <w:bCs/>
+          <w:color w:val="EE0000"/>
+          <w:vertAlign w:val="superscript"/>
+        </w:rPr>
+        <w:t>4</w:t>
+      </w:r>
+      <w:r>
+        <w:rPr>
+          <w:rFonts w:ascii="Gentium" w:hAnsi="Gentium" w:cs="Gentium"/>
+          <w:color w:val="EE0000"/>
+        </w:rPr>
+        <w:t> </w:t>
+      </w:r>
+      <w:r>
+        <w:rPr>
+          <w:rFonts w:ascii="Gentium" w:hAnsi="Gentium" w:cs="Gentium"/>
+          <w:color w:val="4F6228" w:themeColor="accent3" w:themeShade="80"/>
+        </w:rPr>
+        <w:t xml:space="preserve">And it came to pass, when we came to the east of Jerusalem, we came to the place called the valley of Jehoshaphat; and the people that made insurrection, the murderers, slayers of their God, the cursed Jews, when they heard the sound of the hymns, were filled with the jealousy of their father the devil and went and told the chief priests those things that were come to pass. They arose and came running in great wrath, being minded to catch away the body of the Virgin from us and burn it, even as they confessed to us afterwards. </w:t>
+      </w:r>
+      <w:r>
+        <w:rPr>
+          <w:rFonts w:ascii="Gentium" w:hAnsi="Gentium" w:cs="Gentium"/>
+          <w:b/>
+          <w:bCs/>
+          <w:color w:val="EE0000"/>
+          <w:vertAlign w:val="superscript"/>
+        </w:rPr>
+        <w:t>7</w:t>
+      </w:r>
+      <w:r>
+        <w:rPr>
+          <w:rFonts w:ascii="Gentium" w:hAnsi="Gentium" w:cs="Gentium"/>
+          <w:color w:val="EE0000"/>
+        </w:rPr>
+        <w:t> </w:t>
+      </w:r>
+      <w:r>
+        <w:rPr>
+          <w:rFonts w:ascii="Gentium" w:hAnsi="Gentium" w:cs="Gentium"/>
+          <w:color w:val="4F6228" w:themeColor="accent3" w:themeShade="80"/>
+        </w:rPr>
+        <w:t xml:space="preserve">And it came to pass, when they drew near to us, great walls of fire came between us and them, and they left seeing the light of this world. For, the Lord smote them with a darkness that might be felt, as </w:t>
+      </w:r>
+      <w:r>
+        <w:rPr>
+          <w:rFonts w:ascii="Gentium" w:hAnsi="Gentium" w:cs="Gentium"/>
+          <w:i/>
+          <w:iCs/>
+          <w:color w:val="4F6228" w:themeColor="accent3" w:themeShade="80"/>
+        </w:rPr>
+        <w:t>He smote</w:t>
+      </w:r>
+      <w:r>
+        <w:rPr>
+          <w:rFonts w:ascii="Gentium" w:hAnsi="Gentium" w:cs="Gentium"/>
+          <w:color w:val="4F6228" w:themeColor="accent3" w:themeShade="80"/>
+        </w:rPr>
+        <w:t xml:space="preserve"> the Egyptians once.</w:t>
       </w:r>
     </w:p>
     <w:p>
@@ -13129,6 +15023,207 @@
     </w:p>
     <w:p>
       <w:pPr>
+        <w:keepNext/>
+        <w:widowControl w:val="0"/>
+        <w:spacing w:before="120"/>
+        <w:jc w:val="center"/>
+        <w:rPr>
+          <w:rFonts w:ascii="Gentium" w:hAnsi="Gentium" w:cs="Gentium"/>
+          <w:smallCaps/>
+          <w:color w:val="4F6228" w:themeColor="accent3" w:themeShade="80"/>
+          <w:u w:val="single"/>
+        </w:rPr>
+      </w:pPr>
+      <w:r>
+        <w:rPr>
+          <w:rFonts w:ascii="Gentium" w:hAnsi="Gentium" w:cs="Gentium"/>
+          <w:smallCaps/>
+          <w:color w:val="4F6228" w:themeColor="accent3" w:themeShade="80"/>
+          <w:u w:val="single"/>
+        </w:rPr>
+        <w:t>Sahidic Fragment II</w:t>
+      </w:r>
+    </w:p>
+    <w:p>
+      <w:pPr>
+        <w:spacing w:before="120"/>
+        <w:jc w:val="both"/>
+        <w:rPr>
+          <w:rFonts w:ascii="Gentium" w:hAnsi="Gentium" w:cs="Gentium"/>
+          <w:color w:val="4F6228" w:themeColor="accent3" w:themeShade="80"/>
+        </w:rPr>
+      </w:pPr>
+      <w:r>
+        <w:rPr>
+          <w:rFonts w:ascii="Gentium" w:hAnsi="Gentium" w:cs="Gentium"/>
+          <w:b/>
+          <w:bCs/>
+          <w:color w:val="EE0000"/>
+          <w:vertAlign w:val="superscript"/>
+        </w:rPr>
+        <w:t>1</w:t>
+      </w:r>
+      <w:r>
+        <w:rPr>
+          <w:rFonts w:ascii="Gentium" w:hAnsi="Gentium" w:cs="Gentium"/>
+          <w:color w:val="EE0000"/>
+        </w:rPr>
+        <w:t> </w:t>
+      </w:r>
+      <w:r>
+        <w:rPr>
+          <w:rFonts w:ascii="Gentium" w:hAnsi="Gentium" w:cs="Gentium"/>
+          <w:color w:val="4F6228" w:themeColor="accent3" w:themeShade="80"/>
+        </w:rPr>
+        <w:t xml:space="preserve">They cried out saying, “Mary the mother of Jesus, help us. We confess that Jesus is the Christ, He is the Son of the living God. </w:t>
+      </w:r>
+      <w:r>
+        <w:rPr>
+          <w:rFonts w:ascii="Gentium" w:hAnsi="Gentium" w:cs="Gentium"/>
+          <w:b/>
+          <w:bCs/>
+          <w:color w:val="EE0000"/>
+          <w:vertAlign w:val="superscript"/>
+        </w:rPr>
+        <w:t>2</w:t>
+      </w:r>
+      <w:r>
+        <w:rPr>
+          <w:rFonts w:ascii="Gentium" w:hAnsi="Gentium" w:cs="Gentium"/>
+          <w:color w:val="EE0000"/>
+        </w:rPr>
+        <w:t> </w:t>
+      </w:r>
+      <w:r>
+        <w:rPr>
+          <w:rFonts w:ascii="Gentium" w:hAnsi="Gentium" w:cs="Gentium"/>
+          <w:color w:val="4F6228" w:themeColor="accent3" w:themeShade="80"/>
+        </w:rPr>
+        <w:t xml:space="preserve">Have mercy on us, our sister Mary; for you are of our race. </w:t>
+      </w:r>
+      <w:r>
+        <w:rPr>
+          <w:rFonts w:ascii="Gentium" w:hAnsi="Gentium" w:cs="Gentium"/>
+          <w:b/>
+          <w:bCs/>
+          <w:color w:val="EE0000"/>
+          <w:vertAlign w:val="superscript"/>
+        </w:rPr>
+        <w:t>3</w:t>
+      </w:r>
+      <w:r>
+        <w:rPr>
+          <w:rFonts w:ascii="Gentium" w:hAnsi="Gentium" w:cs="Gentium"/>
+          <w:color w:val="EE0000"/>
+        </w:rPr>
+        <w:t> </w:t>
+      </w:r>
+      <w:r>
+        <w:rPr>
+          <w:rFonts w:ascii="Gentium" w:hAnsi="Gentium" w:cs="Gentium"/>
+          <w:color w:val="4F6228" w:themeColor="accent3" w:themeShade="80"/>
+        </w:rPr>
+        <w:t xml:space="preserve">We did all these things to Jesus your Son, and He did not do to us according to those things that we </w:t>
+      </w:r>
+      <w:r>
+        <w:rPr>
+          <w:rFonts w:ascii="Gentium" w:hAnsi="Gentium" w:cs="Gentium"/>
+          <w:color w:val="4F6228" w:themeColor="accent3" w:themeShade="80"/>
+        </w:rPr>
+        <w:lastRenderedPageBreak/>
+        <w:t xml:space="preserve">did to Him. </w:t>
+      </w:r>
+      <w:r>
+        <w:rPr>
+          <w:rFonts w:ascii="Gentium" w:hAnsi="Gentium" w:cs="Gentium"/>
+          <w:b/>
+          <w:bCs/>
+          <w:color w:val="EE0000"/>
+          <w:vertAlign w:val="superscript"/>
+        </w:rPr>
+        <w:t>4</w:t>
+      </w:r>
+      <w:r>
+        <w:rPr>
+          <w:rFonts w:ascii="Gentium" w:hAnsi="Gentium" w:cs="Gentium"/>
+          <w:color w:val="EE0000"/>
+        </w:rPr>
+        <w:t> </w:t>
+      </w:r>
+      <w:r>
+        <w:rPr>
+          <w:rFonts w:ascii="Gentium" w:hAnsi="Gentium" w:cs="Gentium"/>
+          <w:color w:val="4F6228" w:themeColor="accent3" w:themeShade="80"/>
+        </w:rPr>
+        <w:t xml:space="preserve">Also have mercy on us and grant us the light.” </w:t>
+      </w:r>
+      <w:r>
+        <w:rPr>
+          <w:rFonts w:ascii="Gentium" w:hAnsi="Gentium" w:cs="Gentium"/>
+          <w:b/>
+          <w:bCs/>
+          <w:color w:val="EE0000"/>
+          <w:vertAlign w:val="superscript"/>
+        </w:rPr>
+        <w:t>5</w:t>
+      </w:r>
+      <w:r>
+        <w:rPr>
+          <w:rFonts w:ascii="Gentium" w:hAnsi="Gentium" w:cs="Gentium"/>
+          <w:color w:val="EE0000"/>
+        </w:rPr>
+        <w:t xml:space="preserve"> </w:t>
+      </w:r>
+      <w:r>
+        <w:rPr>
+          <w:rFonts w:ascii="Gentium" w:hAnsi="Gentium" w:cs="Gentium"/>
+          <w:color w:val="4F6228" w:themeColor="accent3" w:themeShade="80"/>
+        </w:rPr>
+        <w:t xml:space="preserve">Straight away, their eyes were opened, they saw the things that were come to pass, their unbelief being reproved and convicted. Straight away, there came from heaven a great choir of angels without number; and they approached and, straight away, caught away the body of the Virgin, which was placed f on the body of our holy fathers the apostles. And my father Peter and my father John looked at her when they flew with her to the heavens, whilst there were singing before her thousand thousands and ten thousand ten thousands of angels without number. And we did not leave standing and looking at the body of the Virgin, until they were hidden with it in the air. And it was not we alone who saw these things but the Jews also, who came forth to do harm to the body of the Virgin, were beholding all these things with us, </w:t>
+      </w:r>
+      <w:r>
+        <w:rPr>
+          <w:rFonts w:ascii="Gentium" w:hAnsi="Gentium" w:cs="Gentium"/>
+          <w:b/>
+          <w:bCs/>
+          <w:color w:val="EE0000"/>
+          <w:vertAlign w:val="superscript"/>
+        </w:rPr>
+        <w:t>6</w:t>
+      </w:r>
+      <w:r>
+        <w:rPr>
+          <w:rFonts w:ascii="Gentium" w:hAnsi="Gentium" w:cs="Gentium"/>
+          <w:color w:val="EE0000"/>
+        </w:rPr>
+        <w:t> </w:t>
+      </w:r>
+      <w:r>
+        <w:rPr>
+          <w:rFonts w:ascii="Gentium" w:hAnsi="Gentium" w:cs="Gentium"/>
+          <w:color w:val="4F6228" w:themeColor="accent3" w:themeShade="80"/>
+        </w:rPr>
+        <w:t xml:space="preserve">so that they lifted up their voice, crying out and saying, “One is the God of Israel, who sent His Son into the world. And we have become guilty of a great </w:t>
+      </w:r>
+      <w:r>
+        <w:rPr>
+          <w:rFonts w:ascii="Gentium" w:hAnsi="Gentium" w:cs="Gentium"/>
+          <w:i/>
+          <w:iCs/>
+          <w:color w:val="4F6228" w:themeColor="accent3" w:themeShade="80"/>
+        </w:rPr>
+        <w:t>and</w:t>
+      </w:r>
+      <w:r>
+        <w:rPr>
+          <w:rFonts w:ascii="Gentium" w:hAnsi="Gentium" w:cs="Gentium"/>
+          <w:color w:val="4F6228" w:themeColor="accent3" w:themeShade="80"/>
+        </w:rPr>
+        <w:t xml:space="preserve"> unpardonable sin.”</w:t>
+      </w:r>
+    </w:p>
+    <w:p>
+      <w:pPr>
         <w:sectPr>
           <w:type w:val="continuous"/>
           <w:pgSz w:w="16838" w:h="11906" w:orient="landscape"/>
@@ -13163,7 +15258,6 @@
           <w:sz w:val="28"/>
           <w:szCs w:val="28"/>
         </w:rPr>
-        <w:lastRenderedPageBreak/>
         <w:t>Chapter 17</w:t>
       </w:r>
     </w:p>
@@ -13327,6 +15421,63 @@
           <w:color w:val="4F6228" w:themeColor="accent3" w:themeShade="80"/>
         </w:rPr>
         <w:t xml:space="preserve"> body, which is the month Mesore, we arose on the fifteenth of this month, and gathered together to the tomb in which was the body of the Virgin, the virgins also being with us. We spent all the night watching and singing, offering up incense, the virgins having their lamps burning.</w:t>
+      </w:r>
+    </w:p>
+    <w:p>
+      <w:pPr>
+        <w:keepNext/>
+        <w:widowControl w:val="0"/>
+        <w:spacing w:before="120"/>
+        <w:jc w:val="center"/>
+        <w:rPr>
+          <w:rFonts w:ascii="Gentium" w:hAnsi="Gentium" w:cs="Gentium"/>
+          <w:smallCaps/>
+          <w:color w:val="4F6228" w:themeColor="accent3" w:themeShade="80"/>
+          <w:u w:val="single"/>
+        </w:rPr>
+      </w:pPr>
+      <w:r>
+        <w:rPr>
+          <w:rFonts w:ascii="Gentium" w:hAnsi="Gentium" w:cs="Gentium"/>
+          <w:smallCaps/>
+          <w:color w:val="4F6228" w:themeColor="accent3" w:themeShade="80"/>
+          <w:u w:val="single"/>
+        </w:rPr>
+        <w:t>Sahidic Fragment II</w:t>
+      </w:r>
+    </w:p>
+    <w:p>
+      <w:pPr>
+        <w:spacing w:before="120"/>
+        <w:jc w:val="both"/>
+        <w:rPr>
+          <w:rFonts w:ascii="Gentium" w:hAnsi="Gentium" w:cs="Gentium"/>
+          <w:color w:val="4F6228" w:themeColor="accent3" w:themeShade="80"/>
+        </w:rPr>
+      </w:pPr>
+      <w:r>
+        <w:rPr>
+          <w:rFonts w:ascii="Gentium" w:hAnsi="Gentium" w:cs="Gentium"/>
+          <w:b/>
+          <w:bCs/>
+          <w:color w:val="EE0000"/>
+          <w:vertAlign w:val="superscript"/>
+        </w:rPr>
+        <w:t>4</w:t>
+      </w:r>
+      <w:r>
+        <w:rPr>
+          <w:rFonts w:ascii="Gentium" w:hAnsi="Gentium" w:cs="Gentium"/>
+          <w:color w:val="EE0000"/>
+        </w:rPr>
+        <w:t> </w:t>
+      </w:r>
+      <w:r>
+        <w:rPr>
+          <w:rFonts w:ascii="Gentium" w:hAnsi="Gentium" w:cs="Gentium"/>
+          <w:color w:val="4F6228" w:themeColor="accent3" w:themeShade="80"/>
+        </w:rPr>
+        <w:t>And we returned into the house in which we dwelt, and we went in, and we sat down, grieving for the separation from us of the holy Virgin Mary; and we were beseeching God, day and night, that He would listen to us and cause us to see her again, even as He promised us.</w:t>
       </w:r>
     </w:p>
     <w:p>
@@ -13423,7 +15574,15 @@
           <w:rFonts w:ascii="Gentium" w:hAnsi="Gentium" w:cs="Gentium"/>
           <w:color w:val="4F6228" w:themeColor="accent3" w:themeShade="80"/>
         </w:rPr>
-        <w:t xml:space="preserve">And we fell down and worshipped Him, and He blessed us all, and said to us, “Why are you in this great sadness and this grief of heart and this deep mourning?” </w:t>
+        <w:t xml:space="preserve">And we fell down and worshipped Him, and He blessed us all, and said to us, “Why are you in this great sadness and this grief of heart </w:t>
+      </w:r>
+      <w:r>
+        <w:rPr>
+          <w:rFonts w:ascii="Gentium" w:hAnsi="Gentium" w:cs="Gentium"/>
+          <w:color w:val="4F6228" w:themeColor="accent3" w:themeShade="80"/>
+        </w:rPr>
+        <w:lastRenderedPageBreak/>
+        <w:t xml:space="preserve">and this deep mourning?” </w:t>
       </w:r>
       <w:r>
         <w:rPr>
@@ -13711,15 +15870,7 @@
           <w:rFonts w:ascii="Gentium" w:hAnsi="Gentium" w:cs="Gentium"/>
           <w:color w:val="4F6228" w:themeColor="accent3" w:themeShade="80"/>
         </w:rPr>
-        <w:t xml:space="preserve">And our Saviour answered, and </w:t>
-      </w:r>
-      <w:r>
-        <w:rPr>
-          <w:rFonts w:ascii="Gentium" w:hAnsi="Gentium" w:cs="Gentium"/>
-          <w:color w:val="4F6228" w:themeColor="accent3" w:themeShade="80"/>
-        </w:rPr>
-        <w:lastRenderedPageBreak/>
-        <w:t xml:space="preserve">said to us in His gentle voice, “Behold, My beloved mother. This is she whose virgin womb carried Me for nine months, and I was three years also receiving suck from her breasts that </w:t>
+        <w:t xml:space="preserve">And our Saviour answered, and said to us in His gentle voice, “Behold, My beloved mother. This is she whose virgin womb carried Me for nine months, and I was three years also receiving suck from her breasts that </w:t>
       </w:r>
       <w:r>
         <w:rPr>
@@ -13848,6 +15999,175 @@
           <w:color w:val="4F6228" w:themeColor="accent3" w:themeShade="80"/>
         </w:rPr>
         <w:t xml:space="preserve"> peace and went up to the heavens in glory, the angels singing before Him.</w:t>
+      </w:r>
+    </w:p>
+    <w:p>
+      <w:pPr>
+        <w:keepNext/>
+        <w:widowControl w:val="0"/>
+        <w:spacing w:before="120"/>
+        <w:jc w:val="center"/>
+        <w:rPr>
+          <w:rFonts w:ascii="Gentium" w:hAnsi="Gentium" w:cs="Gentium"/>
+          <w:smallCaps/>
+          <w:color w:val="4F6228" w:themeColor="accent3" w:themeShade="80"/>
+          <w:u w:val="single"/>
+        </w:rPr>
+      </w:pPr>
+      <w:r>
+        <w:rPr>
+          <w:rFonts w:ascii="Gentium" w:hAnsi="Gentium" w:cs="Gentium"/>
+          <w:smallCaps/>
+          <w:color w:val="4F6228" w:themeColor="accent3" w:themeShade="80"/>
+          <w:u w:val="single"/>
+        </w:rPr>
+        <w:t>Sahidic Fragment II</w:t>
+      </w:r>
+    </w:p>
+    <w:p>
+      <w:pPr>
+        <w:spacing w:before="120"/>
+        <w:jc w:val="both"/>
+        <w:rPr>
+          <w:rFonts w:ascii="Gentium" w:hAnsi="Gentium" w:cs="Gentium"/>
+          <w:color w:val="4F6228" w:themeColor="accent3" w:themeShade="80"/>
+        </w:rPr>
+      </w:pPr>
+      <w:r>
+        <w:rPr>
+          <w:rFonts w:ascii="Gentium" w:hAnsi="Gentium" w:cs="Gentium"/>
+          <w:b/>
+          <w:bCs/>
+          <w:color w:val="EE0000"/>
+          <w:vertAlign w:val="superscript"/>
+        </w:rPr>
+        <w:t>1</w:t>
+      </w:r>
+      <w:r>
+        <w:rPr>
+          <w:rFonts w:ascii="Gentium" w:hAnsi="Gentium" w:cs="Gentium"/>
+          <w:color w:val="EE0000"/>
+        </w:rPr>
+        <w:t> </w:t>
+      </w:r>
+      <w:r>
+        <w:rPr>
+          <w:rFonts w:ascii="Gentium" w:hAnsi="Gentium" w:cs="Gentium"/>
+          <w:color w:val="4F6228" w:themeColor="accent3" w:themeShade="80"/>
+        </w:rPr>
+        <w:t xml:space="preserve">Now, it came to pass at the hour of the light, on the eighth day after she went forth from </w:t>
+      </w:r>
+      <w:r>
+        <w:rPr>
+          <w:rFonts w:ascii="Gentium" w:hAnsi="Gentium" w:cs="Gentium"/>
+          <w:i/>
+          <w:iCs/>
+          <w:color w:val="4F6228" w:themeColor="accent3" w:themeShade="80"/>
+        </w:rPr>
+        <w:t>the</w:t>
+      </w:r>
+      <w:r>
+        <w:rPr>
+          <w:rFonts w:ascii="Gentium" w:hAnsi="Gentium" w:cs="Gentium"/>
+          <w:color w:val="4F6228" w:themeColor="accent3" w:themeShade="80"/>
+        </w:rPr>
+        <w:t xml:space="preserve"> body, there appeared to us our King within the house in which we dwelt, and said to us, “Peace be to you, and the peace that My Father gave to Me, I give to you. </w:t>
+      </w:r>
+      <w:r>
+        <w:rPr>
+          <w:rFonts w:ascii="Gentium" w:hAnsi="Gentium" w:cs="Gentium"/>
+          <w:b/>
+          <w:bCs/>
+          <w:color w:val="EE0000"/>
+          <w:vertAlign w:val="superscript"/>
+        </w:rPr>
+        <w:t>2</w:t>
+      </w:r>
+      <w:r>
+        <w:rPr>
+          <w:rFonts w:ascii="Gentium" w:hAnsi="Gentium" w:cs="Gentium"/>
+          <w:color w:val="EE0000"/>
+        </w:rPr>
+        <w:t> </w:t>
+      </w:r>
+      <w:r>
+        <w:rPr>
+          <w:rFonts w:ascii="Gentium" w:hAnsi="Gentium" w:cs="Gentium"/>
+          <w:color w:val="4F6228" w:themeColor="accent3" w:themeShade="80"/>
+        </w:rPr>
+        <w:t xml:space="preserve">Why are you in this great grief of heart?” </w:t>
+      </w:r>
+      <w:r>
+        <w:rPr>
+          <w:rFonts w:ascii="Gentium" w:hAnsi="Gentium" w:cs="Gentium"/>
+          <w:b/>
+          <w:bCs/>
+          <w:color w:val="EE0000"/>
+          <w:vertAlign w:val="superscript"/>
+        </w:rPr>
+        <w:t>3</w:t>
+      </w:r>
+      <w:r>
+        <w:rPr>
+          <w:rFonts w:ascii="Gentium" w:hAnsi="Gentium" w:cs="Gentium"/>
+          <w:color w:val="EE0000"/>
+        </w:rPr>
+        <w:t> </w:t>
+      </w:r>
+      <w:r>
+        <w:rPr>
+          <w:rFonts w:ascii="Gentium" w:hAnsi="Gentium" w:cs="Gentium"/>
+          <w:color w:val="4F6228" w:themeColor="accent3" w:themeShade="80"/>
+        </w:rPr>
+        <w:t xml:space="preserve">My father Peter said to Him, “My Lord and my God, we are distressed for the death of Your virgin mother. You have not made us worthy to see her again since she went forth from the body, neither have You shown us where her body is laid, that we may proclaim this to the sons of men.” </w:t>
+      </w:r>
+      <w:r>
+        <w:rPr>
+          <w:rFonts w:ascii="Gentium" w:hAnsi="Gentium" w:cs="Gentium"/>
+          <w:b/>
+          <w:bCs/>
+          <w:color w:val="EE0000"/>
+          <w:vertAlign w:val="superscript"/>
+        </w:rPr>
+        <w:t>4</w:t>
+      </w:r>
+      <w:r>
+        <w:rPr>
+          <w:rFonts w:ascii="Gentium" w:hAnsi="Gentium" w:cs="Gentium"/>
+          <w:color w:val="EE0000"/>
+        </w:rPr>
+        <w:t xml:space="preserve"> </w:t>
+      </w:r>
+      <w:r>
+        <w:rPr>
+          <w:rFonts w:ascii="Gentium" w:hAnsi="Gentium" w:cs="Gentium"/>
+          <w:color w:val="4F6228" w:themeColor="accent3" w:themeShade="80"/>
+        </w:rPr>
+        <w:t xml:space="preserve">The Saviour answered, saying, “Her body My Father has commanded to lay beneath the tree of life, which is in the midst of Paradise, because it was a dwelling place of His Son, even of Me. </w:t>
+      </w:r>
+      <w:r>
+        <w:rPr>
+          <w:rFonts w:ascii="Gentium" w:hAnsi="Gentium" w:cs="Gentium"/>
+          <w:b/>
+          <w:bCs/>
+          <w:color w:val="EE0000"/>
+          <w:vertAlign w:val="superscript"/>
+        </w:rPr>
+        <w:t>5</w:t>
+      </w:r>
+      <w:r>
+        <w:rPr>
+          <w:rFonts w:ascii="Gentium" w:hAnsi="Gentium" w:cs="Gentium"/>
+          <w:color w:val="EE0000"/>
+        </w:rPr>
+        <w:t> </w:t>
+      </w:r>
+      <w:r>
+        <w:rPr>
+          <w:rFonts w:ascii="Gentium" w:hAnsi="Gentium" w:cs="Gentium"/>
+          <w:color w:val="4F6228" w:themeColor="accent3" w:themeShade="80"/>
+        </w:rPr>
+        <w:t>But now, behold, I have sent for her, in order that she may be manifested to you, and may tell you the honours that she has seen …</w:t>
       </w:r>
     </w:p>
     <w:p>
@@ -13944,7 +16264,15 @@
           <w:rFonts w:ascii="Gentium" w:hAnsi="Gentium" w:cs="Gentium"/>
           <w:color w:val="4F6228" w:themeColor="accent3" w:themeShade="80"/>
         </w:rPr>
-        <w:t xml:space="preserve">I Evodius, the disciple of my father Peter, the apostle of our Lord Jesus Christ, who speak with you now in this instruction, was with the apostles, going with them; and I saw all these things come to pass. </w:t>
+        <w:t xml:space="preserve">I Evodius, the disciple of my father Peter, the apostle of our Lord Jesus Christ, who speak with you now in this instruction, was with </w:t>
+      </w:r>
+      <w:r>
+        <w:rPr>
+          <w:rFonts w:ascii="Gentium" w:hAnsi="Gentium" w:cs="Gentium"/>
+          <w:color w:val="4F6228" w:themeColor="accent3" w:themeShade="80"/>
+        </w:rPr>
+        <w:lastRenderedPageBreak/>
+        <w:t xml:space="preserve">the apostles, going with them; and I saw all these things come to pass. </w:t>
       </w:r>
       <w:r>
         <w:rPr>
